--- a/report/lab6/report/report/report.docx
+++ b/report/lab6/report/report/report.docx
@@ -25,7 +25,7 @@
         <w:t xml:space="preserve"> </w:t>
       </w:r>
       <w:r>
-        <w:t xml:space="preserve">3.</w:t>
+        <w:t xml:space="preserve">6.</w:t>
       </w:r>
     </w:p>
     <w:p>
@@ -33,25 +33,37 @@
         <w:pStyle w:val="Subtitle"/>
       </w:pPr>
       <w:r>
-        <w:t xml:space="preserve">Анализ</w:t>
+        <w:t xml:space="preserve">Адресация</w:t>
       </w:r>
       <w:r>
         <w:t xml:space="preserve"> </w:t>
       </w:r>
       <w:r>
-        <w:t xml:space="preserve">трафика</w:t>
+        <w:t xml:space="preserve">IPv4</w:t>
       </w:r>
       <w:r>
         <w:t xml:space="preserve"> </w:t>
       </w:r>
       <w:r>
-        <w:t xml:space="preserve">в</w:t>
+        <w:t xml:space="preserve">и</w:t>
       </w:r>
       <w:r>
         <w:t xml:space="preserve"> </w:t>
       </w:r>
       <w:r>
-        <w:t xml:space="preserve">Wireshark</w:t>
+        <w:t xml:space="preserve">IPv6.</w:t>
+      </w:r>
+      <w:r>
+        <w:t xml:space="preserve"> </w:t>
+      </w:r>
+      <w:r>
+        <w:t xml:space="preserve">Двойной</w:t>
+      </w:r>
+      <w:r>
+        <w:t xml:space="preserve"> </w:t>
+      </w:r>
+      <w:r>
+        <w:t xml:space="preserve">стек</w:t>
       </w:r>
     </w:p>
     <w:p>
@@ -123,11 +135,11 @@
         <w:pStyle w:val="FirstParagraph"/>
       </w:pPr>
       <w:r>
-        <w:t xml:space="preserve">Изучение посредством Wireshark кадров Ethernet, анализ PDU протоколов транспортного и прикладного уровней стека TCP/IP.</w:t>
+        <w:t xml:space="preserve">Изучение принципов распределения и настройки адресного пространства на устройствах сети.</w:t>
       </w:r>
     </w:p>
     <w:bookmarkEnd w:id="20"/>
-    <w:bookmarkStart w:id="41" w:name="mac-адресация"/>
+    <w:bookmarkStart w:id="112" w:name="задания-для-выполнения"/>
     <w:p>
       <w:pPr>
         <w:pStyle w:val="Heading1"/>
@@ -142,10 +154,10 @@
         <w:tab/>
       </w:r>
       <w:r>
-        <w:t xml:space="preserve">MAC-адресация</w:t>
-      </w:r>
-    </w:p>
-    <w:bookmarkStart w:id="21" w:name="постановка-задачи"/>
+        <w:t xml:space="preserve">Задания для выполнения</w:t>
+      </w:r>
+    </w:p>
+    <w:bookmarkStart w:id="23" w:name="разбиение-сети-на-подсети"/>
     <w:p>
       <w:pPr>
         <w:pStyle w:val="Heading2"/>
@@ -160,7 +172,25 @@
         <w:tab/>
       </w:r>
       <w:r>
-        <w:t xml:space="preserve">Постановка задачи</w:t>
+        <w:t xml:space="preserve">Разбиение сети на подсети</w:t>
+      </w:r>
+    </w:p>
+    <w:bookmarkStart w:id="21" w:name="разбиение-ipv4-сети-на-подсети"/>
+    <w:p>
+      <w:pPr>
+        <w:pStyle w:val="Heading3"/>
+      </w:pPr>
+      <w:r>
+        <w:rPr>
+          <w:rStyle w:val="SectionNumber"/>
+        </w:rPr>
+        <w:t xml:space="preserve">2.1.1</w:t>
+      </w:r>
+      <w:r>
+        <w:tab/>
+      </w:r>
+      <w:r>
+        <w:t xml:space="preserve">Разбиение IPv4-сети на подсети</w:t>
       </w:r>
     </w:p>
     <w:p>
@@ -169,41 +199,1030 @@
           <w:ilvl w:val="0"/>
           <w:numId w:val="1001"/>
         </w:numPr>
-      </w:pPr>
-      <w:r>
-        <w:t xml:space="preserve">Изучение возможностей команды ipconfig для ОС типа Windows (ifconfig для систем типа Linux).</w:t>
-      </w:r>
-    </w:p>
-    <w:p>
-      <w:pPr>
-        <w:numPr>
-          <w:ilvl w:val="0"/>
-          <w:numId w:val="1001"/>
-        </w:numPr>
-      </w:pPr>
-      <w:r>
-        <w:t xml:space="preserve">Определение MAC-адреса устройства и его типа.</w:t>
-      </w:r>
-    </w:p>
-    <w:bookmarkEnd w:id="21"/>
-    <w:bookmarkStart w:id="40" w:name="порядок-выполнения-работы"/>
-    <w:p>
-      <w:pPr>
-        <w:pStyle w:val="Heading2"/>
+        <w:pStyle w:val="Compact"/>
+      </w:pPr>
+      <w:r>
+        <w:t xml:space="preserve">Задана IPv4-сеть 172.16.20.0/24. Для заданной сети определите префикс, маску, broadcast-адрес, число возможных подсетей, диапазон адресов узлов. Разбейте сеть на 3 подсети с максимально возможным числом адресов узлов 126, 62, 62 соответственно.</w:t>
+      </w:r>
+    </w:p>
+    <w:p>
+      <w:pPr>
+        <w:pStyle w:val="FirstParagraph"/>
       </w:pPr>
       <w:r>
         <w:rPr>
-          <w:rStyle w:val="SectionNumber"/>
+          <w:bCs/>
+          <w:b/>
         </w:rPr>
-        <w:t xml:space="preserve">2.2</w:t>
-      </w:r>
-      <w:r>
-        <w:tab/>
-      </w:r>
-      <w:r>
-        <w:t xml:space="preserve">Порядок выполнения работы</w:t>
-      </w:r>
-    </w:p>
+        <w:t xml:space="preserve">Исходная сеть: 172.16.20.0/24</w:t>
+      </w:r>
+    </w:p>
+    <w:p>
+      <w:pPr>
+        <w:pStyle w:val="BodyText"/>
+      </w:pPr>
+      <w:r>
+        <w:rPr>
+          <w:iCs/>
+          <w:i/>
+        </w:rPr>
+        <w:t xml:space="preserve">Характеристика сети</w:t>
+      </w:r>
+    </w:p>
+    <w:tbl>
+      <w:tblPr>
+        <w:tblStyle w:val="Table"/>
+        <w:tblW w:type="auto" w:w="0"/>
+        <w:tblLook w:firstRow="1" w:lastRow="0" w:firstColumn="0" w:lastColumn="0" w:noHBand="0" w:noVBand="0" w:val="0020"/>
+        <w:jc w:val="start"/>
+      </w:tblPr>
+      <w:tblGrid>
+        <w:gridCol w:w="3960"/>
+        <w:gridCol w:w="3960"/>
+      </w:tblGrid>
+      <w:tr>
+        <w:trPr>
+          <w:tblHeader w:val="true"/>
+        </w:trPr>
+        <w:tc>
+          <w:tcPr/>
+          <w:p>
+            <w:pPr>
+              <w:pStyle w:val="Compact"/>
+              <w:jc w:val="left"/>
+            </w:pPr>
+            <w:r>
+              <w:t xml:space="preserve">Параметр</w:t>
+            </w:r>
+          </w:p>
+        </w:tc>
+        <w:tc>
+          <w:tcPr/>
+          <w:p>
+            <w:pPr>
+              <w:pStyle w:val="Compact"/>
+              <w:jc w:val="left"/>
+            </w:pPr>
+            <w:r>
+              <w:t xml:space="preserve">Значение</w:t>
+            </w:r>
+          </w:p>
+        </w:tc>
+      </w:tr>
+      <w:tr>
+        <w:tc>
+          <w:tcPr/>
+          <w:p>
+            <w:pPr>
+              <w:pStyle w:val="Compact"/>
+              <w:jc w:val="left"/>
+            </w:pPr>
+            <w:r>
+              <w:t xml:space="preserve">Адрес сети</w:t>
+            </w:r>
+          </w:p>
+        </w:tc>
+        <w:tc>
+          <w:tcPr/>
+          <w:p>
+            <w:pPr>
+              <w:pStyle w:val="Compact"/>
+              <w:jc w:val="left"/>
+            </w:pPr>
+            <w:r>
+              <w:t xml:space="preserve">172.16.20.0</w:t>
+            </w:r>
+          </w:p>
+        </w:tc>
+      </w:tr>
+      <w:tr>
+        <w:tc>
+          <w:tcPr/>
+          <w:p>
+            <w:pPr>
+              <w:pStyle w:val="Compact"/>
+              <w:jc w:val="left"/>
+            </w:pPr>
+            <w:r>
+              <w:t xml:space="preserve">Префикс</w:t>
+            </w:r>
+          </w:p>
+        </w:tc>
+        <w:tc>
+          <w:tcPr/>
+          <w:p>
+            <w:pPr>
+              <w:pStyle w:val="Compact"/>
+              <w:jc w:val="left"/>
+            </w:pPr>
+            <w:r>
+              <w:t xml:space="preserve">/24</w:t>
+            </w:r>
+          </w:p>
+        </w:tc>
+      </w:tr>
+      <w:tr>
+        <w:tc>
+          <w:tcPr/>
+          <w:p>
+            <w:pPr>
+              <w:pStyle w:val="Compact"/>
+              <w:jc w:val="left"/>
+            </w:pPr>
+            <w:r>
+              <w:t xml:space="preserve">Маска</w:t>
+            </w:r>
+          </w:p>
+        </w:tc>
+        <w:tc>
+          <w:tcPr/>
+          <w:p>
+            <w:pPr>
+              <w:pStyle w:val="Compact"/>
+              <w:jc w:val="left"/>
+            </w:pPr>
+            <w:r>
+              <w:t xml:space="preserve">255.255.255.0</w:t>
+            </w:r>
+          </w:p>
+        </w:tc>
+      </w:tr>
+      <w:tr>
+        <w:tc>
+          <w:tcPr/>
+          <w:p>
+            <w:pPr>
+              <w:pStyle w:val="Compact"/>
+              <w:jc w:val="left"/>
+            </w:pPr>
+            <w:r>
+              <w:t xml:space="preserve">Broadcast-адрес</w:t>
+            </w:r>
+          </w:p>
+        </w:tc>
+        <w:tc>
+          <w:tcPr/>
+          <w:p>
+            <w:pPr>
+              <w:pStyle w:val="Compact"/>
+              <w:jc w:val="left"/>
+            </w:pPr>
+            <w:r>
+              <w:t xml:space="preserve">172.16.20.255</w:t>
+            </w:r>
+          </w:p>
+        </w:tc>
+      </w:tr>
+      <w:tr>
+        <w:tc>
+          <w:tcPr/>
+          <w:p>
+            <w:pPr>
+              <w:pStyle w:val="Compact"/>
+              <w:jc w:val="left"/>
+            </w:pPr>
+            <w:r>
+              <w:t xml:space="preserve">Диапазон узлов</w:t>
+            </w:r>
+          </w:p>
+        </w:tc>
+        <w:tc>
+          <w:tcPr/>
+          <w:p>
+            <w:pPr>
+              <w:pStyle w:val="Compact"/>
+              <w:jc w:val="left"/>
+            </w:pPr>
+            <w:r>
+              <w:t xml:space="preserve">172.16.20.1 – 172.16.20.254</w:t>
+            </w:r>
+          </w:p>
+        </w:tc>
+      </w:tr>
+      <w:tr>
+        <w:tc>
+          <w:tcPr/>
+          <w:p>
+            <w:pPr>
+              <w:pStyle w:val="Compact"/>
+              <w:jc w:val="left"/>
+            </w:pPr>
+            <w:r>
+              <w:t xml:space="preserve">Количество узлов</w:t>
+            </w:r>
+          </w:p>
+        </w:tc>
+        <w:tc>
+          <w:tcPr/>
+          <w:p>
+            <w:pPr>
+              <w:pStyle w:val="Compact"/>
+              <w:jc w:val="left"/>
+            </w:pPr>
+            <w:r>
+              <w:t xml:space="preserve">254</w:t>
+            </w:r>
+          </w:p>
+        </w:tc>
+      </w:tr>
+      <w:tr>
+        <w:tc>
+          <w:tcPr/>
+          <w:p>
+            <w:pPr>
+              <w:pStyle w:val="Compact"/>
+              <w:jc w:val="left"/>
+            </w:pPr>
+            <w:r>
+              <w:t xml:space="preserve">Возможное число подсетей</w:t>
+            </w:r>
+          </w:p>
+        </w:tc>
+        <w:tc>
+          <w:tcPr/>
+          <w:p>
+            <w:pPr>
+              <w:pStyle w:val="Compact"/>
+              <w:jc w:val="left"/>
+            </w:pPr>
+            <w:r>
+              <w:t xml:space="preserve">1 (без разбиения)</w:t>
+            </w:r>
+          </w:p>
+        </w:tc>
+      </w:tr>
+    </w:tbl>
+    <w:p>
+      <w:pPr>
+        <w:pStyle w:val="BodyText"/>
+      </w:pPr>
+      <w:r>
+        <w:rPr>
+          <w:iCs/>
+          <w:i/>
+        </w:rPr>
+        <w:t xml:space="preserve">Разбиение сети на 3 подсети (VLSM)</w:t>
+      </w:r>
+    </w:p>
+    <w:p>
+      <w:pPr>
+        <w:pStyle w:val="BodyText"/>
+      </w:pPr>
+      <w:r>
+        <w:rPr>
+          <w:bCs/>
+          <w:b/>
+        </w:rPr>
+        <w:t xml:space="preserve">Требуется:</w:t>
+      </w:r>
+      <w:r>
+        <w:t xml:space="preserve"> </w:t>
+      </w:r>
+      <w:r>
+        <w:t xml:space="preserve">- 126 узлов</w:t>
+      </w:r>
+      <w:r>
+        <w:t xml:space="preserve"> </w:t>
+      </w:r>
+      <w:r>
+        <w:t xml:space="preserve">- 62 узла</w:t>
+      </w:r>
+      <w:r>
+        <w:t xml:space="preserve"> </w:t>
+      </w:r>
+      <w:r>
+        <w:t xml:space="preserve">- 62 узла</w:t>
+      </w:r>
+    </w:p>
+    <w:p>
+      <w:pPr>
+        <w:pStyle w:val="BodyText"/>
+      </w:pPr>
+      <w:r>
+        <w:rPr>
+          <w:iCs/>
+          <w:i/>
+        </w:rPr>
+        <w:t xml:space="preserve">Определение префиксов</w:t>
+      </w:r>
+    </w:p>
+    <w:tbl>
+      <w:tblPr>
+        <w:tblStyle w:val="Table"/>
+        <w:tblW w:type="auto" w:w="0"/>
+        <w:tblLook w:firstRow="1" w:lastRow="0" w:firstColumn="0" w:lastColumn="0" w:noHBand="0" w:noVBand="0" w:val="0020"/>
+        <w:jc w:val="start"/>
+      </w:tblPr>
+      <w:tblGrid>
+        <w:gridCol w:w="2640"/>
+        <w:gridCol w:w="2640"/>
+        <w:gridCol w:w="2640"/>
+      </w:tblGrid>
+      <w:tr>
+        <w:trPr>
+          <w:tblHeader w:val="true"/>
+        </w:trPr>
+        <w:tc>
+          <w:tcPr/>
+          <w:p>
+            <w:pPr>
+              <w:pStyle w:val="Compact"/>
+              <w:jc w:val="left"/>
+            </w:pPr>
+            <w:r>
+              <w:t xml:space="preserve">Требуемые узлы</w:t>
+            </w:r>
+          </w:p>
+        </w:tc>
+        <w:tc>
+          <w:tcPr/>
+          <w:p>
+            <w:pPr>
+              <w:pStyle w:val="Compact"/>
+              <w:jc w:val="left"/>
+            </w:pPr>
+            <w:r>
+              <w:t xml:space="preserve">Минимальный префикс</w:t>
+            </w:r>
+          </w:p>
+        </w:tc>
+        <w:tc>
+          <w:tcPr/>
+          <w:p>
+            <w:pPr>
+              <w:pStyle w:val="Compact"/>
+              <w:jc w:val="left"/>
+            </w:pPr>
+            <w:r>
+              <w:t xml:space="preserve">Маска</w:t>
+            </w:r>
+          </w:p>
+        </w:tc>
+      </w:tr>
+      <w:tr>
+        <w:tc>
+          <w:tcPr/>
+          <w:p>
+            <w:pPr>
+              <w:pStyle w:val="Compact"/>
+              <w:jc w:val="left"/>
+            </w:pPr>
+            <w:r>
+              <w:t xml:space="preserve">126</w:t>
+            </w:r>
+          </w:p>
+        </w:tc>
+        <w:tc>
+          <w:tcPr/>
+          <w:p>
+            <w:pPr>
+              <w:pStyle w:val="Compact"/>
+              <w:jc w:val="left"/>
+            </w:pPr>
+            <w:r>
+              <w:t xml:space="preserve">/25</w:t>
+            </w:r>
+          </w:p>
+        </w:tc>
+        <w:tc>
+          <w:tcPr/>
+          <w:p>
+            <w:pPr>
+              <w:pStyle w:val="Compact"/>
+              <w:jc w:val="left"/>
+            </w:pPr>
+            <w:r>
+              <w:t xml:space="preserve">255.255.255.128</w:t>
+            </w:r>
+          </w:p>
+        </w:tc>
+      </w:tr>
+      <w:tr>
+        <w:tc>
+          <w:tcPr/>
+          <w:p>
+            <w:pPr>
+              <w:pStyle w:val="Compact"/>
+              <w:jc w:val="left"/>
+            </w:pPr>
+            <w:r>
+              <w:t xml:space="preserve">62</w:t>
+            </w:r>
+          </w:p>
+        </w:tc>
+        <w:tc>
+          <w:tcPr/>
+          <w:p>
+            <w:pPr>
+              <w:pStyle w:val="Compact"/>
+              <w:jc w:val="left"/>
+            </w:pPr>
+            <w:r>
+              <w:t xml:space="preserve">/26</w:t>
+            </w:r>
+          </w:p>
+        </w:tc>
+        <w:tc>
+          <w:tcPr/>
+          <w:p>
+            <w:pPr>
+              <w:pStyle w:val="Compact"/>
+              <w:jc w:val="left"/>
+            </w:pPr>
+            <w:r>
+              <w:t xml:space="preserve">255.255.255.192</w:t>
+            </w:r>
+          </w:p>
+        </w:tc>
+      </w:tr>
+      <w:tr>
+        <w:tc>
+          <w:tcPr/>
+          <w:p>
+            <w:pPr>
+              <w:pStyle w:val="Compact"/>
+              <w:jc w:val="left"/>
+            </w:pPr>
+            <w:r>
+              <w:t xml:space="preserve">62</w:t>
+            </w:r>
+          </w:p>
+        </w:tc>
+        <w:tc>
+          <w:tcPr/>
+          <w:p>
+            <w:pPr>
+              <w:pStyle w:val="Compact"/>
+              <w:jc w:val="left"/>
+            </w:pPr>
+            <w:r>
+              <w:t xml:space="preserve">/26</w:t>
+            </w:r>
+          </w:p>
+        </w:tc>
+        <w:tc>
+          <w:tcPr/>
+          <w:p>
+            <w:pPr>
+              <w:pStyle w:val="Compact"/>
+              <w:jc w:val="left"/>
+            </w:pPr>
+            <w:r>
+              <w:t xml:space="preserve">255.255.255.192</w:t>
+            </w:r>
+          </w:p>
+        </w:tc>
+      </w:tr>
+    </w:tbl>
+    <w:p>
+      <w:pPr>
+        <w:pStyle w:val="BodyText"/>
+      </w:pPr>
+      <w:r>
+        <w:rPr>
+          <w:iCs/>
+          <w:i/>
+        </w:rPr>
+        <w:t xml:space="preserve">Итоговое разбиение</w:t>
+      </w:r>
+    </w:p>
+    <w:p>
+      <w:pPr>
+        <w:pStyle w:val="BodyText"/>
+      </w:pPr>
+      <w:r>
+        <w:t xml:space="preserve">Подсеть 1 (126 узлов)</w:t>
+      </w:r>
+    </w:p>
+    <w:tbl>
+      <w:tblPr>
+        <w:tblStyle w:val="Table"/>
+        <w:tblW w:type="auto" w:w="0"/>
+        <w:tblLook w:firstRow="1" w:lastRow="0" w:firstColumn="0" w:lastColumn="0" w:noHBand="0" w:noVBand="0" w:val="0020"/>
+        <w:jc w:val="start"/>
+      </w:tblPr>
+      <w:tblGrid>
+        <w:gridCol w:w="3960"/>
+        <w:gridCol w:w="3960"/>
+      </w:tblGrid>
+      <w:tr>
+        <w:trPr>
+          <w:tblHeader w:val="true"/>
+        </w:trPr>
+        <w:tc>
+          <w:tcPr/>
+          <w:p>
+            <w:pPr>
+              <w:pStyle w:val="Compact"/>
+              <w:jc w:val="left"/>
+            </w:pPr>
+            <w:r>
+              <w:t xml:space="preserve">Параметр</w:t>
+            </w:r>
+          </w:p>
+        </w:tc>
+        <w:tc>
+          <w:tcPr/>
+          <w:p>
+            <w:pPr>
+              <w:pStyle w:val="Compact"/>
+              <w:jc w:val="left"/>
+            </w:pPr>
+            <w:r>
+              <w:t xml:space="preserve">Значение</w:t>
+            </w:r>
+          </w:p>
+        </w:tc>
+      </w:tr>
+      <w:tr>
+        <w:tc>
+          <w:tcPr/>
+          <w:p>
+            <w:pPr>
+              <w:pStyle w:val="Compact"/>
+              <w:jc w:val="left"/>
+            </w:pPr>
+            <w:r>
+              <w:t xml:space="preserve">Адрес сети</w:t>
+            </w:r>
+          </w:p>
+        </w:tc>
+        <w:tc>
+          <w:tcPr/>
+          <w:p>
+            <w:pPr>
+              <w:pStyle w:val="Compact"/>
+              <w:jc w:val="left"/>
+            </w:pPr>
+            <w:r>
+              <w:t xml:space="preserve">172.16.20.0/25</w:t>
+            </w:r>
+          </w:p>
+        </w:tc>
+      </w:tr>
+      <w:tr>
+        <w:tc>
+          <w:tcPr/>
+          <w:p>
+            <w:pPr>
+              <w:pStyle w:val="Compact"/>
+              <w:jc w:val="left"/>
+            </w:pPr>
+            <w:r>
+              <w:t xml:space="preserve">Маска</w:t>
+            </w:r>
+          </w:p>
+        </w:tc>
+        <w:tc>
+          <w:tcPr/>
+          <w:p>
+            <w:pPr>
+              <w:pStyle w:val="Compact"/>
+              <w:jc w:val="left"/>
+            </w:pPr>
+            <w:r>
+              <w:t xml:space="preserve">255.255.255.128</w:t>
+            </w:r>
+          </w:p>
+        </w:tc>
+      </w:tr>
+      <w:tr>
+        <w:tc>
+          <w:tcPr/>
+          <w:p>
+            <w:pPr>
+              <w:pStyle w:val="Compact"/>
+              <w:jc w:val="left"/>
+            </w:pPr>
+            <w:r>
+              <w:t xml:space="preserve">Диапазон узлов</w:t>
+            </w:r>
+          </w:p>
+        </w:tc>
+        <w:tc>
+          <w:tcPr/>
+          <w:p>
+            <w:pPr>
+              <w:pStyle w:val="Compact"/>
+              <w:jc w:val="left"/>
+            </w:pPr>
+            <w:r>
+              <w:t xml:space="preserve">172.16.20.1 – 172.16.20.126</w:t>
+            </w:r>
+          </w:p>
+        </w:tc>
+      </w:tr>
+      <w:tr>
+        <w:tc>
+          <w:tcPr/>
+          <w:p>
+            <w:pPr>
+              <w:pStyle w:val="Compact"/>
+              <w:jc w:val="left"/>
+            </w:pPr>
+            <w:r>
+              <w:t xml:space="preserve">Broadcast</w:t>
+            </w:r>
+          </w:p>
+        </w:tc>
+        <w:tc>
+          <w:tcPr/>
+          <w:p>
+            <w:pPr>
+              <w:pStyle w:val="Compact"/>
+              <w:jc w:val="left"/>
+            </w:pPr>
+            <w:r>
+              <w:t xml:space="preserve">172.16.20.127</w:t>
+            </w:r>
+          </w:p>
+        </w:tc>
+      </w:tr>
+      <w:tr>
+        <w:tc>
+          <w:tcPr/>
+          <w:p>
+            <w:pPr>
+              <w:pStyle w:val="Compact"/>
+              <w:jc w:val="left"/>
+            </w:pPr>
+            <w:r>
+              <w:t xml:space="preserve">Число узлов</w:t>
+            </w:r>
+          </w:p>
+        </w:tc>
+        <w:tc>
+          <w:tcPr/>
+          <w:p>
+            <w:pPr>
+              <w:pStyle w:val="Compact"/>
+              <w:jc w:val="left"/>
+            </w:pPr>
+            <w:r>
+              <w:t xml:space="preserve">126</w:t>
+            </w:r>
+          </w:p>
+        </w:tc>
+      </w:tr>
+    </w:tbl>
+    <w:p>
+      <w:pPr>
+        <w:pStyle w:val="BodyText"/>
+      </w:pPr>
+      <w:r>
+        <w:t xml:space="preserve">Подсеть 2 (62 узла)</w:t>
+      </w:r>
+    </w:p>
+    <w:tbl>
+      <w:tblPr>
+        <w:tblStyle w:val="Table"/>
+        <w:tblW w:type="auto" w:w="0"/>
+        <w:tblLook w:firstRow="1" w:lastRow="0" w:firstColumn="0" w:lastColumn="0" w:noHBand="0" w:noVBand="0" w:val="0020"/>
+        <w:jc w:val="start"/>
+      </w:tblPr>
+      <w:tblGrid>
+        <w:gridCol w:w="3960"/>
+        <w:gridCol w:w="3960"/>
+      </w:tblGrid>
+      <w:tr>
+        <w:trPr>
+          <w:tblHeader w:val="true"/>
+        </w:trPr>
+        <w:tc>
+          <w:tcPr/>
+          <w:p>
+            <w:pPr>
+              <w:pStyle w:val="Compact"/>
+              <w:jc w:val="left"/>
+            </w:pPr>
+            <w:r>
+              <w:t xml:space="preserve">Параметр</w:t>
+            </w:r>
+          </w:p>
+        </w:tc>
+        <w:tc>
+          <w:tcPr/>
+          <w:p>
+            <w:pPr>
+              <w:pStyle w:val="Compact"/>
+              <w:jc w:val="left"/>
+            </w:pPr>
+            <w:r>
+              <w:t xml:space="preserve">Значение</w:t>
+            </w:r>
+          </w:p>
+        </w:tc>
+      </w:tr>
+      <w:tr>
+        <w:tc>
+          <w:tcPr/>
+          <w:p>
+            <w:pPr>
+              <w:pStyle w:val="Compact"/>
+              <w:jc w:val="left"/>
+            </w:pPr>
+            <w:r>
+              <w:t xml:space="preserve">Адрес сети</w:t>
+            </w:r>
+          </w:p>
+        </w:tc>
+        <w:tc>
+          <w:tcPr/>
+          <w:p>
+            <w:pPr>
+              <w:pStyle w:val="Compact"/>
+              <w:jc w:val="left"/>
+            </w:pPr>
+            <w:r>
+              <w:t xml:space="preserve">172.16.20.128/26</w:t>
+            </w:r>
+          </w:p>
+        </w:tc>
+      </w:tr>
+      <w:tr>
+        <w:tc>
+          <w:tcPr/>
+          <w:p>
+            <w:pPr>
+              <w:pStyle w:val="Compact"/>
+              <w:jc w:val="left"/>
+            </w:pPr>
+            <w:r>
+              <w:t xml:space="preserve">Маска</w:t>
+            </w:r>
+          </w:p>
+        </w:tc>
+        <w:tc>
+          <w:tcPr/>
+          <w:p>
+            <w:pPr>
+              <w:pStyle w:val="Compact"/>
+              <w:jc w:val="left"/>
+            </w:pPr>
+            <w:r>
+              <w:t xml:space="preserve">255.255.255.192</w:t>
+            </w:r>
+          </w:p>
+        </w:tc>
+      </w:tr>
+      <w:tr>
+        <w:tc>
+          <w:tcPr/>
+          <w:p>
+            <w:pPr>
+              <w:pStyle w:val="Compact"/>
+              <w:jc w:val="left"/>
+            </w:pPr>
+            <w:r>
+              <w:t xml:space="preserve">Диапазон узлов</w:t>
+            </w:r>
+          </w:p>
+        </w:tc>
+        <w:tc>
+          <w:tcPr/>
+          <w:p>
+            <w:pPr>
+              <w:pStyle w:val="Compact"/>
+              <w:jc w:val="left"/>
+            </w:pPr>
+            <w:r>
+              <w:t xml:space="preserve">172.16.20.129 – 172.16.20.190</w:t>
+            </w:r>
+          </w:p>
+        </w:tc>
+      </w:tr>
+      <w:tr>
+        <w:tc>
+          <w:tcPr/>
+          <w:p>
+            <w:pPr>
+              <w:pStyle w:val="Compact"/>
+              <w:jc w:val="left"/>
+            </w:pPr>
+            <w:r>
+              <w:t xml:space="preserve">Broadcast</w:t>
+            </w:r>
+          </w:p>
+        </w:tc>
+        <w:tc>
+          <w:tcPr/>
+          <w:p>
+            <w:pPr>
+              <w:pStyle w:val="Compact"/>
+              <w:jc w:val="left"/>
+            </w:pPr>
+            <w:r>
+              <w:t xml:space="preserve">172.16.20.191</w:t>
+            </w:r>
+          </w:p>
+        </w:tc>
+      </w:tr>
+      <w:tr>
+        <w:tc>
+          <w:tcPr/>
+          <w:p>
+            <w:pPr>
+              <w:pStyle w:val="Compact"/>
+              <w:jc w:val="left"/>
+            </w:pPr>
+            <w:r>
+              <w:t xml:space="preserve">Чиcло узлов</w:t>
+            </w:r>
+          </w:p>
+        </w:tc>
+        <w:tc>
+          <w:tcPr/>
+          <w:p>
+            <w:pPr>
+              <w:pStyle w:val="Compact"/>
+              <w:jc w:val="left"/>
+            </w:pPr>
+            <w:r>
+              <w:t xml:space="preserve">62</w:t>
+            </w:r>
+          </w:p>
+        </w:tc>
+      </w:tr>
+    </w:tbl>
+    <w:p>
+      <w:pPr>
+        <w:pStyle w:val="BodyText"/>
+      </w:pPr>
+      <w:r>
+        <w:t xml:space="preserve">Подсеть 3 (62 узла)</w:t>
+      </w:r>
+    </w:p>
+    <w:tbl>
+      <w:tblPr>
+        <w:tblStyle w:val="Table"/>
+        <w:tblW w:type="auto" w:w="0"/>
+        <w:tblLook w:firstRow="1" w:lastRow="0" w:firstColumn="0" w:lastColumn="0" w:noHBand="0" w:noVBand="0" w:val="0020"/>
+        <w:jc w:val="start"/>
+      </w:tblPr>
+      <w:tblGrid>
+        <w:gridCol w:w="3960"/>
+        <w:gridCol w:w="3960"/>
+      </w:tblGrid>
+      <w:tr>
+        <w:trPr>
+          <w:tblHeader w:val="true"/>
+        </w:trPr>
+        <w:tc>
+          <w:tcPr/>
+          <w:p>
+            <w:pPr>
+              <w:pStyle w:val="Compact"/>
+              <w:jc w:val="left"/>
+            </w:pPr>
+            <w:r>
+              <w:t xml:space="preserve">Параметр</w:t>
+            </w:r>
+          </w:p>
+        </w:tc>
+        <w:tc>
+          <w:tcPr/>
+          <w:p>
+            <w:pPr>
+              <w:pStyle w:val="Compact"/>
+              <w:jc w:val="left"/>
+            </w:pPr>
+            <w:r>
+              <w:t xml:space="preserve">Значение</w:t>
+            </w:r>
+          </w:p>
+        </w:tc>
+      </w:tr>
+      <w:tr>
+        <w:tc>
+          <w:tcPr/>
+          <w:p>
+            <w:pPr>
+              <w:pStyle w:val="Compact"/>
+              <w:jc w:val="left"/>
+            </w:pPr>
+            <w:r>
+              <w:t xml:space="preserve">Адрес сети</w:t>
+            </w:r>
+          </w:p>
+        </w:tc>
+        <w:tc>
+          <w:tcPr/>
+          <w:p>
+            <w:pPr>
+              <w:pStyle w:val="Compact"/>
+              <w:jc w:val="left"/>
+            </w:pPr>
+            <w:r>
+              <w:t xml:space="preserve">172.16.20.192/26</w:t>
+            </w:r>
+          </w:p>
+        </w:tc>
+      </w:tr>
+      <w:tr>
+        <w:tc>
+          <w:tcPr/>
+          <w:p>
+            <w:pPr>
+              <w:pStyle w:val="Compact"/>
+              <w:jc w:val="left"/>
+            </w:pPr>
+            <w:r>
+              <w:t xml:space="preserve">Маска</w:t>
+            </w:r>
+          </w:p>
+        </w:tc>
+        <w:tc>
+          <w:tcPr/>
+          <w:p>
+            <w:pPr>
+              <w:pStyle w:val="Compact"/>
+              <w:jc w:val="left"/>
+            </w:pPr>
+            <w:r>
+              <w:t xml:space="preserve">255.255.255.192</w:t>
+            </w:r>
+          </w:p>
+        </w:tc>
+      </w:tr>
+      <w:tr>
+        <w:tc>
+          <w:tcPr/>
+          <w:p>
+            <w:pPr>
+              <w:pStyle w:val="Compact"/>
+              <w:jc w:val="left"/>
+            </w:pPr>
+            <w:r>
+              <w:t xml:space="preserve">Диапазон узлов</w:t>
+            </w:r>
+          </w:p>
+        </w:tc>
+        <w:tc>
+          <w:tcPr/>
+          <w:p>
+            <w:pPr>
+              <w:pStyle w:val="Compact"/>
+              <w:jc w:val="left"/>
+            </w:pPr>
+            <w:r>
+              <w:t xml:space="preserve">172.16.20.193 – 172.16.20.254</w:t>
+            </w:r>
+          </w:p>
+        </w:tc>
+      </w:tr>
+      <w:tr>
+        <w:tc>
+          <w:tcPr/>
+          <w:p>
+            <w:pPr>
+              <w:pStyle w:val="Compact"/>
+              <w:jc w:val="left"/>
+            </w:pPr>
+            <w:r>
+              <w:t xml:space="preserve">Broadcast</w:t>
+            </w:r>
+          </w:p>
+        </w:tc>
+        <w:tc>
+          <w:tcPr/>
+          <w:p>
+            <w:pPr>
+              <w:pStyle w:val="Compact"/>
+              <w:jc w:val="left"/>
+            </w:pPr>
+            <w:r>
+              <w:t xml:space="preserve">172.16.20.255</w:t>
+            </w:r>
+          </w:p>
+        </w:tc>
+      </w:tr>
+      <w:tr>
+        <w:tc>
+          <w:tcPr/>
+          <w:p>
+            <w:pPr>
+              <w:pStyle w:val="Compact"/>
+              <w:jc w:val="left"/>
+            </w:pPr>
+            <w:r>
+              <w:t xml:space="preserve">Число узлов</w:t>
+            </w:r>
+          </w:p>
+        </w:tc>
+        <w:tc>
+          <w:tcPr/>
+          <w:p>
+            <w:pPr>
+              <w:pStyle w:val="Compact"/>
+              <w:jc w:val="left"/>
+            </w:pPr>
+            <w:r>
+              <w:t xml:space="preserve">62</w:t>
+            </w:r>
+          </w:p>
+        </w:tc>
+      </w:tr>
+    </w:tbl>
     <w:p>
       <w:pPr>
         <w:numPr>
@@ -213,7 +1232,2674 @@
         <w:pStyle w:val="Compact"/>
       </w:pPr>
       <w:r>
-        <w:t xml:space="preserve">С помощью команды ipconfig для ОС типа Windows или ifconfig для систем типа Linux выведите информацию о текущем сетевом соединении. Используйте разные опции команды. В отчёте поясните детально полученную в каждом случае при выводе информацию. Подтвердите свой ответ скриншотами.(рис. 1),(рис. 2),(рис. 3),(рис. 4)</w:t>
+        <w:t xml:space="preserve">Задана сеть 10.10.1.64/26. Для заданной сети определите префикс, маску, broadcast-адрес, число возможных подсетей, диапазон адресов узлов. Выделите в этой сети подсеть на 30 узлов. Запишите характеристики для выделенной подсети.</w:t>
+      </w:r>
+    </w:p>
+    <w:p>
+      <w:pPr>
+        <w:pStyle w:val="FirstParagraph"/>
+      </w:pPr>
+      <w:r>
+        <w:rPr>
+          <w:bCs/>
+          <w:b/>
+        </w:rPr>
+        <w:t xml:space="preserve">Исходная сеть: 10.10.1.64/26</w:t>
+      </w:r>
+    </w:p>
+    <w:p>
+      <w:pPr>
+        <w:pStyle w:val="BodyText"/>
+      </w:pPr>
+      <w:r>
+        <w:rPr>
+          <w:iCs/>
+          <w:i/>
+        </w:rPr>
+        <w:t xml:space="preserve">Характеристика сети</w:t>
+      </w:r>
+    </w:p>
+    <w:tbl>
+      <w:tblPr>
+        <w:tblStyle w:val="Table"/>
+        <w:tblW w:type="auto" w:w="0"/>
+        <w:tblLook w:firstRow="1" w:lastRow="0" w:firstColumn="0" w:lastColumn="0" w:noHBand="0" w:noVBand="0" w:val="0020"/>
+        <w:jc w:val="start"/>
+      </w:tblPr>
+      <w:tblGrid>
+        <w:gridCol w:w="3960"/>
+        <w:gridCol w:w="3960"/>
+      </w:tblGrid>
+      <w:tr>
+        <w:trPr>
+          <w:tblHeader w:val="true"/>
+        </w:trPr>
+        <w:tc>
+          <w:tcPr/>
+          <w:p>
+            <w:pPr>
+              <w:pStyle w:val="Compact"/>
+              <w:jc w:val="left"/>
+            </w:pPr>
+            <w:r>
+              <w:t xml:space="preserve">Параметр</w:t>
+            </w:r>
+          </w:p>
+        </w:tc>
+        <w:tc>
+          <w:tcPr/>
+          <w:p>
+            <w:pPr>
+              <w:pStyle w:val="Compact"/>
+              <w:jc w:val="left"/>
+            </w:pPr>
+            <w:r>
+              <w:t xml:space="preserve">Значение</w:t>
+            </w:r>
+          </w:p>
+        </w:tc>
+      </w:tr>
+      <w:tr>
+        <w:tc>
+          <w:tcPr/>
+          <w:p>
+            <w:pPr>
+              <w:pStyle w:val="Compact"/>
+              <w:jc w:val="left"/>
+            </w:pPr>
+            <w:r>
+              <w:t xml:space="preserve">Адрес сети</w:t>
+            </w:r>
+          </w:p>
+        </w:tc>
+        <w:tc>
+          <w:tcPr/>
+          <w:p>
+            <w:pPr>
+              <w:pStyle w:val="Compact"/>
+              <w:jc w:val="left"/>
+            </w:pPr>
+            <w:r>
+              <w:t xml:space="preserve">10.10.1.64</w:t>
+            </w:r>
+          </w:p>
+        </w:tc>
+      </w:tr>
+      <w:tr>
+        <w:tc>
+          <w:tcPr/>
+          <w:p>
+            <w:pPr>
+              <w:pStyle w:val="Compact"/>
+              <w:jc w:val="left"/>
+            </w:pPr>
+            <w:r>
+              <w:t xml:space="preserve">Префикс</w:t>
+            </w:r>
+          </w:p>
+        </w:tc>
+        <w:tc>
+          <w:tcPr/>
+          <w:p>
+            <w:pPr>
+              <w:pStyle w:val="Compact"/>
+              <w:jc w:val="left"/>
+            </w:pPr>
+            <w:r>
+              <w:t xml:space="preserve">/26</w:t>
+            </w:r>
+          </w:p>
+        </w:tc>
+      </w:tr>
+      <w:tr>
+        <w:tc>
+          <w:tcPr/>
+          <w:p>
+            <w:pPr>
+              <w:pStyle w:val="Compact"/>
+              <w:jc w:val="left"/>
+            </w:pPr>
+            <w:r>
+              <w:t xml:space="preserve">Маска</w:t>
+            </w:r>
+          </w:p>
+        </w:tc>
+        <w:tc>
+          <w:tcPr/>
+          <w:p>
+            <w:pPr>
+              <w:pStyle w:val="Compact"/>
+              <w:jc w:val="left"/>
+            </w:pPr>
+            <w:r>
+              <w:t xml:space="preserve">255.255.255.192</w:t>
+            </w:r>
+          </w:p>
+        </w:tc>
+      </w:tr>
+      <w:tr>
+        <w:tc>
+          <w:tcPr/>
+          <w:p>
+            <w:pPr>
+              <w:pStyle w:val="Compact"/>
+              <w:jc w:val="left"/>
+            </w:pPr>
+            <w:r>
+              <w:t xml:space="preserve">Broadcast</w:t>
+            </w:r>
+          </w:p>
+        </w:tc>
+        <w:tc>
+          <w:tcPr/>
+          <w:p>
+            <w:pPr>
+              <w:pStyle w:val="Compact"/>
+              <w:jc w:val="left"/>
+            </w:pPr>
+            <w:r>
+              <w:t xml:space="preserve">10.10.1.127</w:t>
+            </w:r>
+          </w:p>
+        </w:tc>
+      </w:tr>
+      <w:tr>
+        <w:tc>
+          <w:tcPr/>
+          <w:p>
+            <w:pPr>
+              <w:pStyle w:val="Compact"/>
+              <w:jc w:val="left"/>
+            </w:pPr>
+            <w:r>
+              <w:t xml:space="preserve">Диапазон узлов</w:t>
+            </w:r>
+          </w:p>
+        </w:tc>
+        <w:tc>
+          <w:tcPr/>
+          <w:p>
+            <w:pPr>
+              <w:pStyle w:val="Compact"/>
+              <w:jc w:val="left"/>
+            </w:pPr>
+            <w:r>
+              <w:t xml:space="preserve">10.10.1.65 – 10.10.1.126</w:t>
+            </w:r>
+          </w:p>
+        </w:tc>
+      </w:tr>
+      <w:tr>
+        <w:tc>
+          <w:tcPr/>
+          <w:p>
+            <w:pPr>
+              <w:pStyle w:val="Compact"/>
+              <w:jc w:val="left"/>
+            </w:pPr>
+            <w:r>
+              <w:t xml:space="preserve">Число узлов</w:t>
+            </w:r>
+          </w:p>
+        </w:tc>
+        <w:tc>
+          <w:tcPr/>
+          <w:p>
+            <w:pPr>
+              <w:pStyle w:val="Compact"/>
+              <w:jc w:val="left"/>
+            </w:pPr>
+            <w:r>
+              <w:t xml:space="preserve">62</w:t>
+            </w:r>
+          </w:p>
+        </w:tc>
+      </w:tr>
+      <w:tr>
+        <w:tc>
+          <w:tcPr/>
+          <w:p>
+            <w:pPr>
+              <w:pStyle w:val="Compact"/>
+              <w:jc w:val="left"/>
+            </w:pPr>
+            <w:r>
+              <w:t xml:space="preserve">Возможное число подсетей</w:t>
+            </w:r>
+          </w:p>
+        </w:tc>
+        <w:tc>
+          <w:tcPr/>
+          <w:p>
+            <w:pPr>
+              <w:pStyle w:val="Compact"/>
+              <w:jc w:val="left"/>
+            </w:pPr>
+            <w:r>
+              <w:t xml:space="preserve">1</w:t>
+            </w:r>
+          </w:p>
+        </w:tc>
+      </w:tr>
+    </w:tbl>
+    <w:p>
+      <w:pPr>
+        <w:pStyle w:val="BodyText"/>
+      </w:pPr>
+      <w:r>
+        <w:t xml:space="preserve">Выделение подсети на 30 узлов.Определение префикса</w:t>
+      </w:r>
+    </w:p>
+    <w:p>
+      <w:pPr>
+        <w:pStyle w:val="BodyText"/>
+      </w:pPr>
+      <w:r>
+        <w:t xml:space="preserve">Для 30 узлов требуется минимум /27:</w:t>
+      </w:r>
+    </w:p>
+    <w:tbl>
+      <w:tblPr>
+        <w:tblStyle w:val="Table"/>
+        <w:tblW w:type="auto" w:w="0"/>
+        <w:tblLook w:firstRow="1" w:lastRow="0" w:firstColumn="0" w:lastColumn="0" w:noHBand="0" w:noVBand="0" w:val="0020"/>
+        <w:jc w:val="start"/>
+      </w:tblPr>
+      <w:tblGrid>
+        <w:gridCol w:w="2640"/>
+        <w:gridCol w:w="2640"/>
+        <w:gridCol w:w="2640"/>
+      </w:tblGrid>
+      <w:tr>
+        <w:trPr>
+          <w:tblHeader w:val="true"/>
+        </w:trPr>
+        <w:tc>
+          <w:tcPr/>
+          <w:p>
+            <w:pPr>
+              <w:pStyle w:val="Compact"/>
+              <w:jc w:val="left"/>
+            </w:pPr>
+            <w:r>
+              <w:t xml:space="preserve">Префикс</w:t>
+            </w:r>
+          </w:p>
+        </w:tc>
+        <w:tc>
+          <w:tcPr/>
+          <w:p>
+            <w:pPr>
+              <w:pStyle w:val="Compact"/>
+              <w:jc w:val="left"/>
+            </w:pPr>
+            <w:r>
+              <w:t xml:space="preserve">Маска</w:t>
+            </w:r>
+          </w:p>
+        </w:tc>
+        <w:tc>
+          <w:tcPr/>
+          <w:p>
+            <w:pPr>
+              <w:pStyle w:val="Compact"/>
+              <w:jc w:val="left"/>
+            </w:pPr>
+            <w:r>
+              <w:t xml:space="preserve">Узлов</w:t>
+            </w:r>
+          </w:p>
+        </w:tc>
+      </w:tr>
+      <w:tr>
+        <w:tc>
+          <w:tcPr/>
+          <w:p>
+            <w:pPr>
+              <w:pStyle w:val="Compact"/>
+              <w:jc w:val="left"/>
+            </w:pPr>
+            <w:r>
+              <w:t xml:space="preserve">/27</w:t>
+            </w:r>
+          </w:p>
+        </w:tc>
+        <w:tc>
+          <w:tcPr/>
+          <w:p>
+            <w:pPr>
+              <w:pStyle w:val="Compact"/>
+              <w:jc w:val="left"/>
+            </w:pPr>
+            <w:r>
+              <w:t xml:space="preserve">255.255.255.224</w:t>
+            </w:r>
+          </w:p>
+        </w:tc>
+        <w:tc>
+          <w:tcPr/>
+          <w:p>
+            <w:pPr>
+              <w:pStyle w:val="Compact"/>
+              <w:jc w:val="left"/>
+            </w:pPr>
+            <w:r>
+              <w:t xml:space="preserve">30</w:t>
+            </w:r>
+          </w:p>
+        </w:tc>
+      </w:tr>
+    </w:tbl>
+    <w:p>
+      <w:pPr>
+        <w:pStyle w:val="BodyText"/>
+      </w:pPr>
+      <w:r>
+        <w:rPr>
+          <w:bCs/>
+          <w:b/>
+        </w:rPr>
+        <w:t xml:space="preserve">Выделенная подсеть</w:t>
+      </w:r>
+    </w:p>
+    <w:tbl>
+      <w:tblPr>
+        <w:tblStyle w:val="Table"/>
+        <w:tblW w:type="auto" w:w="0"/>
+        <w:tblLook w:firstRow="1" w:lastRow="0" w:firstColumn="0" w:lastColumn="0" w:noHBand="0" w:noVBand="0" w:val="0020"/>
+        <w:jc w:val="start"/>
+      </w:tblPr>
+      <w:tblGrid>
+        <w:gridCol w:w="3960"/>
+        <w:gridCol w:w="3960"/>
+      </w:tblGrid>
+      <w:tr>
+        <w:trPr>
+          <w:tblHeader w:val="true"/>
+        </w:trPr>
+        <w:tc>
+          <w:tcPr/>
+          <w:p>
+            <w:pPr>
+              <w:pStyle w:val="Compact"/>
+              <w:jc w:val="left"/>
+            </w:pPr>
+            <w:r>
+              <w:t xml:space="preserve">Параметр</w:t>
+            </w:r>
+          </w:p>
+        </w:tc>
+        <w:tc>
+          <w:tcPr/>
+          <w:p>
+            <w:pPr>
+              <w:pStyle w:val="Compact"/>
+              <w:jc w:val="left"/>
+            </w:pPr>
+            <w:r>
+              <w:t xml:space="preserve">Значение</w:t>
+            </w:r>
+          </w:p>
+        </w:tc>
+      </w:tr>
+      <w:tr>
+        <w:tc>
+          <w:tcPr/>
+          <w:p>
+            <w:pPr>
+              <w:pStyle w:val="Compact"/>
+              <w:jc w:val="left"/>
+            </w:pPr>
+            <w:r>
+              <w:t xml:space="preserve">Адрес сети</w:t>
+            </w:r>
+          </w:p>
+        </w:tc>
+        <w:tc>
+          <w:tcPr/>
+          <w:p>
+            <w:pPr>
+              <w:pStyle w:val="Compact"/>
+              <w:jc w:val="left"/>
+            </w:pPr>
+            <w:r>
+              <w:t xml:space="preserve">10.10.1.64/27</w:t>
+            </w:r>
+          </w:p>
+        </w:tc>
+      </w:tr>
+      <w:tr>
+        <w:tc>
+          <w:tcPr/>
+          <w:p>
+            <w:pPr>
+              <w:pStyle w:val="Compact"/>
+              <w:jc w:val="left"/>
+            </w:pPr>
+            <w:r>
+              <w:t xml:space="preserve">Маска</w:t>
+            </w:r>
+          </w:p>
+        </w:tc>
+        <w:tc>
+          <w:tcPr/>
+          <w:p>
+            <w:pPr>
+              <w:pStyle w:val="Compact"/>
+              <w:jc w:val="left"/>
+            </w:pPr>
+            <w:r>
+              <w:t xml:space="preserve">255.255.255.224</w:t>
+            </w:r>
+          </w:p>
+        </w:tc>
+      </w:tr>
+      <w:tr>
+        <w:tc>
+          <w:tcPr/>
+          <w:p>
+            <w:pPr>
+              <w:pStyle w:val="Compact"/>
+              <w:jc w:val="left"/>
+            </w:pPr>
+            <w:r>
+              <w:t xml:space="preserve">Диапазон узлов</w:t>
+            </w:r>
+          </w:p>
+        </w:tc>
+        <w:tc>
+          <w:tcPr/>
+          <w:p>
+            <w:pPr>
+              <w:pStyle w:val="Compact"/>
+              <w:jc w:val="left"/>
+            </w:pPr>
+            <w:r>
+              <w:t xml:space="preserve">10.10.1.65 – 10.10.1.94</w:t>
+            </w:r>
+          </w:p>
+        </w:tc>
+      </w:tr>
+      <w:tr>
+        <w:tc>
+          <w:tcPr/>
+          <w:p>
+            <w:pPr>
+              <w:pStyle w:val="Compact"/>
+              <w:jc w:val="left"/>
+            </w:pPr>
+            <w:r>
+              <w:t xml:space="preserve">Broadcast</w:t>
+            </w:r>
+          </w:p>
+        </w:tc>
+        <w:tc>
+          <w:tcPr/>
+          <w:p>
+            <w:pPr>
+              <w:pStyle w:val="Compact"/>
+              <w:jc w:val="left"/>
+            </w:pPr>
+            <w:r>
+              <w:t xml:space="preserve">10.10.1.95</w:t>
+            </w:r>
+          </w:p>
+        </w:tc>
+      </w:tr>
+      <w:tr>
+        <w:tc>
+          <w:tcPr/>
+          <w:p>
+            <w:pPr>
+              <w:pStyle w:val="Compact"/>
+              <w:jc w:val="left"/>
+            </w:pPr>
+            <w:r>
+              <w:t xml:space="preserve">Число узлов</w:t>
+            </w:r>
+          </w:p>
+        </w:tc>
+        <w:tc>
+          <w:tcPr/>
+          <w:p>
+            <w:pPr>
+              <w:pStyle w:val="Compact"/>
+              <w:jc w:val="left"/>
+            </w:pPr>
+            <w:r>
+              <w:t xml:space="preserve">30</w:t>
+            </w:r>
+          </w:p>
+        </w:tc>
+      </w:tr>
+    </w:tbl>
+    <w:p>
+      <w:pPr>
+        <w:numPr>
+          <w:ilvl w:val="0"/>
+          <w:numId w:val="1003"/>
+        </w:numPr>
+        <w:pStyle w:val="Compact"/>
+      </w:pPr>
+      <w:r>
+        <w:t xml:space="preserve">Задана сеть 10.10.1.0/26. Для этой сети определите префикс, маску, broadcast-адрес, число возможных подсетей, диапазон адресов узлов. Выделите в этой сети подсеть на 14 узлов. Запишите характеристики для выделенной подсети.</w:t>
+      </w:r>
+    </w:p>
+    <w:p>
+      <w:pPr>
+        <w:pStyle w:val="FirstParagraph"/>
+      </w:pPr>
+      <w:r>
+        <w:rPr>
+          <w:bCs/>
+          <w:b/>
+        </w:rPr>
+        <w:t xml:space="preserve">Исходная сеть: 10.10.1.0/26</w:t>
+      </w:r>
+    </w:p>
+    <w:p>
+      <w:pPr>
+        <w:pStyle w:val="BodyText"/>
+      </w:pPr>
+      <w:r>
+        <w:rPr>
+          <w:iCs/>
+          <w:i/>
+        </w:rPr>
+        <w:t xml:space="preserve">Характеристика сети</w:t>
+      </w:r>
+    </w:p>
+    <w:tbl>
+      <w:tblPr>
+        <w:tblStyle w:val="Table"/>
+        <w:tblW w:type="auto" w:w="0"/>
+        <w:tblLook w:firstRow="1" w:lastRow="0" w:firstColumn="0" w:lastColumn="0" w:noHBand="0" w:noVBand="0" w:val="0020"/>
+        <w:jc w:val="start"/>
+      </w:tblPr>
+      <w:tblGrid>
+        <w:gridCol w:w="3960"/>
+        <w:gridCol w:w="3960"/>
+      </w:tblGrid>
+      <w:tr>
+        <w:trPr>
+          <w:tblHeader w:val="true"/>
+        </w:trPr>
+        <w:tc>
+          <w:tcPr/>
+          <w:p>
+            <w:pPr>
+              <w:pStyle w:val="Compact"/>
+              <w:jc w:val="left"/>
+            </w:pPr>
+            <w:r>
+              <w:t xml:space="preserve">Параметр</w:t>
+            </w:r>
+          </w:p>
+        </w:tc>
+        <w:tc>
+          <w:tcPr/>
+          <w:p>
+            <w:pPr>
+              <w:pStyle w:val="Compact"/>
+              <w:jc w:val="left"/>
+            </w:pPr>
+            <w:r>
+              <w:t xml:space="preserve">Значение</w:t>
+            </w:r>
+          </w:p>
+        </w:tc>
+      </w:tr>
+      <w:tr>
+        <w:tc>
+          <w:tcPr/>
+          <w:p>
+            <w:pPr>
+              <w:pStyle w:val="Compact"/>
+              <w:jc w:val="left"/>
+            </w:pPr>
+            <w:r>
+              <w:t xml:space="preserve">Адрес сети</w:t>
+            </w:r>
+          </w:p>
+        </w:tc>
+        <w:tc>
+          <w:tcPr/>
+          <w:p>
+            <w:pPr>
+              <w:pStyle w:val="Compact"/>
+              <w:jc w:val="left"/>
+            </w:pPr>
+            <w:r>
+              <w:t xml:space="preserve">10.10.1.0</w:t>
+            </w:r>
+          </w:p>
+        </w:tc>
+      </w:tr>
+      <w:tr>
+        <w:tc>
+          <w:tcPr/>
+          <w:p>
+            <w:pPr>
+              <w:pStyle w:val="Compact"/>
+              <w:jc w:val="left"/>
+            </w:pPr>
+            <w:r>
+              <w:t xml:space="preserve">Префикс</w:t>
+            </w:r>
+          </w:p>
+        </w:tc>
+        <w:tc>
+          <w:tcPr/>
+          <w:p>
+            <w:pPr>
+              <w:pStyle w:val="Compact"/>
+              <w:jc w:val="left"/>
+            </w:pPr>
+            <w:r>
+              <w:t xml:space="preserve">/26</w:t>
+            </w:r>
+          </w:p>
+        </w:tc>
+      </w:tr>
+      <w:tr>
+        <w:tc>
+          <w:tcPr/>
+          <w:p>
+            <w:pPr>
+              <w:pStyle w:val="Compact"/>
+              <w:jc w:val="left"/>
+            </w:pPr>
+            <w:r>
+              <w:t xml:space="preserve">Маска</w:t>
+            </w:r>
+          </w:p>
+        </w:tc>
+        <w:tc>
+          <w:tcPr/>
+          <w:p>
+            <w:pPr>
+              <w:pStyle w:val="Compact"/>
+              <w:jc w:val="left"/>
+            </w:pPr>
+            <w:r>
+              <w:t xml:space="preserve">255.255.255.192</w:t>
+            </w:r>
+          </w:p>
+        </w:tc>
+      </w:tr>
+      <w:tr>
+        <w:tc>
+          <w:tcPr/>
+          <w:p>
+            <w:pPr>
+              <w:pStyle w:val="Compact"/>
+              <w:jc w:val="left"/>
+            </w:pPr>
+            <w:r>
+              <w:t xml:space="preserve">Broadcast</w:t>
+            </w:r>
+          </w:p>
+        </w:tc>
+        <w:tc>
+          <w:tcPr/>
+          <w:p>
+            <w:pPr>
+              <w:pStyle w:val="Compact"/>
+              <w:jc w:val="left"/>
+            </w:pPr>
+            <w:r>
+              <w:t xml:space="preserve">10.10.1.63</w:t>
+            </w:r>
+          </w:p>
+        </w:tc>
+      </w:tr>
+      <w:tr>
+        <w:tc>
+          <w:tcPr/>
+          <w:p>
+            <w:pPr>
+              <w:pStyle w:val="Compact"/>
+              <w:jc w:val="left"/>
+            </w:pPr>
+            <w:r>
+              <w:t xml:space="preserve">Диапазон узлов</w:t>
+            </w:r>
+          </w:p>
+        </w:tc>
+        <w:tc>
+          <w:tcPr/>
+          <w:p>
+            <w:pPr>
+              <w:pStyle w:val="Compact"/>
+              <w:jc w:val="left"/>
+            </w:pPr>
+            <w:r>
+              <w:t xml:space="preserve">10.10.1.1 – 10.10.1.62</w:t>
+            </w:r>
+          </w:p>
+        </w:tc>
+      </w:tr>
+      <w:tr>
+        <w:tc>
+          <w:tcPr/>
+          <w:p>
+            <w:pPr>
+              <w:pStyle w:val="Compact"/>
+              <w:jc w:val="left"/>
+            </w:pPr>
+            <w:r>
+              <w:t xml:space="preserve">Число узлов</w:t>
+            </w:r>
+          </w:p>
+        </w:tc>
+        <w:tc>
+          <w:tcPr/>
+          <w:p>
+            <w:pPr>
+              <w:pStyle w:val="Compact"/>
+              <w:jc w:val="left"/>
+            </w:pPr>
+            <w:r>
+              <w:t xml:space="preserve">62</w:t>
+            </w:r>
+          </w:p>
+        </w:tc>
+      </w:tr>
+      <w:tr>
+        <w:tc>
+          <w:tcPr/>
+          <w:p>
+            <w:pPr>
+              <w:pStyle w:val="Compact"/>
+              <w:jc w:val="left"/>
+            </w:pPr>
+            <w:r>
+              <w:t xml:space="preserve">Возможное число подсетей</w:t>
+            </w:r>
+          </w:p>
+        </w:tc>
+        <w:tc>
+          <w:tcPr/>
+          <w:p>
+            <w:pPr>
+              <w:pStyle w:val="Compact"/>
+              <w:jc w:val="left"/>
+            </w:pPr>
+            <w:r>
+              <w:t xml:space="preserve">1</w:t>
+            </w:r>
+          </w:p>
+        </w:tc>
+      </w:tr>
+    </w:tbl>
+    <w:p>
+      <w:pPr>
+        <w:pStyle w:val="BodyText"/>
+      </w:pPr>
+      <w:r>
+        <w:t xml:space="preserve">Выделение подсети на 14 узлов. Определение префикса</w:t>
+      </w:r>
+    </w:p>
+    <w:tbl>
+      <w:tblPr>
+        <w:tblStyle w:val="Table"/>
+        <w:tblW w:type="auto" w:w="0"/>
+        <w:tblLook w:firstRow="1" w:lastRow="0" w:firstColumn="0" w:lastColumn="0" w:noHBand="0" w:noVBand="0" w:val="0020"/>
+        <w:jc w:val="start"/>
+      </w:tblPr>
+      <w:tblGrid>
+        <w:gridCol w:w="2640"/>
+        <w:gridCol w:w="2640"/>
+        <w:gridCol w:w="2640"/>
+      </w:tblGrid>
+      <w:tr>
+        <w:trPr>
+          <w:tblHeader w:val="true"/>
+        </w:trPr>
+        <w:tc>
+          <w:tcPr/>
+          <w:p>
+            <w:pPr>
+              <w:pStyle w:val="Compact"/>
+              <w:jc w:val="left"/>
+            </w:pPr>
+            <w:r>
+              <w:t xml:space="preserve">Префикс</w:t>
+            </w:r>
+          </w:p>
+        </w:tc>
+        <w:tc>
+          <w:tcPr/>
+          <w:p>
+            <w:pPr>
+              <w:pStyle w:val="Compact"/>
+              <w:jc w:val="left"/>
+            </w:pPr>
+            <w:r>
+              <w:t xml:space="preserve">Маска</w:t>
+            </w:r>
+          </w:p>
+        </w:tc>
+        <w:tc>
+          <w:tcPr/>
+          <w:p>
+            <w:pPr>
+              <w:pStyle w:val="Compact"/>
+              <w:jc w:val="left"/>
+            </w:pPr>
+            <w:r>
+              <w:t xml:space="preserve">Узлов</w:t>
+            </w:r>
+          </w:p>
+        </w:tc>
+      </w:tr>
+      <w:tr>
+        <w:tc>
+          <w:tcPr/>
+          <w:p>
+            <w:pPr>
+              <w:pStyle w:val="Compact"/>
+              <w:jc w:val="left"/>
+            </w:pPr>
+            <w:r>
+              <w:t xml:space="preserve">/28</w:t>
+            </w:r>
+          </w:p>
+        </w:tc>
+        <w:tc>
+          <w:tcPr/>
+          <w:p>
+            <w:pPr>
+              <w:pStyle w:val="Compact"/>
+              <w:jc w:val="left"/>
+            </w:pPr>
+            <w:r>
+              <w:t xml:space="preserve">255.255.255.240</w:t>
+            </w:r>
+          </w:p>
+        </w:tc>
+        <w:tc>
+          <w:tcPr/>
+          <w:p>
+            <w:pPr>
+              <w:pStyle w:val="Compact"/>
+              <w:jc w:val="left"/>
+            </w:pPr>
+            <w:r>
+              <w:t xml:space="preserve">14</w:t>
+            </w:r>
+          </w:p>
+        </w:tc>
+      </w:tr>
+    </w:tbl>
+    <w:p>
+      <w:pPr>
+        <w:pStyle w:val="BodyText"/>
+      </w:pPr>
+      <w:r>
+        <w:rPr>
+          <w:iCs/>
+          <w:i/>
+        </w:rPr>
+        <w:t xml:space="preserve">Выделенная подсеть</w:t>
+      </w:r>
+    </w:p>
+    <w:tbl>
+      <w:tblPr>
+        <w:tblStyle w:val="Table"/>
+        <w:tblW w:type="auto" w:w="0"/>
+        <w:tblLook w:firstRow="1" w:lastRow="0" w:firstColumn="0" w:lastColumn="0" w:noHBand="0" w:noVBand="0" w:val="0020"/>
+        <w:jc w:val="start"/>
+      </w:tblPr>
+      <w:tblGrid>
+        <w:gridCol w:w="3960"/>
+        <w:gridCol w:w="3960"/>
+      </w:tblGrid>
+      <w:tr>
+        <w:trPr>
+          <w:tblHeader w:val="true"/>
+        </w:trPr>
+        <w:tc>
+          <w:tcPr/>
+          <w:p>
+            <w:pPr>
+              <w:pStyle w:val="Compact"/>
+              <w:jc w:val="left"/>
+            </w:pPr>
+            <w:r>
+              <w:t xml:space="preserve">Параметр</w:t>
+            </w:r>
+          </w:p>
+        </w:tc>
+        <w:tc>
+          <w:tcPr/>
+          <w:p>
+            <w:pPr>
+              <w:pStyle w:val="Compact"/>
+              <w:jc w:val="left"/>
+            </w:pPr>
+            <w:r>
+              <w:t xml:space="preserve">Значение</w:t>
+            </w:r>
+          </w:p>
+        </w:tc>
+      </w:tr>
+      <w:tr>
+        <w:tc>
+          <w:tcPr/>
+          <w:p>
+            <w:pPr>
+              <w:pStyle w:val="Compact"/>
+              <w:jc w:val="left"/>
+            </w:pPr>
+            <w:r>
+              <w:t xml:space="preserve">Адрес сети</w:t>
+            </w:r>
+          </w:p>
+        </w:tc>
+        <w:tc>
+          <w:tcPr/>
+          <w:p>
+            <w:pPr>
+              <w:pStyle w:val="Compact"/>
+              <w:jc w:val="left"/>
+            </w:pPr>
+            <w:r>
+              <w:t xml:space="preserve">10.10.1.0/28</w:t>
+            </w:r>
+          </w:p>
+        </w:tc>
+      </w:tr>
+      <w:tr>
+        <w:tc>
+          <w:tcPr/>
+          <w:p>
+            <w:pPr>
+              <w:pStyle w:val="Compact"/>
+              <w:jc w:val="left"/>
+            </w:pPr>
+            <w:r>
+              <w:t xml:space="preserve">Маска</w:t>
+            </w:r>
+          </w:p>
+        </w:tc>
+        <w:tc>
+          <w:tcPr/>
+          <w:p>
+            <w:pPr>
+              <w:pStyle w:val="Compact"/>
+              <w:jc w:val="left"/>
+            </w:pPr>
+            <w:r>
+              <w:t xml:space="preserve">255.255.255.240</w:t>
+            </w:r>
+          </w:p>
+        </w:tc>
+      </w:tr>
+      <w:tr>
+        <w:tc>
+          <w:tcPr/>
+          <w:p>
+            <w:pPr>
+              <w:pStyle w:val="Compact"/>
+              <w:jc w:val="left"/>
+            </w:pPr>
+            <w:r>
+              <w:t xml:space="preserve">Диапазон узлов</w:t>
+            </w:r>
+          </w:p>
+        </w:tc>
+        <w:tc>
+          <w:tcPr/>
+          <w:p>
+            <w:pPr>
+              <w:pStyle w:val="Compact"/>
+              <w:jc w:val="left"/>
+            </w:pPr>
+            <w:r>
+              <w:t xml:space="preserve">10.10.1.1 – 10.10.1.14</w:t>
+            </w:r>
+          </w:p>
+        </w:tc>
+      </w:tr>
+      <w:tr>
+        <w:tc>
+          <w:tcPr/>
+          <w:p>
+            <w:pPr>
+              <w:pStyle w:val="Compact"/>
+              <w:jc w:val="left"/>
+            </w:pPr>
+            <w:r>
+              <w:t xml:space="preserve">Broadcast</w:t>
+            </w:r>
+          </w:p>
+        </w:tc>
+        <w:tc>
+          <w:tcPr/>
+          <w:p>
+            <w:pPr>
+              <w:pStyle w:val="Compact"/>
+              <w:jc w:val="left"/>
+            </w:pPr>
+            <w:r>
+              <w:t xml:space="preserve">10.10.1.15</w:t>
+            </w:r>
+          </w:p>
+        </w:tc>
+      </w:tr>
+      <w:tr>
+        <w:tc>
+          <w:tcPr/>
+          <w:p>
+            <w:pPr>
+              <w:pStyle w:val="Compact"/>
+              <w:jc w:val="left"/>
+            </w:pPr>
+            <w:r>
+              <w:t xml:space="preserve">Число узлов</w:t>
+            </w:r>
+          </w:p>
+        </w:tc>
+        <w:tc>
+          <w:tcPr/>
+          <w:p>
+            <w:pPr>
+              <w:pStyle w:val="Compact"/>
+              <w:jc w:val="left"/>
+            </w:pPr>
+            <w:r>
+              <w:t xml:space="preserve">14</w:t>
+            </w:r>
+          </w:p>
+        </w:tc>
+      </w:tr>
+    </w:tbl>
+    <w:bookmarkEnd w:id="21"/>
+    <w:bookmarkStart w:id="22" w:name="разбиение-ipv6-сети-на-подсети"/>
+    <w:p>
+      <w:pPr>
+        <w:pStyle w:val="Heading3"/>
+      </w:pPr>
+      <w:r>
+        <w:rPr>
+          <w:rStyle w:val="SectionNumber"/>
+        </w:rPr>
+        <w:t xml:space="preserve">2.1.2</w:t>
+      </w:r>
+      <w:r>
+        <w:tab/>
+      </w:r>
+      <w:r>
+        <w:t xml:space="preserve">Разбиение IPv6-сети на подсети</w:t>
+      </w:r>
+    </w:p>
+    <w:p>
+      <w:pPr>
+        <w:pStyle w:val="FirstParagraph"/>
+      </w:pPr>
+      <w:r>
+        <w:t xml:space="preserve">Задана сеть 2001:db8:c0de::/48. Охарактеризуйте адрес, определите маску, префикс, диапазон адресов для узлов сети (краевые значения). Разбейте сеть на 2 подсети двумя способами — с использованием идентификатора подсети и с использованием идентификатора интерфейса. Поясните предложенные вами варианты разбиения.</w:t>
+      </w:r>
+    </w:p>
+    <w:p>
+      <w:pPr>
+        <w:numPr>
+          <w:ilvl w:val="0"/>
+          <w:numId w:val="1004"/>
+        </w:numPr>
+        <w:pStyle w:val="Compact"/>
+      </w:pPr>
+      <w:r>
+        <w:t xml:space="preserve">Характеристика сети</w:t>
+      </w:r>
+      <w:r>
+        <w:t xml:space="preserve"> </w:t>
+      </w:r>
+      <w:r>
+        <w:rPr>
+          <w:rStyle w:val="VerbatimChar"/>
+        </w:rPr>
+        <w:t xml:space="preserve">2001:db8:c0de::/48</w:t>
+      </w:r>
+    </w:p>
+    <w:tbl>
+      <w:tblPr>
+        <w:tblStyle w:val="Table"/>
+        <w:tblW w:type="auto" w:w="0"/>
+        <w:tblLook w:firstRow="1" w:lastRow="0" w:firstColumn="0" w:lastColumn="0" w:noHBand="0" w:noVBand="0" w:val="0020"/>
+        <w:jc w:val="start"/>
+      </w:tblPr>
+      <w:tblGrid>
+        <w:gridCol w:w="3960"/>
+        <w:gridCol w:w="3960"/>
+      </w:tblGrid>
+      <w:tr>
+        <w:trPr>
+          <w:tblHeader w:val="true"/>
+        </w:trPr>
+        <w:tc>
+          <w:tcPr/>
+          <w:p>
+            <w:pPr>
+              <w:pStyle w:val="Compact"/>
+              <w:jc w:val="left"/>
+            </w:pPr>
+            <w:r>
+              <w:t xml:space="preserve">Параметр</w:t>
+            </w:r>
+          </w:p>
+        </w:tc>
+        <w:tc>
+          <w:tcPr/>
+          <w:p>
+            <w:pPr>
+              <w:pStyle w:val="Compact"/>
+              <w:jc w:val="left"/>
+            </w:pPr>
+            <w:r>
+              <w:t xml:space="preserve">Значение</w:t>
+            </w:r>
+          </w:p>
+        </w:tc>
+      </w:tr>
+      <w:tr>
+        <w:tc>
+          <w:tcPr/>
+          <w:p>
+            <w:pPr>
+              <w:pStyle w:val="Compact"/>
+              <w:jc w:val="left"/>
+            </w:pPr>
+            <w:r>
+              <w:t xml:space="preserve">IPv6-адрес сети</w:t>
+            </w:r>
+          </w:p>
+        </w:tc>
+        <w:tc>
+          <w:tcPr/>
+          <w:p>
+            <w:pPr>
+              <w:pStyle w:val="Compact"/>
+              <w:jc w:val="left"/>
+            </w:pPr>
+            <w:r>
+              <w:rPr>
+                <w:rStyle w:val="VerbatimChar"/>
+              </w:rPr>
+              <w:t xml:space="preserve">2001:db8:c0de::/48</w:t>
+            </w:r>
+          </w:p>
+        </w:tc>
+      </w:tr>
+      <w:tr>
+        <w:tc>
+          <w:tcPr/>
+          <w:p>
+            <w:pPr>
+              <w:pStyle w:val="Compact"/>
+              <w:jc w:val="left"/>
+            </w:pPr>
+            <w:r>
+              <w:t xml:space="preserve">Длина префикса</w:t>
+            </w:r>
+          </w:p>
+        </w:tc>
+        <w:tc>
+          <w:tcPr/>
+          <w:p>
+            <w:pPr>
+              <w:pStyle w:val="Compact"/>
+              <w:jc w:val="left"/>
+            </w:pPr>
+            <w:r>
+              <w:rPr>
+                <w:rStyle w:val="VerbatimChar"/>
+              </w:rPr>
+              <w:t xml:space="preserve">/48</w:t>
+            </w:r>
+          </w:p>
+        </w:tc>
+      </w:tr>
+      <w:tr>
+        <w:tc>
+          <w:tcPr/>
+          <w:p>
+            <w:pPr>
+              <w:pStyle w:val="Compact"/>
+              <w:jc w:val="left"/>
+            </w:pPr>
+            <w:r>
+              <w:t xml:space="preserve">Маска сети</w:t>
+            </w:r>
+          </w:p>
+        </w:tc>
+        <w:tc>
+          <w:tcPr/>
+          <w:p>
+            <w:pPr>
+              <w:pStyle w:val="Compact"/>
+              <w:jc w:val="left"/>
+            </w:pPr>
+            <w:r>
+              <w:rPr>
+                <w:rStyle w:val="VerbatimChar"/>
+              </w:rPr>
+              <w:t xml:space="preserve">ffff:ffff:ffff::</w:t>
+            </w:r>
+          </w:p>
+        </w:tc>
+      </w:tr>
+      <w:tr>
+        <w:tc>
+          <w:tcPr/>
+          <w:p>
+            <w:pPr>
+              <w:pStyle w:val="Compact"/>
+              <w:jc w:val="left"/>
+            </w:pPr>
+            <w:r>
+              <w:t xml:space="preserve">Формат адреса</w:t>
+            </w:r>
+          </w:p>
+        </w:tc>
+        <w:tc>
+          <w:tcPr/>
+          <w:p>
+            <w:pPr>
+              <w:pStyle w:val="Compact"/>
+              <w:jc w:val="left"/>
+            </w:pPr>
+            <w:r>
+              <w:t xml:space="preserve">Global Unicast</w:t>
+            </w:r>
+          </w:p>
+        </w:tc>
+      </w:tr>
+      <w:tr>
+        <w:tc>
+          <w:tcPr/>
+          <w:p>
+            <w:pPr>
+              <w:pStyle w:val="Compact"/>
+              <w:jc w:val="left"/>
+            </w:pPr>
+            <w:r>
+              <w:t xml:space="preserve">Идентификатор сети</w:t>
+            </w:r>
+          </w:p>
+        </w:tc>
+        <w:tc>
+          <w:tcPr/>
+          <w:p>
+            <w:pPr>
+              <w:pStyle w:val="Compact"/>
+              <w:jc w:val="left"/>
+            </w:pPr>
+            <w:r>
+              <w:rPr>
+                <w:rStyle w:val="VerbatimChar"/>
+              </w:rPr>
+              <w:t xml:space="preserve">2001:db8:c0de</w:t>
+            </w:r>
+          </w:p>
+        </w:tc>
+      </w:tr>
+      <w:tr>
+        <w:tc>
+          <w:tcPr/>
+          <w:p>
+            <w:pPr>
+              <w:pStyle w:val="Compact"/>
+              <w:jc w:val="left"/>
+            </w:pPr>
+            <w:r>
+              <w:t xml:space="preserve">Идентификатор интерфейса</w:t>
+            </w:r>
+          </w:p>
+        </w:tc>
+        <w:tc>
+          <w:tcPr/>
+          <w:p>
+            <w:pPr>
+              <w:pStyle w:val="Compact"/>
+              <w:jc w:val="left"/>
+            </w:pPr>
+            <w:r>
+              <w:t xml:space="preserve">Последние 64 бита</w:t>
+            </w:r>
+          </w:p>
+        </w:tc>
+      </w:tr>
+      <w:tr>
+        <w:tc>
+          <w:tcPr/>
+          <w:p>
+            <w:pPr>
+              <w:pStyle w:val="Compact"/>
+              <w:jc w:val="left"/>
+            </w:pPr>
+            <w:r>
+              <w:t xml:space="preserve">Минимальный адрес узла</w:t>
+            </w:r>
+          </w:p>
+        </w:tc>
+        <w:tc>
+          <w:tcPr/>
+          <w:p>
+            <w:pPr>
+              <w:pStyle w:val="Compact"/>
+              <w:jc w:val="left"/>
+            </w:pPr>
+            <w:r>
+              <w:rPr>
+                <w:rStyle w:val="VerbatimChar"/>
+              </w:rPr>
+              <w:t xml:space="preserve">2001:db8:c0de:0000:0000:0000:0000:0000</w:t>
+            </w:r>
+          </w:p>
+        </w:tc>
+      </w:tr>
+      <w:tr>
+        <w:tc>
+          <w:tcPr/>
+          <w:p>
+            <w:pPr>
+              <w:pStyle w:val="Compact"/>
+              <w:jc w:val="left"/>
+            </w:pPr>
+            <w:r>
+              <w:t xml:space="preserve">Максимальный адрес узла</w:t>
+            </w:r>
+          </w:p>
+        </w:tc>
+        <w:tc>
+          <w:tcPr/>
+          <w:p>
+            <w:pPr>
+              <w:pStyle w:val="Compact"/>
+              <w:jc w:val="left"/>
+            </w:pPr>
+            <w:r>
+              <w:rPr>
+                <w:rStyle w:val="VerbatimChar"/>
+              </w:rPr>
+              <w:t xml:space="preserve">2001:db8:c0de:ffff:ffff:ffff:ffff:ffff</w:t>
+            </w:r>
+          </w:p>
+        </w:tc>
+      </w:tr>
+    </w:tbl>
+    <w:p>
+      <w:pPr>
+        <w:pStyle w:val="BodyText"/>
+      </w:pPr>
+      <w:r>
+        <w:rPr>
+          <w:bCs/>
+          <w:b/>
+        </w:rPr>
+        <w:t xml:space="preserve">Примечание:</w:t>
+      </w:r>
+      <w:r>
+        <w:t xml:space="preserve"> </w:t>
+      </w:r>
+      <w:r>
+        <w:t xml:space="preserve">В IPv6 отсутствуют широковещательные адреса, весь диапазон доступен для узлов.</w:t>
+      </w:r>
+    </w:p>
+    <w:p>
+      <w:pPr>
+        <w:numPr>
+          <w:ilvl w:val="0"/>
+          <w:numId w:val="1005"/>
+        </w:numPr>
+        <w:pStyle w:val="Compact"/>
+      </w:pPr>
+      <w:r>
+        <w:t xml:space="preserve">Разбиение на 2 подсети (способ 1 — по идентификатору подсети)</w:t>
+      </w:r>
+    </w:p>
+    <w:p>
+      <w:pPr>
+        <w:pStyle w:val="FirstParagraph"/>
+      </w:pPr>
+      <w:r>
+        <w:t xml:space="preserve">Используется 4-й хекстет (Subnet ID).</w:t>
+      </w:r>
+      <w:r>
+        <w:t xml:space="preserve"> </w:t>
+      </w:r>
+      <w:r>
+        <w:t xml:space="preserve">Префикс увеличивается:</w:t>
+      </w:r>
+      <w:r>
+        <w:t xml:space="preserve"> </w:t>
+      </w:r>
+      <w:r>
+        <w:rPr>
+          <w:rStyle w:val="VerbatimChar"/>
+        </w:rPr>
+        <w:t xml:space="preserve">/48</w:t>
+      </w:r>
+      <w:r>
+        <w:t xml:space="preserve"> </w:t>
+      </w:r>
+      <w:r>
+        <w:t xml:space="preserve">-&gt;</w:t>
+      </w:r>
+      <w:r>
+        <w:t xml:space="preserve"> </w:t>
+      </w:r>
+      <w:r>
+        <w:rPr>
+          <w:rStyle w:val="VerbatimChar"/>
+        </w:rPr>
+        <w:t xml:space="preserve">/49</w:t>
+      </w:r>
+      <w:r>
+        <w:t xml:space="preserve">.</w:t>
+      </w:r>
+    </w:p>
+    <w:tbl>
+      <w:tblPr>
+        <w:tblStyle w:val="Table"/>
+        <w:tblW w:type="pct" w:w="5000"/>
+        <w:tblLook w:firstRow="1" w:lastRow="0" w:firstColumn="0" w:lastColumn="0" w:noHBand="0" w:noVBand="0" w:val="0020"/>
+        <w:jc w:val="start"/>
+      </w:tblPr>
+      <w:tblGrid>
+        <w:gridCol w:w="1926"/>
+        <w:gridCol w:w="1926"/>
+        <w:gridCol w:w="4067"/>
+      </w:tblGrid>
+      <w:tr>
+        <w:trPr>
+          <w:tblHeader w:val="true"/>
+        </w:trPr>
+        <w:tc>
+          <w:tcPr/>
+          <w:p>
+            <w:pPr>
+              <w:pStyle w:val="Compact"/>
+              <w:jc w:val="left"/>
+            </w:pPr>
+            <w:r>
+              <w:t xml:space="preserve">Подсеть</w:t>
+            </w:r>
+          </w:p>
+        </w:tc>
+        <w:tc>
+          <w:tcPr/>
+          <w:p>
+            <w:pPr>
+              <w:pStyle w:val="Compact"/>
+              <w:jc w:val="left"/>
+            </w:pPr>
+            <w:r>
+              <w:t xml:space="preserve">Префикс</w:t>
+            </w:r>
+          </w:p>
+        </w:tc>
+        <w:tc>
+          <w:tcPr/>
+          <w:p>
+            <w:pPr>
+              <w:pStyle w:val="Compact"/>
+              <w:jc w:val="left"/>
+            </w:pPr>
+            <w:r>
+              <w:t xml:space="preserve">Диапазон адресов</w:t>
+            </w:r>
+          </w:p>
+        </w:tc>
+      </w:tr>
+      <w:tr>
+        <w:tc>
+          <w:tcPr/>
+          <w:p>
+            <w:pPr>
+              <w:pStyle w:val="Compact"/>
+              <w:jc w:val="left"/>
+            </w:pPr>
+            <w:r>
+              <w:t xml:space="preserve">Подсеть 1</w:t>
+            </w:r>
+          </w:p>
+        </w:tc>
+        <w:tc>
+          <w:tcPr/>
+          <w:p>
+            <w:pPr>
+              <w:pStyle w:val="Compact"/>
+              <w:jc w:val="left"/>
+            </w:pPr>
+            <w:r>
+              <w:rPr>
+                <w:rStyle w:val="VerbatimChar"/>
+              </w:rPr>
+              <w:t xml:space="preserve">2001:db8:c0de:::/49</w:t>
+            </w:r>
+          </w:p>
+        </w:tc>
+        <w:tc>
+          <w:tcPr/>
+          <w:p>
+            <w:pPr>
+              <w:pStyle w:val="Compact"/>
+              <w:jc w:val="left"/>
+            </w:pPr>
+            <w:r>
+              <w:rPr>
+                <w:rStyle w:val="VerbatimChar"/>
+              </w:rPr>
+              <w:t xml:space="preserve">2001:db8:c0de:::</w:t>
+            </w:r>
+            <w:r>
+              <w:t xml:space="preserve"> </w:t>
+            </w:r>
+            <w:r>
+              <w:t xml:space="preserve">–</w:t>
+            </w:r>
+            <w:r>
+              <w:t xml:space="preserve"> </w:t>
+            </w:r>
+            <w:r>
+              <w:rPr>
+                <w:rStyle w:val="VerbatimChar"/>
+              </w:rPr>
+              <w:t xml:space="preserve">2001:db8:c0de:7fff:ffff:ffff::</w:t>
+            </w:r>
+          </w:p>
+        </w:tc>
+      </w:tr>
+      <w:tr>
+        <w:tc>
+          <w:tcPr/>
+          <w:p>
+            <w:pPr>
+              <w:pStyle w:val="Compact"/>
+              <w:jc w:val="left"/>
+            </w:pPr>
+            <w:r>
+              <w:t xml:space="preserve">Подсеть 2</w:t>
+            </w:r>
+          </w:p>
+        </w:tc>
+        <w:tc>
+          <w:tcPr/>
+          <w:p>
+            <w:pPr>
+              <w:pStyle w:val="Compact"/>
+              <w:jc w:val="left"/>
+            </w:pPr>
+            <w:r>
+              <w:rPr>
+                <w:rStyle w:val="VerbatimChar"/>
+              </w:rPr>
+              <w:t xml:space="preserve">2001:db8:c0de:800::/49</w:t>
+            </w:r>
+          </w:p>
+        </w:tc>
+        <w:tc>
+          <w:tcPr/>
+          <w:p>
+            <w:pPr>
+              <w:pStyle w:val="Compact"/>
+              <w:jc w:val="left"/>
+            </w:pPr>
+            <w:r>
+              <w:rPr>
+                <w:rStyle w:val="VerbatimChar"/>
+              </w:rPr>
+              <w:t xml:space="preserve">2001:db8:c0de:800::</w:t>
+            </w:r>
+            <w:r>
+              <w:t xml:space="preserve"> </w:t>
+            </w:r>
+            <w:r>
+              <w:t xml:space="preserve">–</w:t>
+            </w:r>
+            <w:r>
+              <w:t xml:space="preserve"> </w:t>
+            </w:r>
+            <w:r>
+              <w:rPr>
+                <w:rStyle w:val="VerbatimChar"/>
+              </w:rPr>
+              <w:t xml:space="preserve">2001:db8:c0de:ffff:ffff:ffff::</w:t>
+            </w:r>
+          </w:p>
+        </w:tc>
+      </w:tr>
+    </w:tbl>
+    <w:p>
+      <w:pPr>
+        <w:numPr>
+          <w:ilvl w:val="0"/>
+          <w:numId w:val="1006"/>
+        </w:numPr>
+        <w:pStyle w:val="Compact"/>
+      </w:pPr>
+      <w:r>
+        <w:t xml:space="preserve">Разбиение на 2 подсети (способ 2 — по идентификатору интерфейса)</w:t>
+      </w:r>
+    </w:p>
+    <w:p>
+      <w:pPr>
+        <w:pStyle w:val="FirstParagraph"/>
+      </w:pPr>
+      <w:r>
+        <w:t xml:space="preserve">Разделение производится в последних 64 битах (Interface ID).</w:t>
+      </w:r>
+    </w:p>
+    <w:tbl>
+      <w:tblPr>
+        <w:tblStyle w:val="Table"/>
+        <w:tblW w:type="pct" w:w="5000"/>
+        <w:tblLook w:firstRow="1" w:lastRow="0" w:firstColumn="0" w:lastColumn="0" w:noHBand="0" w:noVBand="0" w:val="0020"/>
+        <w:jc w:val="start"/>
+      </w:tblPr>
+      <w:tblGrid>
+        <w:gridCol w:w="1926"/>
+        <w:gridCol w:w="1926"/>
+        <w:gridCol w:w="4067"/>
+      </w:tblGrid>
+      <w:tr>
+        <w:trPr>
+          <w:tblHeader w:val="true"/>
+        </w:trPr>
+        <w:tc>
+          <w:tcPr/>
+          <w:p>
+            <w:pPr>
+              <w:pStyle w:val="Compact"/>
+              <w:jc w:val="left"/>
+            </w:pPr>
+            <w:r>
+              <w:t xml:space="preserve">Подсеть</w:t>
+            </w:r>
+          </w:p>
+        </w:tc>
+        <w:tc>
+          <w:tcPr/>
+          <w:p>
+            <w:pPr>
+              <w:pStyle w:val="Compact"/>
+              <w:jc w:val="left"/>
+            </w:pPr>
+            <w:r>
+              <w:t xml:space="preserve">Префикс</w:t>
+            </w:r>
+          </w:p>
+        </w:tc>
+        <w:tc>
+          <w:tcPr/>
+          <w:p>
+            <w:pPr>
+              <w:pStyle w:val="Compact"/>
+              <w:jc w:val="left"/>
+            </w:pPr>
+            <w:r>
+              <w:t xml:space="preserve">Диапазон адресов</w:t>
+            </w:r>
+          </w:p>
+        </w:tc>
+      </w:tr>
+      <w:tr>
+        <w:tc>
+          <w:tcPr/>
+          <w:p>
+            <w:pPr>
+              <w:pStyle w:val="Compact"/>
+              <w:jc w:val="left"/>
+            </w:pPr>
+            <w:r>
+              <w:t xml:space="preserve">Подсеть 1</w:t>
+            </w:r>
+          </w:p>
+        </w:tc>
+        <w:tc>
+          <w:tcPr/>
+          <w:p>
+            <w:pPr>
+              <w:pStyle w:val="Compact"/>
+              <w:jc w:val="left"/>
+            </w:pPr>
+            <w:r>
+              <w:rPr>
+                <w:rStyle w:val="VerbatimChar"/>
+              </w:rPr>
+              <w:t xml:space="preserve">2001:db8:c0de::/65</w:t>
+            </w:r>
+          </w:p>
+        </w:tc>
+        <w:tc>
+          <w:tcPr/>
+          <w:p>
+            <w:pPr>
+              <w:pStyle w:val="Compact"/>
+              <w:jc w:val="left"/>
+            </w:pPr>
+            <w:r>
+              <w:rPr>
+                <w:rStyle w:val="VerbatimChar"/>
+              </w:rPr>
+              <w:t xml:space="preserve">2001:db8:c0de::</w:t>
+            </w:r>
+            <w:r>
+              <w:t xml:space="preserve"> </w:t>
+            </w:r>
+            <w:r>
+              <w:rPr>
+                <w:rStyle w:val="VerbatimChar"/>
+              </w:rPr>
+              <w:t xml:space="preserve">2001:db8:c0de:0:7fff:ffff::</w:t>
+            </w:r>
+          </w:p>
+        </w:tc>
+      </w:tr>
+      <w:tr>
+        <w:tc>
+          <w:tcPr/>
+          <w:p>
+            <w:pPr>
+              <w:pStyle w:val="Compact"/>
+              <w:jc w:val="left"/>
+            </w:pPr>
+            <w:r>
+              <w:t xml:space="preserve">Подсеть 2</w:t>
+            </w:r>
+          </w:p>
+        </w:tc>
+        <w:tc>
+          <w:tcPr/>
+          <w:p>
+            <w:pPr>
+              <w:pStyle w:val="Compact"/>
+              <w:jc w:val="left"/>
+            </w:pPr>
+            <w:r>
+              <w:rPr>
+                <w:rStyle w:val="VerbatimChar"/>
+              </w:rPr>
+              <w:t xml:space="preserve">2001:db8:c0de:0:800::/65</w:t>
+            </w:r>
+          </w:p>
+        </w:tc>
+        <w:tc>
+          <w:tcPr/>
+          <w:p>
+            <w:pPr>
+              <w:pStyle w:val="Compact"/>
+              <w:jc w:val="left"/>
+            </w:pPr>
+            <w:r>
+              <w:rPr>
+                <w:rStyle w:val="VerbatimChar"/>
+              </w:rPr>
+              <w:t xml:space="preserve">2001:db8:c0de:0:800::</w:t>
+            </w:r>
+            <w:r>
+              <w:t xml:space="preserve"> </w:t>
+            </w:r>
+            <w:r>
+              <w:rPr>
+                <w:rStyle w:val="VerbatimChar"/>
+              </w:rPr>
+              <w:t xml:space="preserve">2001:db8:c0de:ffff:ffff::</w:t>
+            </w:r>
+          </w:p>
+        </w:tc>
+      </w:tr>
+    </w:tbl>
+    <w:p>
+      <w:pPr>
+        <w:pStyle w:val="BodyText"/>
+      </w:pPr>
+      <w:r>
+        <w:rPr>
+          <w:iCs/>
+          <w:i/>
+        </w:rPr>
+        <w:t xml:space="preserve">Метод теоретически возможен, но практически не используется, так как нарушает принципы иерархической маршрутизации IPv6.</w:t>
+      </w:r>
+    </w:p>
+    <w:p>
+      <w:pPr>
+        <w:pStyle w:val="BodyText"/>
+      </w:pPr>
+      <w:r>
+        <w:t xml:space="preserve">Задана сеть 2a02:6b8::/64. Охарактеризуйте адрес, определите маску, префикс, диапазон адресов для узлов сети (краевые значения). Разбейте сеть на 2 подсети двумя способами — с использованием идентификатора подсети и с использованием идентификатора интерфейса. Поясните предложенные вами варианты разбиения.</w:t>
+      </w:r>
+    </w:p>
+    <w:p>
+      <w:pPr>
+        <w:numPr>
+          <w:ilvl w:val="0"/>
+          <w:numId w:val="1007"/>
+        </w:numPr>
+        <w:pStyle w:val="Compact"/>
+      </w:pPr>
+      <w:r>
+        <w:t xml:space="preserve">Сеть Характеристика сети</w:t>
+      </w:r>
+      <w:r>
+        <w:t xml:space="preserve"> </w:t>
+      </w:r>
+      <w:r>
+        <w:rPr>
+          <w:rStyle w:val="VerbatimChar"/>
+        </w:rPr>
+        <w:t xml:space="preserve">2a02:6b8::/64</w:t>
+      </w:r>
+    </w:p>
+    <w:tbl>
+      <w:tblPr>
+        <w:tblStyle w:val="Table"/>
+        <w:tblW w:type="auto" w:w="0"/>
+        <w:tblLook w:firstRow="1" w:lastRow="0" w:firstColumn="0" w:lastColumn="0" w:noHBand="0" w:noVBand="0" w:val="0020"/>
+        <w:jc w:val="start"/>
+      </w:tblPr>
+      <w:tblGrid>
+        <w:gridCol w:w="3960"/>
+        <w:gridCol w:w="3960"/>
+      </w:tblGrid>
+      <w:tr>
+        <w:trPr>
+          <w:tblHeader w:val="true"/>
+        </w:trPr>
+        <w:tc>
+          <w:tcPr/>
+          <w:p>
+            <w:pPr>
+              <w:pStyle w:val="Compact"/>
+              <w:jc w:val="left"/>
+            </w:pPr>
+            <w:r>
+              <w:t xml:space="preserve">Параметр</w:t>
+            </w:r>
+          </w:p>
+        </w:tc>
+        <w:tc>
+          <w:tcPr/>
+          <w:p>
+            <w:pPr>
+              <w:pStyle w:val="Compact"/>
+              <w:jc w:val="left"/>
+            </w:pPr>
+            <w:r>
+              <w:t xml:space="preserve">Значение</w:t>
+            </w:r>
+          </w:p>
+        </w:tc>
+      </w:tr>
+      <w:tr>
+        <w:tc>
+          <w:tcPr/>
+          <w:p>
+            <w:pPr>
+              <w:pStyle w:val="Compact"/>
+              <w:jc w:val="left"/>
+            </w:pPr>
+            <w:r>
+              <w:t xml:space="preserve">IPv6-адрес сети</w:t>
+            </w:r>
+          </w:p>
+        </w:tc>
+        <w:tc>
+          <w:tcPr/>
+          <w:p>
+            <w:pPr>
+              <w:pStyle w:val="Compact"/>
+              <w:jc w:val="left"/>
+            </w:pPr>
+            <w:r>
+              <w:rPr>
+                <w:rStyle w:val="VerbatimChar"/>
+              </w:rPr>
+              <w:t xml:space="preserve">2a02:6b8::/64</w:t>
+            </w:r>
+          </w:p>
+        </w:tc>
+      </w:tr>
+      <w:tr>
+        <w:tc>
+          <w:tcPr/>
+          <w:p>
+            <w:pPr>
+              <w:pStyle w:val="Compact"/>
+              <w:jc w:val="left"/>
+            </w:pPr>
+            <w:r>
+              <w:t xml:space="preserve">Длина префикса</w:t>
+            </w:r>
+          </w:p>
+        </w:tc>
+        <w:tc>
+          <w:tcPr/>
+          <w:p>
+            <w:pPr>
+              <w:pStyle w:val="Compact"/>
+              <w:jc w:val="left"/>
+            </w:pPr>
+            <w:r>
+              <w:rPr>
+                <w:rStyle w:val="VerbatimChar"/>
+              </w:rPr>
+              <w:t xml:space="preserve">/64</w:t>
+            </w:r>
+          </w:p>
+        </w:tc>
+      </w:tr>
+      <w:tr>
+        <w:tc>
+          <w:tcPr/>
+          <w:p>
+            <w:pPr>
+              <w:pStyle w:val="Compact"/>
+              <w:jc w:val="left"/>
+            </w:pPr>
+            <w:r>
+              <w:t xml:space="preserve">Маска сети</w:t>
+            </w:r>
+          </w:p>
+        </w:tc>
+        <w:tc>
+          <w:tcPr/>
+          <w:p>
+            <w:pPr>
+              <w:pStyle w:val="Compact"/>
+              <w:jc w:val="left"/>
+            </w:pPr>
+            <w:r>
+              <w:rPr>
+                <w:rStyle w:val="VerbatimChar"/>
+              </w:rPr>
+              <w:t xml:space="preserve">ffff:ffff:ffff:ffff::</w:t>
+            </w:r>
+          </w:p>
+        </w:tc>
+      </w:tr>
+      <w:tr>
+        <w:tc>
+          <w:tcPr/>
+          <w:p>
+            <w:pPr>
+              <w:pStyle w:val="Compact"/>
+              <w:jc w:val="left"/>
+            </w:pPr>
+            <w:r>
+              <w:t xml:space="preserve">Тип адреса</w:t>
+            </w:r>
+          </w:p>
+        </w:tc>
+        <w:tc>
+          <w:tcPr/>
+          <w:p>
+            <w:pPr>
+              <w:pStyle w:val="Compact"/>
+              <w:jc w:val="left"/>
+            </w:pPr>
+            <w:r>
+              <w:t xml:space="preserve">Global Unicast</w:t>
+            </w:r>
+          </w:p>
+        </w:tc>
+      </w:tr>
+      <w:tr>
+        <w:tc>
+          <w:tcPr/>
+          <w:p>
+            <w:pPr>
+              <w:pStyle w:val="Compact"/>
+              <w:jc w:val="left"/>
+            </w:pPr>
+            <w:r>
+              <w:t xml:space="preserve">Идентификатор сети</w:t>
+            </w:r>
+          </w:p>
+        </w:tc>
+        <w:tc>
+          <w:tcPr/>
+          <w:p>
+            <w:pPr>
+              <w:pStyle w:val="Compact"/>
+              <w:jc w:val="left"/>
+            </w:pPr>
+            <w:r>
+              <w:rPr>
+                <w:rStyle w:val="VerbatimChar"/>
+              </w:rPr>
+              <w:t xml:space="preserve">2a02:6b8:0:0</w:t>
+            </w:r>
+          </w:p>
+        </w:tc>
+      </w:tr>
+      <w:tr>
+        <w:tc>
+          <w:tcPr/>
+          <w:p>
+            <w:pPr>
+              <w:pStyle w:val="Compact"/>
+              <w:jc w:val="left"/>
+            </w:pPr>
+            <w:r>
+              <w:t xml:space="preserve">Идентификатор интерфейса</w:t>
+            </w:r>
+          </w:p>
+        </w:tc>
+        <w:tc>
+          <w:tcPr/>
+          <w:p>
+            <w:pPr>
+              <w:pStyle w:val="Compact"/>
+              <w:jc w:val="left"/>
+            </w:pPr>
+            <w:r>
+              <w:t xml:space="preserve">Последние 64 бита</w:t>
+            </w:r>
+          </w:p>
+        </w:tc>
+      </w:tr>
+      <w:tr>
+        <w:tc>
+          <w:tcPr/>
+          <w:p>
+            <w:pPr>
+              <w:pStyle w:val="Compact"/>
+              <w:jc w:val="left"/>
+            </w:pPr>
+            <w:r>
+              <w:t xml:space="preserve">Минимальный адрес узла</w:t>
+            </w:r>
+          </w:p>
+        </w:tc>
+        <w:tc>
+          <w:tcPr/>
+          <w:p>
+            <w:pPr>
+              <w:pStyle w:val="Compact"/>
+              <w:jc w:val="left"/>
+            </w:pPr>
+            <w:r>
+              <w:rPr>
+                <w:rStyle w:val="VerbatimChar"/>
+              </w:rPr>
+              <w:t xml:space="preserve">2a02:6b8::</w:t>
+            </w:r>
+          </w:p>
+        </w:tc>
+      </w:tr>
+      <w:tr>
+        <w:tc>
+          <w:tcPr/>
+          <w:p>
+            <w:pPr>
+              <w:pStyle w:val="Compact"/>
+              <w:jc w:val="left"/>
+            </w:pPr>
+            <w:r>
+              <w:t xml:space="preserve">Максимальный адрес узла</w:t>
+            </w:r>
+          </w:p>
+        </w:tc>
+        <w:tc>
+          <w:tcPr/>
+          <w:p>
+            <w:pPr>
+              <w:pStyle w:val="Compact"/>
+              <w:jc w:val="left"/>
+            </w:pPr>
+            <w:r>
+              <w:rPr>
+                <w:rStyle w:val="VerbatimChar"/>
+              </w:rPr>
+              <w:t xml:space="preserve">2a02:6b8:0:0:ffff:ffff:ffff:ffff</w:t>
+            </w:r>
+          </w:p>
+        </w:tc>
+      </w:tr>
+    </w:tbl>
+    <w:p>
+      <w:pPr>
+        <w:numPr>
+          <w:ilvl w:val="0"/>
+          <w:numId w:val="1008"/>
+        </w:numPr>
+        <w:pStyle w:val="Compact"/>
+      </w:pPr>
+      <w:r>
+        <w:t xml:space="preserve">Разбиение на 2 подсети (способ 1 — по идентификатору подсети)</w:t>
+      </w:r>
+    </w:p>
+    <w:p>
+      <w:pPr>
+        <w:pStyle w:val="FirstParagraph"/>
+      </w:pPr>
+      <w:r>
+        <w:t xml:space="preserve">Разбиение выполняется за счёт расширения префикса:</w:t>
+      </w:r>
+      <w:r>
+        <w:t xml:space="preserve"> </w:t>
+      </w:r>
+      <w:r>
+        <w:rPr>
+          <w:rStyle w:val="VerbatimChar"/>
+        </w:rPr>
+        <w:t xml:space="preserve">/64</w:t>
+      </w:r>
+      <w:r>
+        <w:t xml:space="preserve"> </w:t>
+      </w:r>
+      <w:r>
+        <w:t xml:space="preserve">-&gt;</w:t>
+      </w:r>
+      <w:r>
+        <w:t xml:space="preserve"> </w:t>
+      </w:r>
+      <w:r>
+        <w:rPr>
+          <w:rStyle w:val="VerbatimChar"/>
+        </w:rPr>
+        <w:t xml:space="preserve">/65</w:t>
+      </w:r>
+      <w:r>
+        <w:t xml:space="preserve">.</w:t>
+      </w:r>
+    </w:p>
+    <w:tbl>
+      <w:tblPr>
+        <w:tblStyle w:val="Table"/>
+        <w:tblW w:type="pct" w:w="5000"/>
+        <w:tblLook w:firstRow="1" w:lastRow="0" w:firstColumn="0" w:lastColumn="0" w:noHBand="0" w:noVBand="0" w:val="0020"/>
+        <w:jc w:val="start"/>
+      </w:tblPr>
+      <w:tblGrid>
+        <w:gridCol w:w="1926"/>
+        <w:gridCol w:w="1926"/>
+        <w:gridCol w:w="4067"/>
+      </w:tblGrid>
+      <w:tr>
+        <w:trPr>
+          <w:tblHeader w:val="true"/>
+        </w:trPr>
+        <w:tc>
+          <w:tcPr/>
+          <w:p>
+            <w:pPr>
+              <w:pStyle w:val="Compact"/>
+              <w:jc w:val="left"/>
+            </w:pPr>
+            <w:r>
+              <w:t xml:space="preserve">Подсеть</w:t>
+            </w:r>
+          </w:p>
+        </w:tc>
+        <w:tc>
+          <w:tcPr/>
+          <w:p>
+            <w:pPr>
+              <w:pStyle w:val="Compact"/>
+              <w:jc w:val="left"/>
+            </w:pPr>
+            <w:r>
+              <w:t xml:space="preserve">Префикс</w:t>
+            </w:r>
+          </w:p>
+        </w:tc>
+        <w:tc>
+          <w:tcPr/>
+          <w:p>
+            <w:pPr>
+              <w:pStyle w:val="Compact"/>
+              <w:jc w:val="left"/>
+            </w:pPr>
+            <w:r>
+              <w:t xml:space="preserve">Диапазон адресов</w:t>
+            </w:r>
+          </w:p>
+        </w:tc>
+      </w:tr>
+      <w:tr>
+        <w:tc>
+          <w:tcPr/>
+          <w:p>
+            <w:pPr>
+              <w:pStyle w:val="Compact"/>
+              <w:jc w:val="left"/>
+            </w:pPr>
+            <w:r>
+              <w:t xml:space="preserve">Подсеть 1</w:t>
+            </w:r>
+          </w:p>
+        </w:tc>
+        <w:tc>
+          <w:tcPr/>
+          <w:p>
+            <w:pPr>
+              <w:pStyle w:val="Compact"/>
+              <w:jc w:val="left"/>
+            </w:pPr>
+            <w:r>
+              <w:rPr>
+                <w:rStyle w:val="VerbatimChar"/>
+              </w:rPr>
+              <w:t xml:space="preserve">2a02:6b8::/65</w:t>
+            </w:r>
+          </w:p>
+        </w:tc>
+        <w:tc>
+          <w:tcPr/>
+          <w:p>
+            <w:pPr>
+              <w:pStyle w:val="Compact"/>
+              <w:jc w:val="left"/>
+            </w:pPr>
+            <w:r>
+              <w:rPr>
+                <w:rStyle w:val="VerbatimChar"/>
+              </w:rPr>
+              <w:t xml:space="preserve">2a02:6b8::</w:t>
+            </w:r>
+            <w:r>
+              <w:t xml:space="preserve"> </w:t>
+            </w:r>
+            <w:r>
+              <w:t xml:space="preserve">-</w:t>
+            </w:r>
+            <w:r>
+              <w:t xml:space="preserve"> </w:t>
+            </w:r>
+            <w:r>
+              <w:rPr>
+                <w:rStyle w:val="VerbatimChar"/>
+              </w:rPr>
+              <w:t xml:space="preserve">2a02:6b8:0:0:7fff:ffff::</w:t>
+            </w:r>
+          </w:p>
+        </w:tc>
+      </w:tr>
+      <w:tr>
+        <w:tc>
+          <w:tcPr/>
+          <w:p>
+            <w:pPr>
+              <w:pStyle w:val="Compact"/>
+              <w:jc w:val="left"/>
+            </w:pPr>
+            <w:r>
+              <w:t xml:space="preserve">Подсеть 2</w:t>
+            </w:r>
+          </w:p>
+        </w:tc>
+        <w:tc>
+          <w:tcPr/>
+          <w:p>
+            <w:pPr>
+              <w:pStyle w:val="Compact"/>
+              <w:jc w:val="left"/>
+            </w:pPr>
+            <w:r>
+              <w:rPr>
+                <w:rStyle w:val="VerbatimChar"/>
+              </w:rPr>
+              <w:t xml:space="preserve">2a02:6b8:0:0:800::/65</w:t>
+            </w:r>
+          </w:p>
+        </w:tc>
+        <w:tc>
+          <w:tcPr/>
+          <w:p>
+            <w:pPr>
+              <w:pStyle w:val="Compact"/>
+              <w:jc w:val="left"/>
+            </w:pPr>
+            <w:r>
+              <w:rPr>
+                <w:rStyle w:val="VerbatimChar"/>
+              </w:rPr>
+              <w:t xml:space="preserve">2a02:6b8:0:0:800::</w:t>
+            </w:r>
+            <w:r>
+              <w:t xml:space="preserve"> </w:t>
+            </w:r>
+            <w:r>
+              <w:t xml:space="preserve">–</w:t>
+            </w:r>
+            <w:r>
+              <w:t xml:space="preserve"> </w:t>
+            </w:r>
+            <w:r>
+              <w:rPr>
+                <w:rStyle w:val="VerbatimChar"/>
+              </w:rPr>
+              <w:t xml:space="preserve">2a02:6b8:0:0:ffff:ffff::</w:t>
+            </w:r>
+          </w:p>
+        </w:tc>
+      </w:tr>
+    </w:tbl>
+    <w:p>
+      <w:pPr>
+        <w:numPr>
+          <w:ilvl w:val="0"/>
+          <w:numId w:val="1009"/>
+        </w:numPr>
+        <w:pStyle w:val="Compact"/>
+      </w:pPr>
+      <w:r>
+        <w:t xml:space="preserve">Разбиение на 2 подсети (способ 2 — по идентификатору интерфейса)</w:t>
+      </w:r>
+    </w:p>
+    <w:p>
+      <w:pPr>
+        <w:pStyle w:val="FirstParagraph"/>
+      </w:pPr>
+      <w:r>
+        <w:t xml:space="preserve">Используется деление Interface ID.</w:t>
+      </w:r>
+    </w:p>
+    <w:tbl>
+      <w:tblPr>
+        <w:tblStyle w:val="Table"/>
+        <w:tblW w:type="pct" w:w="5000"/>
+        <w:tblLook w:firstRow="1" w:lastRow="0" w:firstColumn="0" w:lastColumn="0" w:noHBand="0" w:noVBand="0" w:val="0020"/>
+        <w:jc w:val="start"/>
+      </w:tblPr>
+      <w:tblGrid>
+        <w:gridCol w:w="1926"/>
+        <w:gridCol w:w="1926"/>
+        <w:gridCol w:w="4067"/>
+      </w:tblGrid>
+      <w:tr>
+        <w:trPr>
+          <w:tblHeader w:val="true"/>
+        </w:trPr>
+        <w:tc>
+          <w:tcPr/>
+          <w:p>
+            <w:pPr>
+              <w:pStyle w:val="Compact"/>
+              <w:jc w:val="left"/>
+            </w:pPr>
+            <w:r>
+              <w:t xml:space="preserve">Подсеть</w:t>
+            </w:r>
+          </w:p>
+        </w:tc>
+        <w:tc>
+          <w:tcPr/>
+          <w:p>
+            <w:pPr>
+              <w:pStyle w:val="Compact"/>
+              <w:jc w:val="left"/>
+            </w:pPr>
+            <w:r>
+              <w:t xml:space="preserve">Префикс</w:t>
+            </w:r>
+          </w:p>
+        </w:tc>
+        <w:tc>
+          <w:tcPr/>
+          <w:p>
+            <w:pPr>
+              <w:pStyle w:val="Compact"/>
+              <w:jc w:val="left"/>
+            </w:pPr>
+            <w:r>
+              <w:t xml:space="preserve">Диапазон адресов</w:t>
+            </w:r>
+          </w:p>
+        </w:tc>
+      </w:tr>
+      <w:tr>
+        <w:tc>
+          <w:tcPr/>
+          <w:p>
+            <w:pPr>
+              <w:pStyle w:val="Compact"/>
+              <w:jc w:val="left"/>
+            </w:pPr>
+            <w:r>
+              <w:t xml:space="preserve">Подсеть 1</w:t>
+            </w:r>
+          </w:p>
+        </w:tc>
+        <w:tc>
+          <w:tcPr/>
+          <w:p>
+            <w:pPr>
+              <w:pStyle w:val="Compact"/>
+              <w:jc w:val="left"/>
+            </w:pPr>
+            <w:r>
+              <w:t xml:space="preserve">2a02:6b8::/65</w:t>
+            </w:r>
+          </w:p>
+        </w:tc>
+        <w:tc>
+          <w:tcPr/>
+          <w:p>
+            <w:pPr>
+              <w:pStyle w:val="Compact"/>
+              <w:jc w:val="left"/>
+            </w:pPr>
+            <w:r>
+              <w:rPr>
+                <w:rStyle w:val="VerbatimChar"/>
+              </w:rPr>
+              <w:t xml:space="preserve">2a02:6b8::</w:t>
+            </w:r>
+            <w:r>
+              <w:t xml:space="preserve"> </w:t>
+            </w:r>
+            <w:r>
+              <w:t xml:space="preserve">–</w:t>
+            </w:r>
+            <w:r>
+              <w:t xml:space="preserve"> </w:t>
+            </w:r>
+            <w:r>
+              <w:rPr>
+                <w:rStyle w:val="VerbatimChar"/>
+              </w:rPr>
+              <w:t xml:space="preserve">2a02:6b8:0:0:7fff:ffff::</w:t>
+            </w:r>
+          </w:p>
+        </w:tc>
+      </w:tr>
+      <w:tr>
+        <w:tc>
+          <w:tcPr/>
+          <w:p>
+            <w:pPr>
+              <w:pStyle w:val="Compact"/>
+              <w:jc w:val="left"/>
+            </w:pPr>
+            <w:r>
+              <w:t xml:space="preserve">Подсеть 2</w:t>
+            </w:r>
+          </w:p>
+        </w:tc>
+        <w:tc>
+          <w:tcPr/>
+          <w:p>
+            <w:pPr>
+              <w:pStyle w:val="Compact"/>
+              <w:jc w:val="left"/>
+            </w:pPr>
+            <w:r>
+              <w:rPr>
+                <w:rStyle w:val="VerbatimChar"/>
+              </w:rPr>
+              <w:t xml:space="preserve">2a02:6b8:0:0:800::/65</w:t>
+            </w:r>
+          </w:p>
+        </w:tc>
+        <w:tc>
+          <w:tcPr/>
+          <w:p>
+            <w:pPr>
+              <w:pStyle w:val="Compact"/>
+              <w:jc w:val="left"/>
+            </w:pPr>
+            <w:r>
+              <w:rPr>
+                <w:rStyle w:val="VerbatimChar"/>
+              </w:rPr>
+              <w:t xml:space="preserve">2a02:6b8:0:0:800::</w:t>
+            </w:r>
+            <w:r>
+              <w:t xml:space="preserve"> </w:t>
+            </w:r>
+            <w:r>
+              <w:t xml:space="preserve">–</w:t>
+            </w:r>
+            <w:r>
+              <w:t xml:space="preserve"> </w:t>
+            </w:r>
+            <w:r>
+              <w:rPr>
+                <w:rStyle w:val="VerbatimChar"/>
+              </w:rPr>
+              <w:t xml:space="preserve">2a02:6b8:0:0:ffff:ffff::</w:t>
+            </w:r>
+          </w:p>
+        </w:tc>
+      </w:tr>
+    </w:tbl>
+    <w:bookmarkEnd w:id="22"/>
+    <w:bookmarkEnd w:id="23"/>
+    <w:bookmarkStart w:id="107" w:name="Xaa98339a1bc9a01348fb7b4bcd912a06bb3c57d"/>
+    <w:p>
+      <w:pPr>
+        <w:pStyle w:val="Heading2"/>
+      </w:pPr>
+      <w:r>
+        <w:rPr>
+          <w:rStyle w:val="SectionNumber"/>
+        </w:rPr>
+        <w:t xml:space="preserve">2.2</w:t>
+      </w:r>
+      <w:r>
+        <w:tab/>
+      </w:r>
+      <w:r>
+        <w:t xml:space="preserve">Настройка двойного стека адресации IPv4 и IPv6 в локальной сети</w:t>
+      </w:r>
+    </w:p>
+    <w:bookmarkStart w:id="24" w:name="постановка-задачи"/>
+    <w:p>
+      <w:pPr>
+        <w:pStyle w:val="Heading3"/>
+      </w:pPr>
+      <w:r>
+        <w:rPr>
+          <w:rStyle w:val="SectionNumber"/>
+        </w:rPr>
+        <w:t xml:space="preserve">2.2.1</w:t>
+      </w:r>
+      <w:r>
+        <w:tab/>
+      </w:r>
+      <w:r>
+        <w:t xml:space="preserve">Постановка задачи</w:t>
+      </w:r>
+    </w:p>
+    <w:p>
+      <w:pPr>
+        <w:pStyle w:val="FirstParagraph"/>
+      </w:pPr>
+      <w:r>
+        <w:t xml:space="preserve">Задана топология сети с двумя локальными подсетями. Для первой подсети выделено адресное пространство c адресами IPv4, для второй - адресное пространство с адресами IPv6</w:t>
+      </w:r>
+    </w:p>
+    <w:p>
+      <w:pPr>
+        <w:pStyle w:val="BodyText"/>
+      </w:pPr>
+      <w:r>
+        <w:t xml:space="preserve">Требуется:</w:t>
+      </w:r>
+    </w:p>
+    <w:p>
+      <w:pPr>
+        <w:numPr>
+          <w:ilvl w:val="0"/>
+          <w:numId w:val="1010"/>
+        </w:numPr>
+        <w:pStyle w:val="Compact"/>
+      </w:pPr>
+      <w:r>
+        <w:t xml:space="preserve">реализовать топологию сети в GNS3;</w:t>
+      </w:r>
+    </w:p>
+    <w:p>
+      <w:pPr>
+        <w:numPr>
+          <w:ilvl w:val="0"/>
+          <w:numId w:val="1010"/>
+        </w:numPr>
+        <w:pStyle w:val="Compact"/>
+      </w:pPr>
+      <w:r>
+        <w:t xml:space="preserve">настроить IPv4-адресацию на устройствах первой подсети и проверить подключение между устройствами этой подсети;</w:t>
+      </w:r>
+    </w:p>
+    <w:p>
+      <w:pPr>
+        <w:numPr>
+          <w:ilvl w:val="0"/>
+          <w:numId w:val="1010"/>
+        </w:numPr>
+        <w:pStyle w:val="Compact"/>
+      </w:pPr>
+      <w:r>
+        <w:t xml:space="preserve">настроить IPv6-адресацию на устройствах второй подсети и проверить подключение между устройствами этой подсети;</w:t>
+      </w:r>
+    </w:p>
+    <w:p>
+      <w:pPr>
+        <w:numPr>
+          <w:ilvl w:val="0"/>
+          <w:numId w:val="1010"/>
+        </w:numPr>
+        <w:pStyle w:val="Compact"/>
+      </w:pPr>
+      <w:r>
+        <w:t xml:space="preserve">проанализировать захваченный на соединении сервера двойного стека адресации с коммутатором трафик ARP, ICMP, ICMPv6.</w:t>
+      </w:r>
+    </w:p>
+    <w:bookmarkEnd w:id="24"/>
+    <w:bookmarkStart w:id="106" w:name="порядок-выполнения-работы"/>
+    <w:p>
+      <w:pPr>
+        <w:pStyle w:val="Heading3"/>
+      </w:pPr>
+      <w:r>
+        <w:rPr>
+          <w:rStyle w:val="SectionNumber"/>
+        </w:rPr>
+        <w:t xml:space="preserve">2.2.2</w:t>
+      </w:r>
+      <w:r>
+        <w:tab/>
+      </w:r>
+      <w:r>
+        <w:t xml:space="preserve">Порядок выполнения работы</w:t>
+      </w:r>
+    </w:p>
+    <w:p>
+      <w:pPr>
+        <w:numPr>
+          <w:ilvl w:val="0"/>
+          <w:numId w:val="1011"/>
+        </w:numPr>
+        <w:pStyle w:val="Compact"/>
+      </w:pPr>
+      <w:r>
+        <w:t xml:space="preserve">Запустите GNS3 VM и GNS3. Создайте новый проект.(рис. 1)</w:t>
       </w:r>
     </w:p>
     <w:p>
@@ -223,20 +3909,20 @@
       <w:r>
         <w:drawing>
           <wp:inline>
-            <wp:extent cx="4800600" cy="4079980"/>
+            <wp:extent cx="4800600" cy="2204942"/>
             <wp:effectExtent b="0" l="0" r="0" t="0"/>
-            <wp:docPr descr="Обычная команда ipconfig" title="" id="23" name="Picture"/>
+            <wp:docPr descr="Запускаем GNS3 VM и GNS3" title="" id="26" name="Picture"/>
             <a:graphic>
               <a:graphicData uri="http://schemas.openxmlformats.org/drawingml/2006/picture">
                 <pic:pic>
                   <pic:nvPicPr>
-                    <pic:cNvPr descr="image/1.png" id="24" name="Picture"/>
+                    <pic:cNvPr descr="image/4.png" id="27" name="Picture"/>
                     <pic:cNvPicPr>
                       <a:picLocks noChangeArrowheads="1" noChangeAspect="1"/>
                     </pic:cNvPicPr>
                   </pic:nvPicPr>
                   <pic:blipFill>
-                    <a:blip r:embed="rId22"/>
+                    <a:blip r:embed="rId25"/>
                     <a:stretch>
                       <a:fillRect/>
                     </a:stretch>
@@ -244,7 +3930,7 @@
                   <pic:spPr bwMode="auto">
                     <a:xfrm>
                       <a:off x="0" y="0"/>
-                      <a:ext cx="4800600" cy="4079980"/>
+                      <a:ext cx="4800600" cy="2204942"/>
                     </a:xfrm>
                     <a:prstGeom prst="rect">
                       <a:avLst/>
@@ -268,15 +3954,29 @@
         <w:pStyle w:val="ImageCaption"/>
       </w:pPr>
       <w:r>
-        <w:t xml:space="preserve">Рис. 1: Обычная команда ipconfig</w:t>
-      </w:r>
-    </w:p>
-    <w:p>
-      <w:pPr>
-        <w:pStyle w:val="BodyText"/>
-      </w:pPr>
-      <w:r>
-        <w:t xml:space="preserve">Обычная команда ipconfig - выдает базовую информацию о текущем сетевом соединении</w:t>
+        <w:t xml:space="preserve">Рис. 1: Запускаем GNS3 VM и GNS3</w:t>
+      </w:r>
+    </w:p>
+    <w:p>
+      <w:pPr>
+        <w:numPr>
+          <w:ilvl w:val="0"/>
+          <w:numId w:val="1012"/>
+        </w:numPr>
+      </w:pPr>
+      <w:r>
+        <w:t xml:space="preserve">В рабочем пространстве разместите и соедините устройства в соответствии с топологией. Для подсети IPv4 используйте маршрутизатор FRR, а для подсети с IPv6 — маршрутизатор VyOS.</w:t>
+      </w:r>
+    </w:p>
+    <w:p>
+      <w:pPr>
+        <w:numPr>
+          <w:ilvl w:val="0"/>
+          <w:numId w:val="1012"/>
+        </w:numPr>
+      </w:pPr>
+      <w:r>
+        <w:t xml:space="preserve">Измените отображаемые названия устройств. Коммутаторам присвойте названия по принципу msk-user-sw-0x, маршрутизаторам — по принципу msk-user-gw-0x, VPCS — по принципу PCx-user, где вместо user укажите имя вашей учётной записи, вместо x — порядковый номер устройства.(рис. 2)</w:t>
       </w:r>
     </w:p>
     <w:p>
@@ -286,20 +3986,20 @@
       <w:r>
         <w:drawing>
           <wp:inline>
-            <wp:extent cx="4800600" cy="4321822"/>
+            <wp:extent cx="4800600" cy="4135170"/>
             <wp:effectExtent b="0" l="0" r="0" t="0"/>
-            <wp:docPr descr="Команда ipconfig /all" title="" id="26" name="Picture"/>
+            <wp:docPr descr="Топология сети" title="" id="29" name="Picture"/>
             <a:graphic>
               <a:graphicData uri="http://schemas.openxmlformats.org/drawingml/2006/picture">
                 <pic:pic>
                   <pic:nvPicPr>
-                    <pic:cNvPr descr="image/2.png" id="27" name="Picture"/>
+                    <pic:cNvPr descr="image/5.png" id="30" name="Picture"/>
                     <pic:cNvPicPr>
                       <a:picLocks noChangeArrowheads="1" noChangeAspect="1"/>
                     </pic:cNvPicPr>
                   </pic:nvPicPr>
                   <pic:blipFill>
-                    <a:blip r:embed="rId25"/>
+                    <a:blip r:embed="rId28"/>
                     <a:stretch>
                       <a:fillRect/>
                     </a:stretch>
@@ -307,7 +4007,7 @@
                   <pic:spPr bwMode="auto">
                     <a:xfrm>
                       <a:off x="0" y="0"/>
-                      <a:ext cx="4800600" cy="4321822"/>
+                      <a:ext cx="4800600" cy="4135170"/>
                     </a:xfrm>
                     <a:prstGeom prst="rect">
                       <a:avLst/>
@@ -331,7 +4031,29 @@
         <w:pStyle w:val="ImageCaption"/>
       </w:pPr>
       <w:r>
-        <w:t xml:space="preserve">Рис. 2: Команда ipconfig /all</w:t>
+        <w:t xml:space="preserve">Рис. 2: Топология сети</w:t>
+      </w:r>
+    </w:p>
+    <w:p>
+      <w:pPr>
+        <w:numPr>
+          <w:ilvl w:val="0"/>
+          <w:numId w:val="1013"/>
+        </w:numPr>
+      </w:pPr>
+      <w:r>
+        <w:t xml:space="preserve">Включите захват трафика на соединении между сервером двойного стека адресации и ближайшим к нему коммутатором.</w:t>
+      </w:r>
+    </w:p>
+    <w:p>
+      <w:pPr>
+        <w:numPr>
+          <w:ilvl w:val="0"/>
+          <w:numId w:val="1013"/>
+        </w:numPr>
+      </w:pPr>
+      <w:r>
+        <w:t xml:space="preserve">Руководствуясь табл. 6.6, настройте IPv4-адресацию для интерфейсов узлов PC1, PC2, Server:(рис. 3),(рис. 4),(рис. 5)</w:t>
       </w:r>
     </w:p>
     <w:p>
@@ -341,20 +4063,20 @@
       <w:r>
         <w:drawing>
           <wp:inline>
-            <wp:extent cx="4800600" cy="1823593"/>
+            <wp:extent cx="4800600" cy="3321530"/>
             <wp:effectExtent b="0" l="0" r="0" t="0"/>
-            <wp:docPr descr="Команда ipconfig /all" title="" id="29" name="Picture"/>
+            <wp:docPr descr="PC1" title="" id="32" name="Picture"/>
             <a:graphic>
               <a:graphicData uri="http://schemas.openxmlformats.org/drawingml/2006/picture">
                 <pic:pic>
                   <pic:nvPicPr>
-                    <pic:cNvPr descr="image/3.png" id="30" name="Picture"/>
+                    <pic:cNvPr descr="image/6.png" id="33" name="Picture"/>
                     <pic:cNvPicPr>
                       <a:picLocks noChangeArrowheads="1" noChangeAspect="1"/>
                     </pic:cNvPicPr>
                   </pic:nvPicPr>
                   <pic:blipFill>
-                    <a:blip r:embed="rId28"/>
+                    <a:blip r:embed="rId31"/>
                     <a:stretch>
                       <a:fillRect/>
                     </a:stretch>
@@ -362,7 +4084,7 @@
                   <pic:spPr bwMode="auto">
                     <a:xfrm>
                       <a:off x="0" y="0"/>
-                      <a:ext cx="4800600" cy="1823593"/>
+                      <a:ext cx="4800600" cy="3321530"/>
                     </a:xfrm>
                     <a:prstGeom prst="rect">
                       <a:avLst/>
@@ -386,15 +4108,7 @@
         <w:pStyle w:val="ImageCaption"/>
       </w:pPr>
       <w:r>
-        <w:t xml:space="preserve">Рис. 3: Команда ipconfig /all</w:t>
-      </w:r>
-    </w:p>
-    <w:p>
-      <w:pPr>
-        <w:pStyle w:val="BodyText"/>
-      </w:pPr>
-      <w:r>
-        <w:t xml:space="preserve">Команда ipconfig /all - выдает более полную (расширеную) информацию о текущем сетевом соединении</w:t>
+        <w:t xml:space="preserve">Рис. 3: PC1</w:t>
       </w:r>
     </w:p>
     <w:p>
@@ -404,20 +4118,20 @@
       <w:r>
         <w:drawing>
           <wp:inline>
-            <wp:extent cx="4800600" cy="3319652"/>
+            <wp:extent cx="4800600" cy="3024553"/>
             <wp:effectExtent b="0" l="0" r="0" t="0"/>
-            <wp:docPr descr="Команда ipconfig /renew" title="" id="32" name="Picture"/>
+            <wp:docPr descr="PC2" title="" id="35" name="Picture"/>
             <a:graphic>
               <a:graphicData uri="http://schemas.openxmlformats.org/drawingml/2006/picture">
                 <pic:pic>
                   <pic:nvPicPr>
-                    <pic:cNvPr descr="image/4.png" id="33" name="Picture"/>
+                    <pic:cNvPr descr="image/7.png" id="36" name="Picture"/>
                     <pic:cNvPicPr>
                       <a:picLocks noChangeArrowheads="1" noChangeAspect="1"/>
                     </pic:cNvPicPr>
                   </pic:nvPicPr>
                   <pic:blipFill>
-                    <a:blip r:embed="rId31"/>
+                    <a:blip r:embed="rId34"/>
                     <a:stretch>
                       <a:fillRect/>
                     </a:stretch>
@@ -425,7 +4139,7 @@
                   <pic:spPr bwMode="auto">
                     <a:xfrm>
                       <a:off x="0" y="0"/>
-                      <a:ext cx="4800600" cy="3319652"/>
+                      <a:ext cx="4800600" cy="3024553"/>
                     </a:xfrm>
                     <a:prstGeom prst="rect">
                       <a:avLst/>
@@ -449,27 +4163,7 @@
         <w:pStyle w:val="ImageCaption"/>
       </w:pPr>
       <w:r>
-        <w:t xml:space="preserve">Рис. 4: Команда ipconfig /renew</w:t>
-      </w:r>
-    </w:p>
-    <w:p>
-      <w:pPr>
-        <w:pStyle w:val="BodyText"/>
-      </w:pPr>
-      <w:r>
-        <w:t xml:space="preserve">Команда ipconfig /renew - обновляет IP текущего сетевого соединении</w:t>
-      </w:r>
-    </w:p>
-    <w:p>
-      <w:pPr>
-        <w:numPr>
-          <w:ilvl w:val="0"/>
-          <w:numId w:val="1003"/>
-        </w:numPr>
-        <w:pStyle w:val="Compact"/>
-      </w:pPr>
-      <w:r>
-        <w:t xml:space="preserve">Определите MAC-адреса сетевых интерфейсов на вашем компьютере. Подтвердите свой ответ скриншотом.(рис. 5),(рис. 6)</w:t>
+        <w:t xml:space="preserve">Рис. 4: PC2</w:t>
       </w:r>
     </w:p>
     <w:p>
@@ -479,20 +4173,20 @@
       <w:r>
         <w:drawing>
           <wp:inline>
-            <wp:extent cx="4800600" cy="916862"/>
+            <wp:extent cx="4800600" cy="3020865"/>
             <wp:effectExtent b="0" l="0" r="0" t="0"/>
-            <wp:docPr descr="MAC-адрес локальной сети *3" title="" id="35" name="Picture"/>
+            <wp:docPr descr="Server" title="" id="38" name="Picture"/>
             <a:graphic>
               <a:graphicData uri="http://schemas.openxmlformats.org/drawingml/2006/picture">
                 <pic:pic>
                   <pic:nvPicPr>
-                    <pic:cNvPr descr="image/5.png" id="36" name="Picture"/>
+                    <pic:cNvPr descr="image/8.png" id="39" name="Picture"/>
                     <pic:cNvPicPr>
                       <a:picLocks noChangeArrowheads="1" noChangeAspect="1"/>
                     </pic:cNvPicPr>
                   </pic:nvPicPr>
                   <pic:blipFill>
-                    <a:blip r:embed="rId34"/>
+                    <a:blip r:embed="rId37"/>
                     <a:stretch>
                       <a:fillRect/>
                     </a:stretch>
@@ -500,7 +4194,7 @@
                   <pic:spPr bwMode="auto">
                     <a:xfrm>
                       <a:off x="0" y="0"/>
-                      <a:ext cx="4800600" cy="916862"/>
+                      <a:ext cx="4800600" cy="3020865"/>
                     </a:xfrm>
                     <a:prstGeom prst="rect">
                       <a:avLst/>
@@ -524,7 +4218,27 @@
         <w:pStyle w:val="ImageCaption"/>
       </w:pPr>
       <w:r>
-        <w:t xml:space="preserve">Рис. 5: MAC-адрес локальной сети *3</w:t>
+        <w:t xml:space="preserve">Рис. 5: Server</w:t>
+      </w:r>
+    </w:p>
+    <w:p>
+      <w:pPr>
+        <w:pStyle w:val="BodyText"/>
+      </w:pPr>
+      <w:r>
+        <w:t xml:space="preserve">– Посмотрите на PC1 и PC2 конфигурацию IPv4 и IPv6</w:t>
+      </w:r>
+    </w:p>
+    <w:p>
+      <w:pPr>
+        <w:numPr>
+          <w:ilvl w:val="0"/>
+          <w:numId w:val="1014"/>
+        </w:numPr>
+        <w:pStyle w:val="Compact"/>
+      </w:pPr>
+      <w:r>
+        <w:t xml:space="preserve">Руководствуясь табл. 6.6, настройте IPv4-адресацию для интерфейсов локальной сети маршрутизатора FRR msk-user-gw-01:(рис. 6)</w:t>
       </w:r>
     </w:p>
     <w:p>
@@ -534,20 +4248,20 @@
       <w:r>
         <w:drawing>
           <wp:inline>
-            <wp:extent cx="4800600" cy="1607249"/>
+            <wp:extent cx="4800600" cy="3791963"/>
             <wp:effectExtent b="0" l="0" r="0" t="0"/>
-            <wp:docPr descr="MAC-адрес беспроводной сети" title="" id="38" name="Picture"/>
+            <wp:docPr descr="Настраиваем IPv4-адресацию для интерфейсов" title="" id="41" name="Picture"/>
             <a:graphic>
               <a:graphicData uri="http://schemas.openxmlformats.org/drawingml/2006/picture">
                 <pic:pic>
                   <pic:nvPicPr>
-                    <pic:cNvPr descr="image/7.png" id="39" name="Picture"/>
+                    <pic:cNvPr descr="image/9.png" id="42" name="Picture"/>
                     <pic:cNvPicPr>
                       <a:picLocks noChangeArrowheads="1" noChangeAspect="1"/>
                     </pic:cNvPicPr>
                   </pic:nvPicPr>
                   <pic:blipFill>
-                    <a:blip r:embed="rId37"/>
+                    <a:blip r:embed="rId40"/>
                     <a:stretch>
                       <a:fillRect/>
                     </a:stretch>
@@ -555,7 +4269,7 @@
                   <pic:spPr bwMode="auto">
                     <a:xfrm>
                       <a:off x="0" y="0"/>
-                      <a:ext cx="4800600" cy="1607249"/>
+                      <a:ext cx="4800600" cy="3791963"/>
                     </a:xfrm>
                     <a:prstGeom prst="rect">
                       <a:avLst/>
@@ -579,130 +4293,19 @@
         <w:pStyle w:val="ImageCaption"/>
       </w:pPr>
       <w:r>
-        <w:t xml:space="preserve">Рис. 6: MAC-адрес беспроводной сети</w:t>
+        <w:t xml:space="preserve">Рис. 6: Настраиваем IPv4-адресацию для интерфейсов</w:t>
       </w:r>
     </w:p>
     <w:p>
       <w:pPr>
         <w:numPr>
           <w:ilvl w:val="0"/>
-          <w:numId w:val="1004"/>
+          <w:numId w:val="1015"/>
         </w:numPr>
         <w:pStyle w:val="Compact"/>
       </w:pPr>
       <w:r>
-        <w:t xml:space="preserve">Опишите структуру MAC-адресов вашего устройства. Какая часть адреса идентифицирует производителя? Какая часть адреса идентифицирует сетевой интерфейс? Определите, каким является адрес — индивидуальным или групповым, глобально администрируемым или локально администрируемым. Поясните свой ответ. Используйте шестнадцатеричную запись MAC-адреса для пояснения.</w:t>
-      </w:r>
-    </w:p>
-    <w:p>
-      <w:pPr>
-        <w:pStyle w:val="FirstParagraph"/>
-      </w:pPr>
-      <w:r>
-        <w:t xml:space="preserve">Адрес 70:A8:D3:DB:DB:17 является индивидуальным (Unicast) и глобально администрируемым (UAA)</w:t>
-      </w:r>
-    </w:p>
-    <w:bookmarkEnd w:id="40"/>
-    <w:bookmarkEnd w:id="41"/>
-    <w:bookmarkStart w:id="80" w:name="X6c76421fbd19cc984e76814c23119fc66625a76"/>
-    <w:p>
-      <w:pPr>
-        <w:pStyle w:val="Heading1"/>
-      </w:pPr>
-      <w:r>
-        <w:rPr>
-          <w:rStyle w:val="SectionNumber"/>
-        </w:rPr>
-        <w:t xml:space="preserve">3</w:t>
-      </w:r>
-      <w:r>
-        <w:tab/>
-      </w:r>
-      <w:r>
-        <w:t xml:space="preserve">Анализ кадров канального уровня в Wireshark</w:t>
-      </w:r>
-    </w:p>
-    <w:bookmarkStart w:id="42" w:name="постановка-задачи-1"/>
-    <w:p>
-      <w:pPr>
-        <w:pStyle w:val="Heading2"/>
-      </w:pPr>
-      <w:r>
-        <w:rPr>
-          <w:rStyle w:val="SectionNumber"/>
-        </w:rPr>
-        <w:t xml:space="preserve">3.1</w:t>
-      </w:r>
-      <w:r>
-        <w:tab/>
-      </w:r>
-      <w:r>
-        <w:t xml:space="preserve">Постановка задачи</w:t>
-      </w:r>
-    </w:p>
-    <w:p>
-      <w:pPr>
-        <w:numPr>
-          <w:ilvl w:val="0"/>
-          <w:numId w:val="1005"/>
-        </w:numPr>
-      </w:pPr>
-      <w:r>
-        <w:t xml:space="preserve">Установить на домашнем устройстве Wireshark.</w:t>
-      </w:r>
-    </w:p>
-    <w:p>
-      <w:pPr>
-        <w:numPr>
-          <w:ilvl w:val="0"/>
-          <w:numId w:val="1005"/>
-        </w:numPr>
-      </w:pPr>
-      <w:r>
-        <w:t xml:space="preserve">С помощью Wireshark захватить и проанализировать пакеты ARP и ICMP в части кадров канального уровня.</w:t>
-      </w:r>
-    </w:p>
-    <w:bookmarkEnd w:id="42"/>
-    <w:bookmarkStart w:id="79" w:name="порядок-выполнения-работы-1"/>
-    <w:p>
-      <w:pPr>
-        <w:pStyle w:val="Heading2"/>
-      </w:pPr>
-      <w:r>
-        <w:rPr>
-          <w:rStyle w:val="SectionNumber"/>
-        </w:rPr>
-        <w:t xml:space="preserve">3.2</w:t>
-      </w:r>
-      <w:r>
-        <w:tab/>
-      </w:r>
-      <w:r>
-        <w:t xml:space="preserve">Порядок выполнения работы</w:t>
-      </w:r>
-    </w:p>
-    <w:p>
-      <w:pPr>
-        <w:numPr>
-          <w:ilvl w:val="0"/>
-          <w:numId w:val="1006"/>
-        </w:numPr>
-        <w:pStyle w:val="Compact"/>
-      </w:pPr>
-      <w:r>
-        <w:t xml:space="preserve">Установите на вашем устройстве Wireshark.</w:t>
-      </w:r>
-    </w:p>
-    <w:p>
-      <w:pPr>
-        <w:numPr>
-          <w:ilvl w:val="0"/>
-          <w:numId w:val="1006"/>
-        </w:numPr>
-        <w:pStyle w:val="Compact"/>
-      </w:pPr>
-      <w:r>
-        <w:t xml:space="preserve">Запустите Wireshark. Выберите активный на вашем устройстве сетевой интерфейс. Убедитесь, что начался процесс захвата трафика.(рис. 7)</w:t>
+        <w:t xml:space="preserve">Проверьте конфигурацию маршрутизатора и настройки IPv4-адресации:(рис. 7),(рис. 8)</w:t>
       </w:r>
     </w:p>
     <w:p>
@@ -712,14 +4315,14 @@
       <w:r>
         <w:drawing>
           <wp:inline>
-            <wp:extent cx="4800600" cy="1906178"/>
+            <wp:extent cx="4668252" cy="4610501"/>
             <wp:effectExtent b="0" l="0" r="0" t="0"/>
-            <wp:docPr descr="Wireshark" title="" id="44" name="Picture"/>
+            <wp:docPr descr="Проверяем конфигурацию маршрутизатора и IPv4-адресации" title="" id="44" name="Picture"/>
             <a:graphic>
               <a:graphicData uri="http://schemas.openxmlformats.org/drawingml/2006/picture">
                 <pic:pic>
                   <pic:nvPicPr>
-                    <pic:cNvPr descr="image/8.png" id="45" name="Picture"/>
+                    <pic:cNvPr descr="image/10.png" id="45" name="Picture"/>
                     <pic:cNvPicPr>
                       <a:picLocks noChangeArrowheads="1" noChangeAspect="1"/>
                     </pic:cNvPicPr>
@@ -733,7 +4336,7 @@
                   <pic:spPr bwMode="auto">
                     <a:xfrm>
                       <a:off x="0" y="0"/>
-                      <a:ext cx="4800600" cy="1906178"/>
+                      <a:ext cx="4668252" cy="4610501"/>
                     </a:xfrm>
                     <a:prstGeom prst="rect">
                       <a:avLst/>
@@ -757,19 +4360,7 @@
         <w:pStyle w:val="ImageCaption"/>
       </w:pPr>
       <w:r>
-        <w:t xml:space="preserve">Рис. 7: Wireshark</w:t>
-      </w:r>
-    </w:p>
-    <w:p>
-      <w:pPr>
-        <w:numPr>
-          <w:ilvl w:val="0"/>
-          <w:numId w:val="1007"/>
-        </w:numPr>
-        <w:pStyle w:val="Compact"/>
-      </w:pPr>
-      <w:r>
-        <w:t xml:space="preserve">На вашем устройстве в консоли определите с помощью команды ipconfig для ОС типа Windows или ifconfig для систем типа Linux IP-адрес вашего устройства и шлюз по умолчанию (default gateway).(рис. 8)</w:t>
+        <w:t xml:space="preserve">Рис. 7: Проверяем конфигурацию маршрутизатора и IPv4-адресации</w:t>
       </w:r>
     </w:p>
     <w:p>
@@ -779,14 +4370,14 @@
       <w:r>
         <w:drawing>
           <wp:inline>
-            <wp:extent cx="4800600" cy="637537"/>
+            <wp:extent cx="4800600" cy="2420676"/>
             <wp:effectExtent b="0" l="0" r="0" t="0"/>
-            <wp:docPr descr="IP-адрес и шлюз" title="" id="47" name="Picture"/>
+            <wp:docPr descr="Проверяем конфигурацию маршрутизатора и IPv4-адресации" title="" id="47" name="Picture"/>
             <a:graphic>
               <a:graphicData uri="http://schemas.openxmlformats.org/drawingml/2006/picture">
                 <pic:pic>
                   <pic:nvPicPr>
-                    <pic:cNvPr descr="image/10.png" id="48" name="Picture"/>
+                    <pic:cNvPr descr="image/11.png" id="48" name="Picture"/>
                     <pic:cNvPicPr>
                       <a:picLocks noChangeArrowheads="1" noChangeAspect="1"/>
                     </pic:cNvPicPr>
@@ -800,7 +4391,7 @@
                   <pic:spPr bwMode="auto">
                     <a:xfrm>
                       <a:off x="0" y="0"/>
-                      <a:ext cx="4800600" cy="637537"/>
+                      <a:ext cx="4800600" cy="2420676"/>
                     </a:xfrm>
                     <a:prstGeom prst="rect">
                       <a:avLst/>
@@ -824,19 +4415,19 @@
         <w:pStyle w:val="ImageCaption"/>
       </w:pPr>
       <w:r>
-        <w:t xml:space="preserve">Рис. 8: IP-адрес и шлюз</w:t>
+        <w:t xml:space="preserve">Рис. 8: Проверяем конфигурацию маршрутизатора и IPv4-адресации</w:t>
       </w:r>
     </w:p>
     <w:p>
       <w:pPr>
         <w:numPr>
           <w:ilvl w:val="0"/>
-          <w:numId w:val="1008"/>
+          <w:numId w:val="1016"/>
         </w:numPr>
         <w:pStyle w:val="Compact"/>
       </w:pPr>
       <w:r>
-        <w:t xml:space="preserve">На вашем устройстве в консоли с помощью команды ping адрес_шлюза пропингуйте шлюз по умолчанию. Для остановки процесса используйте комбинацию клавиш Ctrl + c или изначально при помощи параметров команды ping задайте число сообщений эхо-запроса.(рис. 9)</w:t>
+        <w:t xml:space="preserve">Проверьте подключение с помощью команд ping и trace. Узлы PC1 и PC2 должны успешно отправлять эхо-запросы друг другу и на сервер с двойным стеком (Dual Stack Server).(рис. 9),(рис. 10)</w:t>
       </w:r>
     </w:p>
     <w:p>
@@ -846,14 +4437,14 @@
       <w:r>
         <w:drawing>
           <wp:inline>
-            <wp:extent cx="4800600" cy="2144071"/>
+            <wp:extent cx="4800600" cy="1683792"/>
             <wp:effectExtent b="0" l="0" r="0" t="0"/>
-            <wp:docPr descr="пропингуем шлюз" title="" id="50" name="Picture"/>
+            <wp:docPr descr="PC1" title="" id="50" name="Picture"/>
             <a:graphic>
               <a:graphicData uri="http://schemas.openxmlformats.org/drawingml/2006/picture">
                 <pic:pic>
                   <pic:nvPicPr>
-                    <pic:cNvPr descr="image/11.png" id="51" name="Picture"/>
+                    <pic:cNvPr descr="image/12.png" id="51" name="Picture"/>
                     <pic:cNvPicPr>
                       <a:picLocks noChangeArrowheads="1" noChangeAspect="1"/>
                     </pic:cNvPicPr>
@@ -867,7 +4458,7 @@
                   <pic:spPr bwMode="auto">
                     <a:xfrm>
                       <a:off x="0" y="0"/>
-                      <a:ext cx="4800600" cy="2144071"/>
+                      <a:ext cx="4800600" cy="1683792"/>
                     </a:xfrm>
                     <a:prstGeom prst="rect">
                       <a:avLst/>
@@ -891,19 +4482,7 @@
         <w:pStyle w:val="ImageCaption"/>
       </w:pPr>
       <w:r>
-        <w:t xml:space="preserve">Рис. 9: пропингуем шлюз</w:t>
-      </w:r>
-    </w:p>
-    <w:p>
-      <w:pPr>
-        <w:numPr>
-          <w:ilvl w:val="0"/>
-          <w:numId w:val="1009"/>
-        </w:numPr>
-        <w:pStyle w:val="Compact"/>
-      </w:pPr>
-      <w:r>
-        <w:t xml:space="preserve">В Wireshark остановите захват трафика. В строке фильтра пропишите фильтр arp or icmp. Убедитесь, что в списке пакетов отобразятся только пакеты ARP или ICMP, в частности пакеты, которые были сгенерированы с помощью команды ping, отправленной с вашего устройства на шлюз по умолчанию.(рис. 10),(рис. 11)</w:t>
+        <w:t xml:space="preserve">Рис. 9: PC1</w:t>
       </w:r>
     </w:p>
     <w:p>
@@ -913,14 +4492,14 @@
       <w:r>
         <w:drawing>
           <wp:inline>
-            <wp:extent cx="4800600" cy="806238"/>
+            <wp:extent cx="4800600" cy="1416176"/>
             <wp:effectExtent b="0" l="0" r="0" t="0"/>
-            <wp:docPr descr="Фильтр arp or icmp" title="" id="53" name="Picture"/>
+            <wp:docPr descr="PC2" title="" id="53" name="Picture"/>
             <a:graphic>
               <a:graphicData uri="http://schemas.openxmlformats.org/drawingml/2006/picture">
                 <pic:pic>
                   <pic:nvPicPr>
-                    <pic:cNvPr descr="image/12.png" id="54" name="Picture"/>
+                    <pic:cNvPr descr="image/13.png" id="54" name="Picture"/>
                     <pic:cNvPicPr>
                       <a:picLocks noChangeArrowheads="1" noChangeAspect="1"/>
                     </pic:cNvPicPr>
@@ -934,7 +4513,7 @@
                   <pic:spPr bwMode="auto">
                     <a:xfrm>
                       <a:off x="0" y="0"/>
-                      <a:ext cx="4800600" cy="806238"/>
+                      <a:ext cx="4800600" cy="1416176"/>
                     </a:xfrm>
                     <a:prstGeom prst="rect">
                       <a:avLst/>
@@ -958,7 +4537,27 @@
         <w:pStyle w:val="ImageCaption"/>
       </w:pPr>
       <w:r>
-        <w:t xml:space="preserve">Рис. 10: Фильтр arp or icmp</w:t>
+        <w:t xml:space="preserve">Рис. 10: PC2</w:t>
+      </w:r>
+    </w:p>
+    <w:p>
+      <w:pPr>
+        <w:numPr>
+          <w:ilvl w:val="0"/>
+          <w:numId w:val="1017"/>
+        </w:numPr>
+        <w:pStyle w:val="Compact"/>
+      </w:pPr>
+      <w:r>
+        <w:t xml:space="preserve">Руководствуясь табл. 6.6, настройте IPv6-адресацию для интерфейсов узлов PC5, PC4, Server:</w:t>
+      </w:r>
+    </w:p>
+    <w:p>
+      <w:pPr>
+        <w:pStyle w:val="FirstParagraph"/>
+      </w:pPr>
+      <w:r>
+        <w:t xml:space="preserve">– PC4:(рис. 11)</w:t>
       </w:r>
     </w:p>
     <w:p>
@@ -968,14 +4567,14 @@
       <w:r>
         <w:drawing>
           <wp:inline>
-            <wp:extent cx="4800600" cy="407405"/>
+            <wp:extent cx="4668252" cy="1511166"/>
             <wp:effectExtent b="0" l="0" r="0" t="0"/>
-            <wp:docPr descr="пакеты что сгенерированы с помощью команды ping" title="" id="56" name="Picture"/>
+            <wp:docPr descr="Настраиваем IPv6-адресацию для PC4" title="" id="56" name="Picture"/>
             <a:graphic>
               <a:graphicData uri="http://schemas.openxmlformats.org/drawingml/2006/picture">
                 <pic:pic>
                   <pic:nvPicPr>
-                    <pic:cNvPr descr="image/13.png" id="57" name="Picture"/>
+                    <pic:cNvPr descr="image/15.png" id="57" name="Picture"/>
                     <pic:cNvPicPr>
                       <a:picLocks noChangeArrowheads="1" noChangeAspect="1"/>
                     </pic:cNvPicPr>
@@ -989,7 +4588,7 @@
                   <pic:spPr bwMode="auto">
                     <a:xfrm>
                       <a:off x="0" y="0"/>
-                      <a:ext cx="4800600" cy="407405"/>
+                      <a:ext cx="4668252" cy="1511166"/>
                     </a:xfrm>
                     <a:prstGeom prst="rect">
                       <a:avLst/>
@@ -1013,31 +4612,15 @@
         <w:pStyle w:val="ImageCaption"/>
       </w:pPr>
       <w:r>
-        <w:t xml:space="preserve">Рис. 11: пакеты что сгенерированы с помощью команды ping</w:t>
-      </w:r>
-    </w:p>
-    <w:p>
-      <w:pPr>
-        <w:numPr>
-          <w:ilvl w:val="0"/>
-          <w:numId w:val="1010"/>
-        </w:numPr>
-        <w:pStyle w:val="Compact"/>
-      </w:pPr>
-      <w:r>
-        <w:t xml:space="preserve">Изучите эхо-запрос и эхо-ответ ICMP в программе Wireshark:</w:t>
-      </w:r>
-    </w:p>
-    <w:p>
-      <w:pPr>
-        <w:numPr>
-          <w:ilvl w:val="0"/>
-          <w:numId w:val="1011"/>
-        </w:numPr>
-        <w:pStyle w:val="Compact"/>
-      </w:pPr>
-      <w:r>
-        <w:t xml:space="preserve">На панели списка пакетов (верхний раздел) выберите первый указанный кадр ICMP — эхо-запрос. Изучите информацию на панели сведений о пакете в средней части экрана. В отчёте укажите длину кадра, к какому типу Ethernet относится кадр, определите MAC-адреса источника и шлюза, определите тип MAC-адресов.(рис. 12)</w:t>
+        <w:t xml:space="preserve">Рис. 11: Настраиваем IPv6-адресацию для PC4</w:t>
+      </w:r>
+    </w:p>
+    <w:p>
+      <w:pPr>
+        <w:pStyle w:val="BodyText"/>
+      </w:pPr>
+      <w:r>
+        <w:t xml:space="preserve">– PC5:(рис. 12)</w:t>
       </w:r>
     </w:p>
     <w:p>
@@ -1047,14 +4630,14 @@
       <w:r>
         <w:drawing>
           <wp:inline>
-            <wp:extent cx="4800600" cy="1340226"/>
+            <wp:extent cx="4494997" cy="1511166"/>
             <wp:effectExtent b="0" l="0" r="0" t="0"/>
-            <wp:docPr descr="ICMP — эхо-запрос" title="" id="59" name="Picture"/>
+            <wp:docPr descr="Настраиваем IPv6-адресацию для PC5" title="" id="59" name="Picture"/>
             <a:graphic>
               <a:graphicData uri="http://schemas.openxmlformats.org/drawingml/2006/picture">
                 <pic:pic>
                   <pic:nvPicPr>
-                    <pic:cNvPr descr="image/15.png" id="60" name="Picture"/>
+                    <pic:cNvPr descr="image/17.png" id="60" name="Picture"/>
                     <pic:cNvPicPr>
                       <a:picLocks noChangeArrowheads="1" noChangeAspect="1"/>
                     </pic:cNvPicPr>
@@ -1068,7 +4651,7 @@
                   <pic:spPr bwMode="auto">
                     <a:xfrm>
                       <a:off x="0" y="0"/>
-                      <a:ext cx="4800600" cy="1340226"/>
+                      <a:ext cx="4494997" cy="1511166"/>
                     </a:xfrm>
                     <a:prstGeom prst="rect">
                       <a:avLst/>
@@ -1092,7 +4675,7 @@
         <w:pStyle w:val="ImageCaption"/>
       </w:pPr>
       <w:r>
-        <w:t xml:space="preserve">Рис. 12: ICMP — эхо-запрос</w:t>
+        <w:t xml:space="preserve">Рис. 12: Настраиваем IPv6-адресацию для PC5</w:t>
       </w:r>
     </w:p>
     <w:p>
@@ -1100,111 +4683,7 @@
         <w:pStyle w:val="BodyText"/>
       </w:pPr>
       <w:r>
-        <w:t xml:space="preserve">Длина кадра (Frame Length) - 74 байта</w:t>
-      </w:r>
-    </w:p>
-    <w:p>
-      <w:pPr>
-        <w:pStyle w:val="BodyText"/>
-      </w:pPr>
-      <w:r>
-        <w:t xml:space="preserve">Типу Ethernet - Ethernet II</w:t>
-      </w:r>
-    </w:p>
-    <w:p>
-      <w:pPr>
-        <w:pStyle w:val="BodyText"/>
-      </w:pPr>
-      <w:r>
-        <w:t xml:space="preserve">MAC-адреса источника - 70:a8:d3:db:db:16</w:t>
-      </w:r>
-    </w:p>
-    <w:p>
-      <w:pPr>
-        <w:pStyle w:val="BodyText"/>
-      </w:pPr>
-      <w:r>
-        <w:t xml:space="preserve">Шлюз (Destination): MAC-адрес маршрутизатора (шлюза) с IP 192.168.1.1.</w:t>
-      </w:r>
-      <w:r>
-        <w:t xml:space="preserve"> </w:t>
-      </w:r>
-      <w:r>
-        <w:t xml:space="preserve">Фактический MAC-адрес шлюза нужно посмотреть в захвате трафика Wireshark в поле</w:t>
-      </w:r>
-      <w:r>
-        <w:t xml:space="preserve"> </w:t>
-      </w:r>
-      <w:r>
-        <w:t xml:space="preserve">“</w:t>
-      </w:r>
-      <w:r>
-        <w:t xml:space="preserve">Destination</w:t>
-      </w:r>
-      <w:r>
-        <w:t xml:space="preserve">”</w:t>
-      </w:r>
-      <w:r>
-        <w:t xml:space="preserve"> </w:t>
-      </w:r>
-      <w:r>
-        <w:t xml:space="preserve">раздела</w:t>
-      </w:r>
-      <w:r>
-        <w:t xml:space="preserve"> </w:t>
-      </w:r>
-      <w:r>
-        <w:t xml:space="preserve">“</w:t>
-      </w:r>
-      <w:r>
-        <w:t xml:space="preserve">Ethernet II</w:t>
-      </w:r>
-      <w:r>
-        <w:t xml:space="preserve">”</w:t>
-      </w:r>
-      <w:r>
-        <w:t xml:space="preserve">. Например, это может быть адрес вида a4:b3:c2:d1:e0:f9.</w:t>
-      </w:r>
-    </w:p>
-    <w:p>
-      <w:pPr>
-        <w:pStyle w:val="BodyText"/>
-      </w:pPr>
-      <w:r>
-        <w:t xml:space="preserve">Тип MAC-адресов:</w:t>
-      </w:r>
-    </w:p>
-    <w:p>
-      <w:pPr>
-        <w:numPr>
-          <w:ilvl w:val="0"/>
-          <w:numId w:val="1012"/>
-        </w:numPr>
-      </w:pPr>
-      <w:r>
-        <w:t xml:space="preserve">MAC-адрес источника (70:a8:d3:db:db:16): Индивидуальный (Unicast): Младший бит первого байта (70 = 01110000) равен 0. Глобально администрируемый (UAA): Второй младший бит первого байта равен 0.</w:t>
-      </w:r>
-    </w:p>
-    <w:p>
-      <w:pPr>
-        <w:numPr>
-          <w:ilvl w:val="0"/>
-          <w:numId w:val="1012"/>
-        </w:numPr>
-      </w:pPr>
-      <w:r>
-        <w:t xml:space="preserve">MAC-адрес назначения (шлюза a4:b3:c2:d1:e0:f9): Индивидуальный (Unicast): Младший бит первого байта (a4 = 10100100) равен 0. Глобально администрируемый (UAA): Второй младший бит первого байта равен 0.</w:t>
-      </w:r>
-    </w:p>
-    <w:p>
-      <w:pPr>
-        <w:numPr>
-          <w:ilvl w:val="0"/>
-          <w:numId w:val="1012"/>
-        </w:numPr>
-      </w:pPr>
-      <w:r>
-        <w:t xml:space="preserve">На панели списка пакетов (верхний раздел) выберите второй указанный кадр ICMP — эхо-ответ. Изучите информацию на панели сведений о пакете в средней части экрана. В отчёте укажите длину кадра, к какому типу Ethernet относится кадр, определите MAC-адреса источника и шлюза, определите тип MAC-адресов.(рис. 13)</w:t>
+        <w:t xml:space="preserve">– Server:(рис. 13)</w:t>
       </w:r>
     </w:p>
     <w:p>
@@ -1214,9 +4693,9 @@
       <w:r>
         <w:drawing>
           <wp:inline>
-            <wp:extent cx="4800600" cy="1553871"/>
+            <wp:extent cx="4697128" cy="1549667"/>
             <wp:effectExtent b="0" l="0" r="0" t="0"/>
-            <wp:docPr descr="ICMP — эхо-ответ" title="" id="62" name="Picture"/>
+            <wp:docPr descr="Настраиваем IPv6-адресацию для Server" title="" id="62" name="Picture"/>
             <a:graphic>
               <a:graphicData uri="http://schemas.openxmlformats.org/drawingml/2006/picture">
                 <pic:pic>
@@ -1235,7 +4714,7 @@
                   <pic:spPr bwMode="auto">
                     <a:xfrm>
                       <a:off x="0" y="0"/>
-                      <a:ext cx="4800600" cy="1553871"/>
+                      <a:ext cx="4697128" cy="1549667"/>
                     </a:xfrm>
                     <a:prstGeom prst="rect">
                       <a:avLst/>
@@ -1259,59 +4738,19 @@
         <w:pStyle w:val="ImageCaption"/>
       </w:pPr>
       <w:r>
-        <w:t xml:space="preserve">Рис. 13: ICMP — эхо-ответ</w:t>
-      </w:r>
-    </w:p>
-    <w:p>
-      <w:pPr>
-        <w:pStyle w:val="BodyText"/>
-      </w:pPr>
-      <w:r>
-        <w:t xml:space="preserve">Длина кадра - 78 байт</w:t>
-      </w:r>
-    </w:p>
-    <w:p>
-      <w:pPr>
-        <w:pStyle w:val="BodyText"/>
-      </w:pPr>
-      <w:r>
-        <w:t xml:space="preserve">Тип Ethernet - Ethernet II</w:t>
-      </w:r>
-    </w:p>
-    <w:p>
-      <w:pPr>
-        <w:pStyle w:val="BodyText"/>
-      </w:pPr>
-      <w:r>
-        <w:t xml:space="preserve">MAC источника - 58:48:5c:6a:c2:b1</w:t>
-      </w:r>
-    </w:p>
-    <w:p>
-      <w:pPr>
-        <w:pStyle w:val="BodyText"/>
-      </w:pPr>
-      <w:r>
-        <w:t xml:space="preserve">MAC назначения - 70:a8:d3:db:db:16</w:t>
-      </w:r>
-    </w:p>
-    <w:p>
-      <w:pPr>
-        <w:pStyle w:val="BodyText"/>
-      </w:pPr>
-      <w:r>
-        <w:t xml:space="preserve">Тип адресов - Оба индивидуальные (Unicast) и глобальные (UAA)</w:t>
+        <w:t xml:space="preserve">Рис. 13: Настраиваем IPv6-адресацию для Server</w:t>
       </w:r>
     </w:p>
     <w:p>
       <w:pPr>
         <w:numPr>
           <w:ilvl w:val="0"/>
-          <w:numId w:val="1013"/>
+          <w:numId w:val="1018"/>
         </w:numPr>
         <w:pStyle w:val="Compact"/>
       </w:pPr>
       <w:r>
-        <w:t xml:space="preserve">Изучите кадры данных протокола ARP. Изучите данные в полях заголовка Ethernet II.(рис. 14)</w:t>
+        <w:t xml:space="preserve">Посмотрите на PC5 и PC4 конфигурацию IPv4 и IPv6:(рис. 14),(рис. 15),(рис. 16)</w:t>
       </w:r>
     </w:p>
     <w:p>
@@ -1321,9 +4760,9 @@
       <w:r>
         <w:drawing>
           <wp:inline>
-            <wp:extent cx="4800600" cy="1292654"/>
+            <wp:extent cx="4800600" cy="4282888"/>
             <wp:effectExtent b="0" l="0" r="0" t="0"/>
-            <wp:docPr descr="Ethernet II" title="" id="65" name="Picture"/>
+            <wp:docPr descr="Проверяем на PC4 конфигурацию IPv4 и IPv6" title="" id="65" name="Picture"/>
             <a:graphic>
               <a:graphicData uri="http://schemas.openxmlformats.org/drawingml/2006/picture">
                 <pic:pic>
@@ -1342,7 +4781,7 @@
                   <pic:spPr bwMode="auto">
                     <a:xfrm>
                       <a:off x="0" y="0"/>
-                      <a:ext cx="4800600" cy="1292654"/>
+                      <a:ext cx="4800600" cy="4282888"/>
                     </a:xfrm>
                     <a:prstGeom prst="rect">
                       <a:avLst/>
@@ -1366,83 +4805,7 @@
         <w:pStyle w:val="ImageCaption"/>
       </w:pPr>
       <w:r>
-        <w:t xml:space="preserve">Рис. 14: Ethernet II</w:t>
-      </w:r>
-    </w:p>
-    <w:p>
-      <w:pPr>
-        <w:pStyle w:val="BodyText"/>
-      </w:pPr>
-      <w:r>
-        <w:t xml:space="preserve">Длина кадра (Frame Length) - 60 bytes on wire (480 bits), 60 bytes captured (480 bits)</w:t>
-      </w:r>
-    </w:p>
-    <w:p>
-      <w:pPr>
-        <w:pStyle w:val="BodyText"/>
-      </w:pPr>
-      <w:r>
-        <w:t xml:space="preserve">Типу Ethernet - Ethernet II</w:t>
-      </w:r>
-    </w:p>
-    <w:p>
-      <w:pPr>
-        <w:pStyle w:val="BodyText"/>
-      </w:pPr>
-      <w:r>
-        <w:t xml:space="preserve">Broadcast ff:ff:ff:ff:ff:ff - Широковещательный адрес - кадр предназначен ВСЕМ устройствам в локальной сети</w:t>
-      </w:r>
-    </w:p>
-    <w:p>
-      <w:pPr>
-        <w:pStyle w:val="BodyText"/>
-      </w:pPr>
-      <w:r>
-        <w:t xml:space="preserve">Source: LICProizvods_6a:c2:b1 (58:f8:5c:6a:c2:b1)</w:t>
-      </w:r>
-    </w:p>
-    <w:p>
-      <w:pPr>
-        <w:pStyle w:val="BodyText"/>
-      </w:pPr>
-      <w:r>
-        <w:t xml:space="preserve">MAC-адрес источника: 58:f8:5c:6a:c2:b1</w:t>
-      </w:r>
-    </w:p>
-    <w:p>
-      <w:pPr>
-        <w:pStyle w:val="BodyText"/>
-      </w:pPr>
-      <w:r>
-        <w:t xml:space="preserve">Производитель: OUI 58:f8:5c соответствует производителю LICProizvods</w:t>
-      </w:r>
-    </w:p>
-    <w:p>
-      <w:pPr>
-        <w:pStyle w:val="BodyText"/>
-      </w:pPr>
-      <w:r>
-        <w:t xml:space="preserve">Type: ARP (0x0806)</w:t>
-      </w:r>
-    </w:p>
-    <w:p>
-      <w:pPr>
-        <w:pStyle w:val="BodyText"/>
-      </w:pPr>
-      <w:r>
-        <w:t xml:space="preserve">Stream index: 3 - Индекс потока для отслеживания связанных пакетов</w:t>
-      </w:r>
-    </w:p>
-    <w:p>
-      <w:pPr>
-        <w:numPr>
-          <w:ilvl w:val="0"/>
-          <w:numId w:val="1014"/>
-        </w:numPr>
-        <w:pStyle w:val="Compact"/>
-      </w:pPr>
-      <w:r>
-        <w:t xml:space="preserve">Начните новый процесс захвата трафика в Wireshark. На вашем устройстве в консоли пропингуйте по имени какой-нибудь известный вам адрес, например ping rudn.ru.(рис. 15)</w:t>
+        <w:t xml:space="preserve">Рис. 14: Проверяем на PC4 конфигурацию IPv4 и IPv6</w:t>
       </w:r>
     </w:p>
     <w:p>
@@ -1452,14 +4815,14 @@
       <w:r>
         <w:drawing>
           <wp:inline>
-            <wp:extent cx="4800600" cy="1828238"/>
+            <wp:extent cx="3570972" cy="2281187"/>
             <wp:effectExtent b="0" l="0" r="0" t="0"/>
-            <wp:docPr descr="Пропингуем rudn.ru" title="" id="68" name="Picture"/>
+            <wp:docPr descr="Проверяем на PC5 конфигурацию IPv4" title="" id="68" name="Picture"/>
             <a:graphic>
               <a:graphicData uri="http://schemas.openxmlformats.org/drawingml/2006/picture">
                 <pic:pic>
                   <pic:nvPicPr>
-                    <pic:cNvPr descr="image/20.png" id="69" name="Picture"/>
+                    <pic:cNvPr descr="image/19.png" id="69" name="Picture"/>
                     <pic:cNvPicPr>
                       <a:picLocks noChangeArrowheads="1" noChangeAspect="1"/>
                     </pic:cNvPicPr>
@@ -1473,7 +4836,7 @@
                   <pic:spPr bwMode="auto">
                     <a:xfrm>
                       <a:off x="0" y="0"/>
-                      <a:ext cx="4800600" cy="1828238"/>
+                      <a:ext cx="3570972" cy="2281187"/>
                     </a:xfrm>
                     <a:prstGeom prst="rect">
                       <a:avLst/>
@@ -1497,19 +4860,7 @@
         <w:pStyle w:val="ImageCaption"/>
       </w:pPr>
       <w:r>
-        <w:t xml:space="preserve">Рис. 15: Пропингуем rudn.ru</w:t>
-      </w:r>
-    </w:p>
-    <w:p>
-      <w:pPr>
-        <w:numPr>
-          <w:ilvl w:val="0"/>
-          <w:numId w:val="1015"/>
-        </w:numPr>
-        <w:pStyle w:val="Compact"/>
-      </w:pPr>
-      <w:r>
-        <w:t xml:space="preserve">В Wireshark остановите захват трафика. Изучите запросы и ответы протоколов ARP и ICMP. Определите MAC-адреса источника и получателя, определите тип MAC-адресов.(рис. 16),(рис. 17),(рис. 18)</w:t>
+        <w:t xml:space="preserve">Рис. 15: Проверяем на PC5 конфигурацию IPv4</w:t>
       </w:r>
     </w:p>
     <w:p>
@@ -1519,14 +4870,14 @@
       <w:r>
         <w:drawing>
           <wp:inline>
-            <wp:extent cx="4800600" cy="231654"/>
+            <wp:extent cx="4706753" cy="2512193"/>
             <wp:effectExtent b="0" l="0" r="0" t="0"/>
-            <wp:docPr descr="Запросы и ответы" title="" id="71" name="Picture"/>
+            <wp:docPr descr="Проверяем на PC5 конфигурацию IPv6" title="" id="71" name="Picture"/>
             <a:graphic>
               <a:graphicData uri="http://schemas.openxmlformats.org/drawingml/2006/picture">
                 <pic:pic>
                   <pic:nvPicPr>
-                    <pic:cNvPr descr="image/19.png" id="72" name="Picture"/>
+                    <pic:cNvPr descr="image/20.png" id="72" name="Picture"/>
                     <pic:cNvPicPr>
                       <a:picLocks noChangeArrowheads="1" noChangeAspect="1"/>
                     </pic:cNvPicPr>
@@ -1540,7 +4891,7 @@
                   <pic:spPr bwMode="auto">
                     <a:xfrm>
                       <a:off x="0" y="0"/>
-                      <a:ext cx="4800600" cy="231654"/>
+                      <a:ext cx="4706753" cy="2512193"/>
                     </a:xfrm>
                     <a:prstGeom prst="rect">
                       <a:avLst/>
@@ -1564,7 +4915,27 @@
         <w:pStyle w:val="ImageCaption"/>
       </w:pPr>
       <w:r>
-        <w:t xml:space="preserve">Рис. 16: Запросы и ответы</w:t>
+        <w:t xml:space="preserve">Рис. 16: Проверяем на PC5 конфигурацию IPv6</w:t>
+      </w:r>
+    </w:p>
+    <w:p>
+      <w:pPr>
+        <w:numPr>
+          <w:ilvl w:val="0"/>
+          <w:numId w:val="1019"/>
+        </w:numPr>
+        <w:pStyle w:val="Compact"/>
+      </w:pPr>
+      <w:r>
+        <w:t xml:space="preserve">Руководствуясь табл. 6.6, настройте IPv6-адресацию для интерфейсов локальной сети маршрутизатора VyOS msk-user-gw-02:</w:t>
+      </w:r>
+    </w:p>
+    <w:p>
+      <w:pPr>
+        <w:pStyle w:val="FirstParagraph"/>
+      </w:pPr>
+      <w:r>
+        <w:t xml:space="preserve">– Перейдите в режим конфигурирования, измените имя устройства:(рис. 17)</w:t>
       </w:r>
     </w:p>
     <w:p>
@@ -1574,9 +4945,9 @@
       <w:r>
         <w:drawing>
           <wp:inline>
-            <wp:extent cx="4800600" cy="1196502"/>
+            <wp:extent cx="4800600" cy="3060785"/>
             <wp:effectExtent b="0" l="0" r="0" t="0"/>
-            <wp:docPr descr="эхо-запрос" title="" id="74" name="Picture"/>
+            <wp:docPr descr="Изменяем имя устройства" title="" id="74" name="Picture"/>
             <a:graphic>
               <a:graphicData uri="http://schemas.openxmlformats.org/drawingml/2006/picture">
                 <pic:pic>
@@ -1595,7 +4966,7 @@
                   <pic:spPr bwMode="auto">
                     <a:xfrm>
                       <a:off x="0" y="0"/>
-                      <a:ext cx="4800600" cy="1196502"/>
+                      <a:ext cx="4800600" cy="3060785"/>
                     </a:xfrm>
                     <a:prstGeom prst="rect">
                       <a:avLst/>
@@ -1619,7 +4990,15 @@
         <w:pStyle w:val="ImageCaption"/>
       </w:pPr>
       <w:r>
-        <w:t xml:space="preserve">Рис. 17: эхо-запрос</w:t>
+        <w:t xml:space="preserve">Рис. 17: Изменяем имя устройства</w:t>
+      </w:r>
+    </w:p>
+    <w:p>
+      <w:pPr>
+        <w:pStyle w:val="BodyText"/>
+      </w:pPr>
+      <w:r>
+        <w:t xml:space="preserve">– Назначьте IPv6-адреса маршрутизатору msk-user-gw-02:(рис. 18),(рис. 19)</w:t>
       </w:r>
     </w:p>
     <w:p>
@@ -1629,9 +5008,9 @@
       <w:r>
         <w:drawing>
           <wp:inline>
-            <wp:extent cx="4800600" cy="1194202"/>
+            <wp:extent cx="4800600" cy="2510899"/>
             <wp:effectExtent b="0" l="0" r="0" t="0"/>
-            <wp:docPr descr="эхо-ответ" title="" id="77" name="Picture"/>
+            <wp:docPr descr="Назначаем IPv6-адреса маршрутизатору" title="" id="77" name="Picture"/>
             <a:graphic>
               <a:graphicData uri="http://schemas.openxmlformats.org/drawingml/2006/picture">
                 <pic:pic>
@@ -1650,7 +5029,7 @@
                   <pic:spPr bwMode="auto">
                     <a:xfrm>
                       <a:off x="0" y="0"/>
-                      <a:ext cx="4800600" cy="1194202"/>
+                      <a:ext cx="4800600" cy="2510899"/>
                     </a:xfrm>
                     <a:prstGeom prst="rect">
                       <a:avLst/>
@@ -1674,224 +5053,62 @@
         <w:pStyle w:val="ImageCaption"/>
       </w:pPr>
       <w:r>
-        <w:t xml:space="preserve">Рис. 18: эхо-ответ</w:t>
-      </w:r>
-    </w:p>
-    <w:p>
-      <w:pPr>
-        <w:pStyle w:val="BodyText"/>
-      </w:pPr>
-      <w:r>
-        <w:t xml:space="preserve">ARP Request (запрос)</w:t>
-      </w:r>
-    </w:p>
-    <w:p>
-      <w:pPr>
-        <w:pStyle w:val="BodyText"/>
-      </w:pPr>
-      <w:r>
-        <w:t xml:space="preserve">MAC-адреса:</w:t>
-      </w:r>
-    </w:p>
-    <w:p>
-      <w:pPr>
-        <w:pStyle w:val="BodyText"/>
-      </w:pPr>
-      <w:r>
-        <w:t xml:space="preserve">Источник (Source): 58:f8:5c:6a:c2:b1</w:t>
-      </w:r>
-    </w:p>
-    <w:p>
-      <w:pPr>
-        <w:numPr>
-          <w:ilvl w:val="0"/>
-          <w:numId w:val="1016"/>
-        </w:numPr>
-      </w:pPr>
-      <w:r>
-        <w:t xml:space="preserve">Тип: Индивидуальный (Unicast)</w:t>
-      </w:r>
-    </w:p>
-    <w:p>
-      <w:pPr>
-        <w:numPr>
-          <w:ilvl w:val="0"/>
-          <w:numId w:val="1016"/>
-        </w:numPr>
-      </w:pPr>
-      <w:r>
-        <w:t xml:space="preserve">Администрирование: Глобальное (UAA)</w:t>
-      </w:r>
-    </w:p>
-    <w:p>
-      <w:pPr>
-        <w:pStyle w:val="FirstParagraph"/>
-      </w:pPr>
-      <w:r>
-        <w:t xml:space="preserve">Получатель (Destination): ff:ff:ff:ff:ff:ff</w:t>
-      </w:r>
-    </w:p>
-    <w:p>
-      <w:pPr>
-        <w:numPr>
-          <w:ilvl w:val="0"/>
-          <w:numId w:val="1017"/>
-        </w:numPr>
-      </w:pPr>
-      <w:r>
-        <w:t xml:space="preserve">Тип: Групповой (Broadcast)</w:t>
-      </w:r>
-    </w:p>
-    <w:p>
-      <w:pPr>
-        <w:numPr>
-          <w:ilvl w:val="0"/>
-          <w:numId w:val="1017"/>
-        </w:numPr>
-      </w:pPr>
-      <w:r>
-        <w:t xml:space="preserve">Администрирование: Широковещательный адрес</w:t>
-      </w:r>
-    </w:p>
-    <w:p>
-      <w:pPr>
-        <w:pStyle w:val="FirstParagraph"/>
-      </w:pPr>
-      <w:r>
-        <w:t xml:space="preserve">ARP Reply (ответ)</w:t>
-      </w:r>
-    </w:p>
-    <w:p>
-      <w:pPr>
-        <w:pStyle w:val="BodyText"/>
-      </w:pPr>
-      <w:r>
-        <w:t xml:space="preserve">MAC-адреса:</w:t>
-      </w:r>
-    </w:p>
-    <w:p>
-      <w:pPr>
-        <w:pStyle w:val="BodyText"/>
-      </w:pPr>
-      <w:r>
-        <w:t xml:space="preserve">Источник (Source): 70:a8:d3:db:db:16</w:t>
-      </w:r>
-    </w:p>
-    <w:p>
-      <w:pPr>
-        <w:numPr>
-          <w:ilvl w:val="0"/>
-          <w:numId w:val="1018"/>
-        </w:numPr>
-      </w:pPr>
-      <w:r>
-        <w:t xml:space="preserve">Тип: Индивидуальный (Unicast)</w:t>
-      </w:r>
-    </w:p>
-    <w:p>
-      <w:pPr>
-        <w:numPr>
-          <w:ilvl w:val="0"/>
-          <w:numId w:val="1018"/>
-        </w:numPr>
-      </w:pPr>
-      <w:r>
-        <w:t xml:space="preserve">Администрирование: Глобальное (UAA)</w:t>
-      </w:r>
-    </w:p>
-    <w:p>
-      <w:pPr>
-        <w:pStyle w:val="FirstParagraph"/>
-      </w:pPr>
-      <w:r>
-        <w:t xml:space="preserve">Получатель (Destination): 58:f8:5c:6a:c2:b1</w:t>
-      </w:r>
-    </w:p>
-    <w:p>
-      <w:pPr>
-        <w:numPr>
-          <w:ilvl w:val="0"/>
-          <w:numId w:val="1019"/>
-        </w:numPr>
-      </w:pPr>
-      <w:r>
-        <w:t xml:space="preserve">Тип: Индивидуальный (Unicast)</w:t>
-      </w:r>
-    </w:p>
-    <w:p>
-      <w:pPr>
-        <w:numPr>
-          <w:ilvl w:val="0"/>
-          <w:numId w:val="1019"/>
-        </w:numPr>
-      </w:pPr>
-      <w:r>
-        <w:t xml:space="preserve">Администрирование: Глобальное (UAA)</w:t>
-      </w:r>
-    </w:p>
-    <w:bookmarkEnd w:id="79"/>
-    <w:bookmarkEnd w:id="80"/>
-    <w:bookmarkStart w:id="104" w:name="X2966bb2fc3c9a92445bae0f6a1e0c47d9574f17"/>
-    <w:p>
-      <w:pPr>
-        <w:pStyle w:val="Heading1"/>
-      </w:pPr>
-      <w:r>
-        <w:rPr>
-          <w:rStyle w:val="SectionNumber"/>
-        </w:rPr>
-        <w:t xml:space="preserve">4</w:t>
-      </w:r>
-      <w:r>
-        <w:tab/>
-      </w:r>
-      <w:r>
-        <w:t xml:space="preserve">Анализ протоколов транспортного уровня в Wireshark</w:t>
-      </w:r>
-    </w:p>
-    <w:bookmarkStart w:id="81" w:name="постановка-задачи-2"/>
-    <w:p>
-      <w:pPr>
-        <w:pStyle w:val="Heading2"/>
-      </w:pPr>
-      <w:r>
-        <w:rPr>
-          <w:rStyle w:val="SectionNumber"/>
-        </w:rPr>
-        <w:t xml:space="preserve">4.1</w:t>
-      </w:r>
-      <w:r>
-        <w:tab/>
-      </w:r>
-      <w:r>
-        <w:t xml:space="preserve">Постановка задачи</w:t>
-      </w:r>
-    </w:p>
-    <w:p>
-      <w:pPr>
-        <w:pStyle w:val="FirstParagraph"/>
-      </w:pPr>
-      <w:r>
-        <w:t xml:space="preserve">С помощью Wireshark захватить и проанализировать пакеты HTTP, DNS в части заголовков и информации протоколов TCP, UDP, QUIC.</w:t>
-      </w:r>
-    </w:p>
-    <w:bookmarkEnd w:id="81"/>
-    <w:bookmarkStart w:id="103" w:name="порядок-выполнения-работы-2"/>
-    <w:p>
-      <w:pPr>
-        <w:pStyle w:val="Heading2"/>
-      </w:pPr>
-      <w:r>
-        <w:rPr>
-          <w:rStyle w:val="SectionNumber"/>
-        </w:rPr>
-        <w:t xml:space="preserve">4.2</w:t>
-      </w:r>
-      <w:r>
-        <w:tab/>
-      </w:r>
-      <w:r>
-        <w:t xml:space="preserve">Порядок выполнения работы</w:t>
+        <w:t xml:space="preserve">Рис. 18: Назначаем IPv6-адреса маршрутизатору</w:t>
+      </w:r>
+    </w:p>
+    <w:p>
+      <w:pPr>
+        <w:pStyle w:val="CaptionedFigure"/>
+      </w:pPr>
+      <w:r>
+        <w:drawing>
+          <wp:inline>
+            <wp:extent cx="4800600" cy="8391673"/>
+            <wp:effectExtent b="0" l="0" r="0" t="0"/>
+            <wp:docPr descr="Назначаем IPv6-адреса маршрутизатору" title="" id="80" name="Picture"/>
+            <a:graphic>
+              <a:graphicData uri="http://schemas.openxmlformats.org/drawingml/2006/picture">
+                <pic:pic>
+                  <pic:nvPicPr>
+                    <pic:cNvPr descr="image/24.png" id="81" name="Picture"/>
+                    <pic:cNvPicPr>
+                      <a:picLocks noChangeArrowheads="1" noChangeAspect="1"/>
+                    </pic:cNvPicPr>
+                  </pic:nvPicPr>
+                  <pic:blipFill>
+                    <a:blip r:embed="rId79"/>
+                    <a:stretch>
+                      <a:fillRect/>
+                    </a:stretch>
+                  </pic:blipFill>
+                  <pic:spPr bwMode="auto">
+                    <a:xfrm>
+                      <a:off x="0" y="0"/>
+                      <a:ext cx="4800600" cy="8391673"/>
+                    </a:xfrm>
+                    <a:prstGeom prst="rect">
+                      <a:avLst/>
+                    </a:prstGeom>
+                    <a:noFill/>
+                    <a:ln w="9525">
+                      <a:noFill/>
+                      <a:headEnd/>
+                      <a:tailEnd/>
+                    </a:ln>
+                  </pic:spPr>
+                </pic:pic>
+              </a:graphicData>
+            </a:graphic>
+          </wp:inline>
+        </w:drawing>
+      </w:r>
+    </w:p>
+    <w:p>
+      <w:pPr>
+        <w:pStyle w:val="ImageCaption"/>
+      </w:pPr>
+      <w:r>
+        <w:t xml:space="preserve">Рис. 19: Назначаем IPv6-адреса маршрутизатору</w:t>
       </w:r>
     </w:p>
     <w:p>
@@ -1900,20 +5117,10 @@
           <w:ilvl w:val="0"/>
           <w:numId w:val="1020"/>
         </w:numPr>
-      </w:pPr>
-      <w:r>
-        <w:t xml:space="preserve">Запустите Wireshark. Выберите активный на вашем устройстве сетевой интерфейс. Убедитесь, что начался процесс захвата трафика.</w:t>
-      </w:r>
-    </w:p>
-    <w:p>
-      <w:pPr>
-        <w:numPr>
-          <w:ilvl w:val="0"/>
-          <w:numId w:val="1020"/>
-        </w:numPr>
-      </w:pPr>
-      <w:r>
-        <w:t xml:space="preserve">На вашем устройстве в браузере перейдите на сайт, работающий по протоколу HTTP (например, на сайт CERN http://info.cern.ch/). При необходимости получения большей информации для Wireshark поперемещайтесь по ссылкам или разделам сайта в браузере.(рис. 19)</w:t>
+        <w:pStyle w:val="Compact"/>
+      </w:pPr>
+      <w:r>
+        <w:t xml:space="preserve">Проверьте подключение с помощью команд ping и trace. Проверяем узел PC5, он должн успешно отправлять эхо-запросы друг другу и на сервер с двойным стеком (Dual Stack Server).(рис. 20)</w:t>
       </w:r>
     </w:p>
     <w:p>
@@ -1923,9 +5130,9 @@
       <w:r>
         <w:drawing>
           <wp:inline>
-            <wp:extent cx="4800600" cy="2199059"/>
+            <wp:extent cx="4800600" cy="2739776"/>
             <wp:effectExtent b="0" l="0" r="0" t="0"/>
-            <wp:docPr descr="Сайт http://info.cern.ch/" title="" id="83" name="Picture"/>
+            <wp:docPr descr="Проверяем подключение узла PC5" title="" id="83" name="Picture"/>
             <a:graphic>
               <a:graphicData uri="http://schemas.openxmlformats.org/drawingml/2006/picture">
                 <pic:pic>
@@ -1944,7 +5151,7 @@
                   <pic:spPr bwMode="auto">
                     <a:xfrm>
                       <a:off x="0" y="0"/>
-                      <a:ext cx="4800600" cy="2199059"/>
+                      <a:ext cx="4800600" cy="2739776"/>
                     </a:xfrm>
                     <a:prstGeom prst="rect">
                       <a:avLst/>
@@ -1968,7 +5175,7 @@
         <w:pStyle w:val="ImageCaption"/>
       </w:pPr>
       <w:r>
-        <w:t xml:space="preserve">Рис. 19: Сайт http://info.cern.ch/</w:t>
+        <w:t xml:space="preserve">Рис. 20: Проверяем подключение узла PC5</w:t>
       </w:r>
     </w:p>
     <w:p>
@@ -1980,7 +5187,7 @@
         <w:pStyle w:val="Compact"/>
       </w:pPr>
       <w:r>
-        <w:t xml:space="preserve">В Wireshark в строке фильтра укажите http и проанализируйте информацию по протоколу TCP в случае запросов и ответов. В отчёте приведите пояснение по информации, захваченной в Wireshark.(рис. 20),(рис. 21),</w:t>
+        <w:t xml:space="preserve">Убедитесь, что устройства из подсети IPv4 не доступны для устройств из подсети IPv6 и наоборот. Только сервер двойного стека может обращаться к устройствам обеих подсетей.(рис. 21),(рис. 22),(рис. 23),(рис. 24)</w:t>
       </w:r>
     </w:p>
     <w:p>
@@ -1990,14 +5197,14 @@
       <w:r>
         <w:drawing>
           <wp:inline>
-            <wp:extent cx="2204185" cy="336884"/>
+            <wp:extent cx="4783755" cy="962526"/>
             <wp:effectExtent b="0" l="0" r="0" t="0"/>
-            <wp:docPr descr="Наш фильтор" title="" id="86" name="Picture"/>
+            <wp:docPr descr="Пытаемся передать покеты с PC5 на PC1" title="" id="86" name="Picture"/>
             <a:graphic>
               <a:graphicData uri="http://schemas.openxmlformats.org/drawingml/2006/picture">
                 <pic:pic>
                   <pic:nvPicPr>
-                    <pic:cNvPr descr="image/24.png" id="87" name="Picture"/>
+                    <pic:cNvPr descr="image/26.png" id="87" name="Picture"/>
                     <pic:cNvPicPr>
                       <a:picLocks noChangeArrowheads="1" noChangeAspect="1"/>
                     </pic:cNvPicPr>
@@ -2011,7 +5218,7 @@
                   <pic:spPr bwMode="auto">
                     <a:xfrm>
                       <a:off x="0" y="0"/>
-                      <a:ext cx="2204185" cy="336884"/>
+                      <a:ext cx="4783755" cy="962526"/>
                     </a:xfrm>
                     <a:prstGeom prst="rect">
                       <a:avLst/>
@@ -2035,7 +5242,15 @@
         <w:pStyle w:val="ImageCaption"/>
       </w:pPr>
       <w:r>
-        <w:t xml:space="preserve">Рис. 20: Наш фильтор</w:t>
+        <w:t xml:space="preserve">Рис. 21: Пытаемся передать покеты с PC5 на PC1</w:t>
+      </w:r>
+    </w:p>
+    <w:p>
+      <w:pPr>
+        <w:pStyle w:val="BodyText"/>
+      </w:pPr>
+      <w:r>
+        <w:t xml:space="preserve">С PC5 пытаемся передать покеты к PC1. Покеты не передаются. Все работает коректно.</w:t>
       </w:r>
     </w:p>
     <w:p>
@@ -2045,14 +5260,14 @@
       <w:r>
         <w:drawing>
           <wp:inline>
-            <wp:extent cx="4800600" cy="2291961"/>
+            <wp:extent cx="4620126" cy="1001027"/>
             <wp:effectExtent b="0" l="0" r="0" t="0"/>
-            <wp:docPr descr="Информация" title="" id="89" name="Picture"/>
+            <wp:docPr descr="Пытаемся передать покеты с PC2 на PC4" title="" id="89" name="Picture"/>
             <a:graphic>
               <a:graphicData uri="http://schemas.openxmlformats.org/drawingml/2006/picture">
                 <pic:pic>
                   <pic:nvPicPr>
-                    <pic:cNvPr descr="image/26.png" id="90" name="Picture"/>
+                    <pic:cNvPr descr="image/27.png" id="90" name="Picture"/>
                     <pic:cNvPicPr>
                       <a:picLocks noChangeArrowheads="1" noChangeAspect="1"/>
                     </pic:cNvPicPr>
@@ -2066,7 +5281,7 @@
                   <pic:spPr bwMode="auto">
                     <a:xfrm>
                       <a:off x="0" y="0"/>
-                      <a:ext cx="4800600" cy="2291961"/>
+                      <a:ext cx="4620126" cy="1001027"/>
                     </a:xfrm>
                     <a:prstGeom prst="rect">
                       <a:avLst/>
@@ -2090,7 +5305,7 @@
         <w:pStyle w:val="ImageCaption"/>
       </w:pPr>
       <w:r>
-        <w:t xml:space="preserve">Рис. 21: Информация</w:t>
+        <w:t xml:space="preserve">Рис. 22: Пытаемся передать покеты с PC2 на PC4</w:t>
       </w:r>
     </w:p>
     <w:p>
@@ -2098,107 +5313,7 @@
         <w:pStyle w:val="BodyText"/>
       </w:pPr>
       <w:r>
-        <w:t xml:space="preserve">Анализ уровня приложений (HTTP):</w:t>
-      </w:r>
-    </w:p>
-    <w:p>
-      <w:pPr>
-        <w:pStyle w:val="BodyText"/>
-      </w:pPr>
-      <w:r>
-        <w:t xml:space="preserve">Статус: 200 OK - успешное выполнение запроса</w:t>
-      </w:r>
-    </w:p>
-    <w:p>
-      <w:pPr>
-        <w:pStyle w:val="BodyText"/>
-      </w:pPr>
-      <w:r>
-        <w:t xml:space="preserve">Версия протокола: HTTP/1.1</w:t>
-      </w:r>
-    </w:p>
-    <w:p>
-      <w:pPr>
-        <w:pStyle w:val="BodyText"/>
-      </w:pPr>
-      <w:r>
-        <w:t xml:space="preserve">Тип содержимого: text/html</w:t>
-      </w:r>
-    </w:p>
-    <w:p>
-      <w:pPr>
-        <w:pStyle w:val="BodyText"/>
-      </w:pPr>
-      <w:r>
-        <w:t xml:space="preserve">Размер содержимого: 26 bytes</w:t>
-      </w:r>
-    </w:p>
-    <w:p>
-      <w:pPr>
-        <w:pStyle w:val="BodyText"/>
-      </w:pPr>
-      <w:r>
-        <w:t xml:space="preserve">Cоединение: keep-alive (повторное использование TCP-соединения)</w:t>
-      </w:r>
-    </w:p>
-    <w:p>
-      <w:pPr>
-        <w:pStyle w:val="BodyText"/>
-      </w:pPr>
-      <w:r>
-        <w:t xml:space="preserve">Контекст запроса:</w:t>
-      </w:r>
-    </w:p>
-    <w:p>
-      <w:pPr>
-        <w:pStyle w:val="BodyText"/>
-      </w:pPr>
-      <w:r>
-        <w:t xml:space="preserve">Запрос был в кадре: 13866</w:t>
-      </w:r>
-    </w:p>
-    <w:p>
-      <w:pPr>
-        <w:pStyle w:val="BodyText"/>
-      </w:pPr>
-      <w:r>
-        <w:t xml:space="preserve">Время обработки: 35.707 ms - быстрый ответ сервера</w:t>
-      </w:r>
-    </w:p>
-    <w:p>
-      <w:pPr>
-        <w:pStyle w:val="BodyText"/>
-      </w:pPr>
-      <w:r>
-        <w:t xml:space="preserve">Запрашиваемый ресурс: /ncc.txt</w:t>
-      </w:r>
-    </w:p>
-    <w:p>
-      <w:pPr>
-        <w:pStyle w:val="BodyText"/>
-      </w:pPr>
-      <w:r>
-        <w:t xml:space="preserve">Полный URL: http://ncc.avast.com/ncc.txt</w:t>
-      </w:r>
-    </w:p>
-    <w:p>
-      <w:pPr>
-        <w:pStyle w:val="BodyText"/>
-      </w:pPr>
-      <w:r>
-        <w:t xml:space="preserve">Сервер: Сервер компании Avast (антивирусное ПО)</w:t>
-      </w:r>
-    </w:p>
-    <w:p>
-      <w:pPr>
-        <w:numPr>
-          <w:ilvl w:val="0"/>
-          <w:numId w:val="1022"/>
-        </w:numPr>
-        <w:pStyle w:val="Compact"/>
-      </w:pPr>
-      <w:r>
-        <w:t xml:space="preserve">Wireshark в строке фильтра укажите dns и проанализируйте информацию по протоколу UDP в случае запросов и ответов. В отчёте приведите пояснение по информации, захваченной в Wireshark.(рис. 22),(рис. 23)</w:t>
+        <w:t xml:space="preserve">С PC2 пытаемся передать покеты к PC4. Покеты не передаются. Все работает коректно.</w:t>
       </w:r>
     </w:p>
     <w:p>
@@ -2208,14 +5323,14 @@
       <w:r>
         <w:drawing>
           <wp:inline>
-            <wp:extent cx="4800600" cy="401876"/>
+            <wp:extent cx="4800600" cy="1351112"/>
             <wp:effectExtent b="0" l="0" r="0" t="0"/>
-            <wp:docPr descr="эхо-запрос и эхо-ответ" title="" id="92" name="Picture"/>
+            <wp:docPr descr="Передаем покеты с Servera на PC5" title="" id="92" name="Picture"/>
             <a:graphic>
               <a:graphicData uri="http://schemas.openxmlformats.org/drawingml/2006/picture">
                 <pic:pic>
                   <pic:nvPicPr>
-                    <pic:cNvPr descr="image/27.png" id="93" name="Picture"/>
+                    <pic:cNvPr descr="image/28.png" id="93" name="Picture"/>
                     <pic:cNvPicPr>
                       <a:picLocks noChangeArrowheads="1" noChangeAspect="1"/>
                     </pic:cNvPicPr>
@@ -2229,7 +5344,7 @@
                   <pic:spPr bwMode="auto">
                     <a:xfrm>
                       <a:off x="0" y="0"/>
-                      <a:ext cx="4800600" cy="401876"/>
+                      <a:ext cx="4800600" cy="1351112"/>
                     </a:xfrm>
                     <a:prstGeom prst="rect">
                       <a:avLst/>
@@ -2253,7 +5368,15 @@
         <w:pStyle w:val="ImageCaption"/>
       </w:pPr>
       <w:r>
-        <w:t xml:space="preserve">Рис. 22: эхо-запрос и эхо-ответ</w:t>
+        <w:t xml:space="preserve">Рис. 23: Передаем покеты с Servera на PC5</w:t>
+      </w:r>
+    </w:p>
+    <w:p>
+      <w:pPr>
+        <w:pStyle w:val="BodyText"/>
+      </w:pPr>
+      <w:r>
+        <w:t xml:space="preserve">Покеты успешно передались.</w:t>
       </w:r>
     </w:p>
     <w:p>
@@ -2263,14 +5386,14 @@
       <w:r>
         <w:drawing>
           <wp:inline>
-            <wp:extent cx="4800600" cy="2275234"/>
+            <wp:extent cx="4800600" cy="1337992"/>
             <wp:effectExtent b="0" l="0" r="0" t="0"/>
-            <wp:docPr descr="Информация" title="" id="95" name="Picture"/>
+            <wp:docPr descr="Передаем покеты с Servera на PC2" title="" id="95" name="Picture"/>
             <a:graphic>
               <a:graphicData uri="http://schemas.openxmlformats.org/drawingml/2006/picture">
                 <pic:pic>
                   <pic:nvPicPr>
-                    <pic:cNvPr descr="image/28.png" id="96" name="Picture"/>
+                    <pic:cNvPr descr="image/29.png" id="96" name="Picture"/>
                     <pic:cNvPicPr>
                       <a:picLocks noChangeArrowheads="1" noChangeAspect="1"/>
                     </pic:cNvPicPr>
@@ -2284,7 +5407,7 @@
                   <pic:spPr bwMode="auto">
                     <a:xfrm>
                       <a:off x="0" y="0"/>
-                      <a:ext cx="4800600" cy="2275234"/>
+                      <a:ext cx="4800600" cy="1337992"/>
                     </a:xfrm>
                     <a:prstGeom prst="rect">
                       <a:avLst/>
@@ -2308,7 +5431,7 @@
         <w:pStyle w:val="ImageCaption"/>
       </w:pPr>
       <w:r>
-        <w:t xml:space="preserve">Рис. 23: Информация</w:t>
+        <w:t xml:space="preserve">Рис. 24: Передаем покеты с Servera на PC2</w:t>
       </w:r>
     </w:p>
     <w:p>
@@ -2316,89 +5439,19 @@
         <w:pStyle w:val="BodyText"/>
       </w:pPr>
       <w:r>
-        <w:t xml:space="preserve">Анализ пакета</w:t>
-      </w:r>
-    </w:p>
-    <w:p>
-      <w:pPr>
-        <w:pStyle w:val="BodyText"/>
-      </w:pPr>
-      <w:r>
-        <w:t xml:space="preserve">Номер кадра: 20417</w:t>
-      </w:r>
-    </w:p>
-    <w:p>
-      <w:pPr>
-        <w:pStyle w:val="BodyText"/>
-      </w:pPr>
-      <w:r>
-        <w:t xml:space="preserve">Длина кадра: 326 байт</w:t>
-      </w:r>
-    </w:p>
-    <w:p>
-      <w:pPr>
-        <w:pStyle w:val="BodyText"/>
-      </w:pPr>
-      <w:r>
-        <w:t xml:space="preserve">Протоколы в кадре: eth:ethertype:ip:udp:dns</w:t>
-      </w:r>
-    </w:p>
-    <w:p>
-      <w:pPr>
-        <w:pStyle w:val="BodyText"/>
-      </w:pPr>
-      <w:r>
-        <w:t xml:space="preserve">Источник: 192.168.1.1 (вероятно, локальный DNS-сервер или маршрутизатор)</w:t>
-      </w:r>
-    </w:p>
-    <w:p>
-      <w:pPr>
-        <w:pStyle w:val="BodyText"/>
-      </w:pPr>
-      <w:r>
-        <w:t xml:space="preserve">Назначение: 192.168.1.23 (клиентское устройство)</w:t>
-      </w:r>
-    </w:p>
-    <w:p>
-      <w:pPr>
-        <w:pStyle w:val="BodyText"/>
-      </w:pPr>
-      <w:r>
-        <w:t xml:space="preserve">Порты:</w:t>
+        <w:t xml:space="preserve">Покеты успешно передались.</w:t>
       </w:r>
     </w:p>
     <w:p>
       <w:pPr>
         <w:numPr>
           <w:ilvl w:val="0"/>
-          <w:numId w:val="1023"/>
-        </w:numPr>
-      </w:pPr>
-      <w:r>
-        <w:t xml:space="preserve">Src Port: 53 (стандартный порт DNS-сервера)</w:t>
-      </w:r>
-    </w:p>
-    <w:p>
-      <w:pPr>
-        <w:numPr>
-          <w:ilvl w:val="0"/>
-          <w:numId w:val="1023"/>
-        </w:numPr>
-      </w:pPr>
-      <w:r>
-        <w:t xml:space="preserve">Dst Port: 50831 (порт клиента, с которого был отправлен запрос)</w:t>
-      </w:r>
-    </w:p>
-    <w:p>
-      <w:pPr>
-        <w:numPr>
-          <w:ilvl w:val="0"/>
-          <w:numId w:val="1024"/>
+          <w:numId w:val="1022"/>
         </w:numPr>
         <w:pStyle w:val="Compact"/>
       </w:pPr>
       <w:r>
-        <w:t xml:space="preserve">Wireshark в строке фильтра укажите quic и проанализируйте информацию по протоколу quic в случае запросов и ответов. В отчёте приведите пояснение по информации, захваченной в Wireshark.(рис. 24),(рис. 25)</w:t>
+        <w:t xml:space="preserve">Посмотрите захваченный на соединении сервера двойного стека адресации с коммутатором трафик ARP, ICMP, ICMPv6. В отчёте поясните, какую информацию можно извлечь из перехваченных пакетов.(рис. 25),(рис. 26),(рис. 27)</w:t>
       </w:r>
     </w:p>
     <w:p>
@@ -2408,9 +5461,9 @@
       <w:r>
         <w:drawing>
           <wp:inline>
-            <wp:extent cx="4800600" cy="1821741"/>
+            <wp:extent cx="4800600" cy="2734967"/>
             <wp:effectExtent b="0" l="0" r="0" t="0"/>
-            <wp:docPr descr="эхо-запрос" title="" id="98" name="Picture"/>
+            <wp:docPr descr="Пытаемся передать покеты с PC2" title="" id="98" name="Picture"/>
             <a:graphic>
               <a:graphicData uri="http://schemas.openxmlformats.org/drawingml/2006/picture">
                 <pic:pic>
@@ -2429,7 +5482,7 @@
                   <pic:spPr bwMode="auto">
                     <a:xfrm>
                       <a:off x="0" y="0"/>
-                      <a:ext cx="4800600" cy="1821741"/>
+                      <a:ext cx="4800600" cy="2734967"/>
                     </a:xfrm>
                     <a:prstGeom prst="rect">
                       <a:avLst/>
@@ -2453,7 +5506,39 @@
         <w:pStyle w:val="ImageCaption"/>
       </w:pPr>
       <w:r>
-        <w:t xml:space="preserve">Рис. 24: эхо-запрос</w:t>
+        <w:t xml:space="preserve">Рис. 25: Пытаемся передать покеты с PC2</w:t>
+      </w:r>
+    </w:p>
+    <w:p>
+      <w:pPr>
+        <w:pStyle w:val="BodyText"/>
+      </w:pPr>
+      <w:r>
+        <w:t xml:space="preserve">Источник: 64.109.1.10 (PC2)</w:t>
+      </w:r>
+    </w:p>
+    <w:p>
+      <w:pPr>
+        <w:pStyle w:val="BodyText"/>
+      </w:pPr>
+      <w:r>
+        <w:t xml:space="preserve">Назначение: 172.16.20.138 (Server)</w:t>
+      </w:r>
+    </w:p>
+    <w:p>
+      <w:pPr>
+        <w:pStyle w:val="BodyText"/>
+      </w:pPr>
+      <w:r>
+        <w:t xml:space="preserve">Запрос (Echo request) и ответ (Echo reply) проходят успешно, но дальше он не проходят.</w:t>
+      </w:r>
+    </w:p>
+    <w:p>
+      <w:pPr>
+        <w:pStyle w:val="BodyText"/>
+      </w:pPr>
+      <w:r>
+        <w:t xml:space="preserve">IPv4-маршрутизация работает корректно, сервер доступен по IPv4.</w:t>
       </w:r>
     </w:p>
     <w:p>
@@ -2463,9 +5548,9 @@
       <w:r>
         <w:drawing>
           <wp:inline>
-            <wp:extent cx="4800600" cy="1849685"/>
+            <wp:extent cx="4800600" cy="2282903"/>
             <wp:effectExtent b="0" l="0" r="0" t="0"/>
-            <wp:docPr descr="эхо-ответ" title="" id="101" name="Picture"/>
+            <wp:docPr descr="Пытаемся передать покеты с PC5" title="" id="101" name="Picture"/>
             <a:graphic>
               <a:graphicData uri="http://schemas.openxmlformats.org/drawingml/2006/picture">
                 <pic:pic>
@@ -2484,7 +5569,7 @@
                   <pic:spPr bwMode="auto">
                     <a:xfrm>
                       <a:off x="0" y="0"/>
-                      <a:ext cx="4800600" cy="1849685"/>
+                      <a:ext cx="4800600" cy="2282903"/>
                     </a:xfrm>
                     <a:prstGeom prst="rect">
                       <a:avLst/>
@@ -2508,7 +5593,7 @@
         <w:pStyle w:val="ImageCaption"/>
       </w:pPr>
       <w:r>
-        <w:t xml:space="preserve">Рис. 25: эхо-ответ</w:t>
+        <w:t xml:space="preserve">Рис. 26: Пытаемся передать покеты с PC5</w:t>
       </w:r>
     </w:p>
     <w:p>
@@ -2516,7 +5601,13 @@
         <w:pStyle w:val="BodyText"/>
       </w:pPr>
       <w:r>
-        <w:t xml:space="preserve">Анализ пакета</w:t>
+        <w:t xml:space="preserve">Источник: 2001:db8:c0de:11::a (PC5)</w:t>
+      </w:r>
+      <w:r>
+        <w:t xml:space="preserve"> </w:t>
+      </w:r>
+      <w:r>
+        <w:t xml:space="preserve">Назначение: 2001:db8:c0de:13::a (Server)</w:t>
       </w:r>
     </w:p>
     <w:p>
@@ -2524,7 +5615,7 @@
         <w:pStyle w:val="BodyText"/>
       </w:pPr>
       <w:r>
-        <w:t xml:space="preserve">Номер кадра: 18790</w:t>
+        <w:t xml:space="preserve">Запрос (Echo request) и ответ (Echo reply) проходят успешно, но дальше он не проходят.</w:t>
       </w:r>
     </w:p>
     <w:p>
@@ -2532,188 +5623,7 @@
         <w:pStyle w:val="BodyText"/>
       </w:pPr>
       <w:r>
-        <w:t xml:space="preserve">Время: 1576.637084 секунд от начала захвата</w:t>
-      </w:r>
-    </w:p>
-    <w:p>
-      <w:pPr>
-        <w:pStyle w:val="BodyText"/>
-      </w:pPr>
-      <w:r>
-        <w:t xml:space="preserve">Источник: 192.168.1.23 (клиент)</w:t>
-      </w:r>
-    </w:p>
-    <w:p>
-      <w:pPr>
-        <w:pStyle w:val="BodyText"/>
-      </w:pPr>
-      <w:r>
-        <w:t xml:space="preserve">Назначение: 64.233.161.94 (сервер, принадлежит Google)</w:t>
-      </w:r>
-    </w:p>
-    <w:p>
-      <w:pPr>
-        <w:pStyle w:val="BodyText"/>
-      </w:pPr>
-      <w:r>
-        <w:t xml:space="preserve">Порты:</w:t>
-      </w:r>
-    </w:p>
-    <w:p>
-      <w:pPr>
-        <w:numPr>
-          <w:ilvl w:val="0"/>
-          <w:numId w:val="1025"/>
-        </w:numPr>
-      </w:pPr>
-      <w:r>
-        <w:t xml:space="preserve">Src Port: 53182 (клиентский)</w:t>
-      </w:r>
-    </w:p>
-    <w:p>
-      <w:pPr>
-        <w:numPr>
-          <w:ilvl w:val="0"/>
-          <w:numId w:val="1025"/>
-        </w:numPr>
-      </w:pPr>
-      <w:r>
-        <w:t xml:space="preserve">Dst Port: 443 (HTTPS/QUIC)</w:t>
-      </w:r>
-    </w:p>
-    <w:p>
-      <w:pPr>
-        <w:pStyle w:val="FirstParagraph"/>
-      </w:pPr>
-      <w:r>
-        <w:t xml:space="preserve">Длина UDP-датаграммы: 1258 байт</w:t>
-      </w:r>
-    </w:p>
-    <w:p>
-      <w:pPr>
-        <w:pStyle w:val="BodyText"/>
-      </w:pPr>
-      <w:r>
-        <w:t xml:space="preserve">Протоколы в кадре: eth:ip:udp:quic</w:t>
-      </w:r>
-    </w:p>
-    <w:p>
-      <w:pPr>
-        <w:numPr>
-          <w:ilvl w:val="0"/>
-          <w:numId w:val="1026"/>
-        </w:numPr>
-        <w:pStyle w:val="Compact"/>
-      </w:pPr>
-      <w:r>
-        <w:t xml:space="preserve">Остановите захват трафика в Wireshark.</w:t>
-      </w:r>
-    </w:p>
-    <w:bookmarkEnd w:id="103"/>
-    <w:bookmarkEnd w:id="104"/>
-    <w:bookmarkStart w:id="113" w:name="X05456eae27a32c8a8b6775570a47414c2cfb90d"/>
-    <w:p>
-      <w:pPr>
-        <w:pStyle w:val="Heading1"/>
-      </w:pPr>
-      <w:r>
-        <w:rPr>
-          <w:rStyle w:val="SectionNumber"/>
-        </w:rPr>
-        <w:t xml:space="preserve">5</w:t>
-      </w:r>
-      <w:r>
-        <w:tab/>
-      </w:r>
-      <w:r>
-        <w:t xml:space="preserve">Анализ handshake протокола TCP в Wireshark</w:t>
-      </w:r>
-    </w:p>
-    <w:bookmarkStart w:id="105" w:name="постановка-задачи-3"/>
-    <w:p>
-      <w:pPr>
-        <w:pStyle w:val="Heading2"/>
-      </w:pPr>
-      <w:r>
-        <w:rPr>
-          <w:rStyle w:val="SectionNumber"/>
-        </w:rPr>
-        <w:t xml:space="preserve">5.1</w:t>
-      </w:r>
-      <w:r>
-        <w:tab/>
-      </w:r>
-      <w:r>
-        <w:t xml:space="preserve">Постановка задачи</w:t>
-      </w:r>
-    </w:p>
-    <w:p>
-      <w:pPr>
-        <w:pStyle w:val="FirstParagraph"/>
-      </w:pPr>
-      <w:r>
-        <w:t xml:space="preserve">С помощью Wireshark проанализировать handshake протокола TCP.</w:t>
-      </w:r>
-    </w:p>
-    <w:bookmarkEnd w:id="105"/>
-    <w:bookmarkStart w:id="112" w:name="порядок-выполнения-работы-3"/>
-    <w:p>
-      <w:pPr>
-        <w:pStyle w:val="Heading2"/>
-      </w:pPr>
-      <w:r>
-        <w:rPr>
-          <w:rStyle w:val="SectionNumber"/>
-        </w:rPr>
-        <w:t xml:space="preserve">5.2</w:t>
-      </w:r>
-      <w:r>
-        <w:tab/>
-      </w:r>
-      <w:r>
-        <w:t xml:space="preserve">Порядок выполнения работы</w:t>
-      </w:r>
-    </w:p>
-    <w:p>
-      <w:pPr>
-        <w:numPr>
-          <w:ilvl w:val="0"/>
-          <w:numId w:val="1027"/>
-        </w:numPr>
-      </w:pPr>
-      <w:r>
-        <w:t xml:space="preserve">Запустите Wireshark. Выберите активный на вашем устройстве сетевой интерфейс. Убедитесь, что начался процесс захвата трафика.</w:t>
-      </w:r>
-    </w:p>
-    <w:p>
-      <w:pPr>
-        <w:numPr>
-          <w:ilvl w:val="0"/>
-          <w:numId w:val="1027"/>
-        </w:numPr>
-      </w:pPr>
-      <w:r>
-        <w:t xml:space="preserve">На вашем устройстве или используйте подсоединение по telnet или ssh к вашему маршрутизатору (например с помощью PUTTY или соответствующих команд в консоли), или соединение по HTTP с каким-то сайтом для захвата в Wireshark пакетов TCP.</w:t>
-      </w:r>
-    </w:p>
-    <w:p>
-      <w:pPr>
-        <w:pStyle w:val="FirstParagraph"/>
-      </w:pPr>
-      <w:r>
-        <w:t xml:space="preserve">Для работы с telnet нужно в консоле ее отдельно подключить. На версиях Windows 10/11 эта команда отключена. Ее можно обратно влючить зайдя в настройки устройсктва в раздел с подключением дополнительных параметров. После подключения, мне не потребовалось обновлять коомпьютер и я продолжила работу в терменале.</w:t>
-      </w:r>
-    </w:p>
-    <w:p>
-      <w:pPr>
-        <w:numPr>
-          <w:ilvl w:val="0"/>
-          <w:numId w:val="1028"/>
-        </w:numPr>
-        <w:pStyle w:val="Compact"/>
-      </w:pPr>
-      <w:r>
-        <w:t xml:space="preserve">В Wireshark проанализируйте handshake протокола TCP, в отчёте приведите пример с пояснениями изменения значений соответствующих сообщений при установлении соединения по TCP.(рис. 26)</w:t>
+        <w:t xml:space="preserve">IPv6-маршрутизация работает корректно, сервер доступен по IPv6.</w:t>
       </w:r>
     </w:p>
     <w:p>
@@ -2723,20 +5633,20 @@
       <w:r>
         <w:drawing>
           <wp:inline>
-            <wp:extent cx="4800600" cy="1122592"/>
+            <wp:extent cx="4800600" cy="2503247"/>
             <wp:effectExtent b="0" l="0" r="0" t="0"/>
-            <wp:docPr descr="Запускаем фильтор с протоколом TCP" title="" id="107" name="Picture"/>
+            <wp:docPr descr="Передает пакеты Server" title="" id="104" name="Picture"/>
             <a:graphic>
               <a:graphicData uri="http://schemas.openxmlformats.org/drawingml/2006/picture">
                 <pic:pic>
                   <pic:nvPicPr>
-                    <pic:cNvPr descr="image/35.png" id="108" name="Picture"/>
+                    <pic:cNvPr descr="image/32.png" id="105" name="Picture"/>
                     <pic:cNvPicPr>
                       <a:picLocks noChangeArrowheads="1" noChangeAspect="1"/>
                     </pic:cNvPicPr>
                   </pic:nvPicPr>
                   <pic:blipFill>
-                    <a:blip r:embed="rId106"/>
+                    <a:blip r:embed="rId103"/>
                     <a:stretch>
                       <a:fillRect/>
                     </a:stretch>
@@ -2744,7 +5654,7 @@
                   <pic:spPr bwMode="auto">
                     <a:xfrm>
                       <a:off x="0" y="0"/>
-                      <a:ext cx="4800600" cy="1122592"/>
+                      <a:ext cx="4800600" cy="2503247"/>
                     </a:xfrm>
                     <a:prstGeom prst="rect">
                       <a:avLst/>
@@ -2768,19 +5678,35 @@
         <w:pStyle w:val="ImageCaption"/>
       </w:pPr>
       <w:r>
-        <w:t xml:space="preserve">Рис. 26: Запускаем фильтор с протоколом TCP</w:t>
-      </w:r>
-    </w:p>
-    <w:p>
-      <w:pPr>
-        <w:numPr>
-          <w:ilvl w:val="0"/>
-          <w:numId w:val="1029"/>
-        </w:numPr>
-        <w:pStyle w:val="Compact"/>
-      </w:pPr>
-      <w:r>
-        <w:t xml:space="preserve">В Wireshark в меню «Статистика» выберете «График Потока». В отчёте приведите пояснения по изменениям значений соответствующих сообщений при установлении соединения по TCP.(рис. 27)</w:t>
+        <w:t xml:space="preserve">Рис. 27: Передает пакеты Server</w:t>
+      </w:r>
+    </w:p>
+    <w:bookmarkEnd w:id="106"/>
+    <w:bookmarkEnd w:id="107"/>
+    <w:bookmarkStart w:id="111" w:name="задание-для-самостоятельного-выполнения"/>
+    <w:p>
+      <w:pPr>
+        <w:pStyle w:val="Heading2"/>
+      </w:pPr>
+      <w:r>
+        <w:rPr>
+          <w:rStyle w:val="SectionNumber"/>
+        </w:rPr>
+        <w:t xml:space="preserve">2.3</w:t>
+      </w:r>
+      <w:r>
+        <w:tab/>
+      </w:r>
+      <w:r>
+        <w:t xml:space="preserve">Задание для самостоятельного выполнения</w:t>
+      </w:r>
+    </w:p>
+    <w:p>
+      <w:pPr>
+        <w:pStyle w:val="FirstParagraph"/>
+      </w:pPr>
+      <w:r>
+        <w:t xml:space="preserve">Задана топология сети.(рис. 28)</w:t>
       </w:r>
     </w:p>
     <w:p>
@@ -2790,20 +5716,20 @@
       <w:r>
         <w:drawing>
           <wp:inline>
-            <wp:extent cx="4800600" cy="3186644"/>
+            <wp:extent cx="4800600" cy="698785"/>
             <wp:effectExtent b="0" l="0" r="0" t="0"/>
-            <wp:docPr descr="График порта 80" title="" id="110" name="Picture"/>
+            <wp:docPr descr="Топология сети с двумя локальными подсетями" title="" id="109" name="Picture"/>
             <a:graphic>
               <a:graphicData uri="http://schemas.openxmlformats.org/drawingml/2006/picture">
                 <pic:pic>
                   <pic:nvPicPr>
-                    <pic:cNvPr descr="image/36.png" id="111" name="Picture"/>
+                    <pic:cNvPr descr="image/33.png" id="110" name="Picture"/>
                     <pic:cNvPicPr>
                       <a:picLocks noChangeArrowheads="1" noChangeAspect="1"/>
                     </pic:cNvPicPr>
                   </pic:nvPicPr>
                   <pic:blipFill>
-                    <a:blip r:embed="rId109"/>
+                    <a:blip r:embed="rId108"/>
                     <a:stretch>
                       <a:fillRect/>
                     </a:stretch>
@@ -2811,7 +5737,7 @@
                   <pic:spPr bwMode="auto">
                     <a:xfrm>
                       <a:off x="0" y="0"/>
-                      <a:ext cx="4800600" cy="3186644"/>
+                      <a:ext cx="4800600" cy="698785"/>
                     </a:xfrm>
                     <a:prstGeom prst="rect">
                       <a:avLst/>
@@ -2835,7 +5761,7 @@
         <w:pStyle w:val="ImageCaption"/>
       </w:pPr>
       <w:r>
-        <w:t xml:space="preserve">Рис. 27: График порта 80</w:t>
+        <w:t xml:space="preserve">Рис. 28: Топология сети с двумя локальными подсетями</w:t>
       </w:r>
     </w:p>
     <w:p>
@@ -2843,25 +5769,25 @@
         <w:pStyle w:val="BodyText"/>
       </w:pPr>
       <w:r>
-        <w:t xml:space="preserve">На участке</w:t>
+        <w:t xml:space="preserve">Предполагается, что маршрутизатор разбивает сеть на две подсети с адресами</w:t>
       </w:r>
       <w:r>
         <w:t xml:space="preserve"> </w:t>
       </w:r>
       <w:r>
-        <w:t xml:space="preserve">“</w:t>
-      </w:r>
-      <w:r>
-        <w:t xml:space="preserve">Пакеты в интервале отсутствуют (58с)</w:t>
-      </w:r>
-      <w:r>
-        <w:t xml:space="preserve">”</w:t>
+        <w:t xml:space="preserve">IPv4 и IPv6:</w:t>
       </w:r>
       <w:r>
         <w:t xml:space="preserve"> </w:t>
       </w:r>
       <w:r>
-        <w:t xml:space="preserve">оба графика падают до нуля, что означает полное отсутствие TCP-трафика (включая ошибки) на порту 80 в течение 58 секунд.</w:t>
+        <w:t xml:space="preserve">– подсеть 1: 10.10.1.96/27; 2001:DB8:1:1::/64;</w:t>
+      </w:r>
+      <w:r>
+        <w:t xml:space="preserve"> </w:t>
+      </w:r>
+      <w:r>
+        <w:t xml:space="preserve">– подсеть 2: 10.10.1.16/28; 2001:DB8:1:4::/64.</w:t>
       </w:r>
     </w:p>
     <w:p>
@@ -2869,7 +5795,13 @@
         <w:pStyle w:val="BodyText"/>
       </w:pPr>
       <w:r>
-        <w:t xml:space="preserve">После третьего пакета соединение установлено.</w:t>
+        <w:t xml:space="preserve">Требуется:</w:t>
+      </w:r>
+      <w:r>
+        <w:t xml:space="preserve"> </w:t>
+      </w:r>
+      <w:r>
+        <w:t xml:space="preserve">1. Охарактеризовать подсети, указать, какие адреса в них входят.</w:t>
       </w:r>
     </w:p>
     <w:p>
@@ -2877,24 +5809,1125 @@
         <w:pStyle w:val="BodyText"/>
       </w:pPr>
       <w:r>
-        <w:t xml:space="preserve">Анализируя Graph Flow, вы можете четко видеть всю жизненную цепочку TCP-сессии: от установления соединения (рукопожатие), через передачу данных с постоянно растущими номерами подтверждений (Ack), до корректного завершения соединения (обмен пакетами FIN/ACK).</w:t>
+        <w:rPr>
+          <w:iCs/>
+          <w:i/>
+        </w:rPr>
+        <w:t xml:space="preserve">Подсеть 1</w:t>
       </w:r>
     </w:p>
     <w:p>
       <w:pPr>
         <w:numPr>
           <w:ilvl w:val="0"/>
-          <w:numId w:val="1030"/>
+          <w:numId w:val="1023"/>
         </w:numPr>
         <w:pStyle w:val="Compact"/>
       </w:pPr>
       <w:r>
-        <w:t xml:space="preserve">Остановите захват трафика в Wireshark.</w:t>
-      </w:r>
-    </w:p>
+        <w:t xml:space="preserve">IPv4: 10.10.1.96/27</w:t>
+      </w:r>
+    </w:p>
+    <w:tbl>
+      <w:tblPr>
+        <w:tblStyle w:val="Table"/>
+        <w:tblW w:type="auto" w:w="0"/>
+        <w:tblLook w:firstRow="1" w:lastRow="0" w:firstColumn="0" w:lastColumn="0" w:noHBand="0" w:noVBand="0" w:val="0020"/>
+        <w:jc w:val="start"/>
+      </w:tblPr>
+      <w:tblGrid>
+        <w:gridCol w:w="3960"/>
+        <w:gridCol w:w="3960"/>
+      </w:tblGrid>
+      <w:tr>
+        <w:trPr>
+          <w:tblHeader w:val="true"/>
+        </w:trPr>
+        <w:tc>
+          <w:tcPr/>
+          <w:p>
+            <w:pPr>
+              <w:pStyle w:val="Compact"/>
+              <w:jc w:val="left"/>
+            </w:pPr>
+            <w:r>
+              <w:t xml:space="preserve">Параметр</w:t>
+            </w:r>
+          </w:p>
+        </w:tc>
+        <w:tc>
+          <w:tcPr/>
+          <w:p>
+            <w:pPr>
+              <w:pStyle w:val="Compact"/>
+              <w:jc w:val="left"/>
+            </w:pPr>
+            <w:r>
+              <w:t xml:space="preserve">Значение</w:t>
+            </w:r>
+          </w:p>
+        </w:tc>
+      </w:tr>
+      <w:tr>
+        <w:tc>
+          <w:tcPr/>
+          <w:p>
+            <w:pPr>
+              <w:pStyle w:val="Compact"/>
+              <w:jc w:val="left"/>
+            </w:pPr>
+            <w:r>
+              <w:t xml:space="preserve">Адрес сети</w:t>
+            </w:r>
+          </w:p>
+        </w:tc>
+        <w:tc>
+          <w:tcPr/>
+          <w:p>
+            <w:pPr>
+              <w:pStyle w:val="Compact"/>
+              <w:jc w:val="left"/>
+            </w:pPr>
+            <w:r>
+              <w:t xml:space="preserve">10.10.1.96</w:t>
+            </w:r>
+          </w:p>
+        </w:tc>
+      </w:tr>
+      <w:tr>
+        <w:tc>
+          <w:tcPr/>
+          <w:p>
+            <w:pPr>
+              <w:pStyle w:val="Compact"/>
+              <w:jc w:val="left"/>
+            </w:pPr>
+            <w:r>
+              <w:t xml:space="preserve">Маска</w:t>
+            </w:r>
+          </w:p>
+        </w:tc>
+        <w:tc>
+          <w:tcPr/>
+          <w:p>
+            <w:pPr>
+              <w:pStyle w:val="Compact"/>
+              <w:jc w:val="left"/>
+            </w:pPr>
+            <w:r>
+              <w:t xml:space="preserve">255.255.255.224</w:t>
+            </w:r>
+          </w:p>
+        </w:tc>
+      </w:tr>
+      <w:tr>
+        <w:tc>
+          <w:tcPr/>
+          <w:p>
+            <w:pPr>
+              <w:pStyle w:val="Compact"/>
+              <w:jc w:val="left"/>
+            </w:pPr>
+            <w:r>
+              <w:t xml:space="preserve">Префикс</w:t>
+            </w:r>
+          </w:p>
+        </w:tc>
+        <w:tc>
+          <w:tcPr/>
+          <w:p>
+            <w:pPr>
+              <w:pStyle w:val="Compact"/>
+              <w:jc w:val="left"/>
+            </w:pPr>
+            <w:r>
+              <w:t xml:space="preserve">/27</w:t>
+            </w:r>
+          </w:p>
+        </w:tc>
+      </w:tr>
+      <w:tr>
+        <w:tc>
+          <w:tcPr/>
+          <w:p>
+            <w:pPr>
+              <w:pStyle w:val="Compact"/>
+              <w:jc w:val="left"/>
+            </w:pPr>
+            <w:r>
+              <w:t xml:space="preserve">Первый адрес узла</w:t>
+            </w:r>
+          </w:p>
+        </w:tc>
+        <w:tc>
+          <w:tcPr/>
+          <w:p>
+            <w:pPr>
+              <w:pStyle w:val="Compact"/>
+              <w:jc w:val="left"/>
+            </w:pPr>
+            <w:r>
+              <w:t xml:space="preserve">10.10.1.97</w:t>
+            </w:r>
+          </w:p>
+        </w:tc>
+      </w:tr>
+      <w:tr>
+        <w:tc>
+          <w:tcPr/>
+          <w:p>
+            <w:pPr>
+              <w:pStyle w:val="Compact"/>
+              <w:jc w:val="left"/>
+            </w:pPr>
+            <w:r>
+              <w:t xml:space="preserve">Последний адрес узла</w:t>
+            </w:r>
+          </w:p>
+        </w:tc>
+        <w:tc>
+          <w:tcPr/>
+          <w:p>
+            <w:pPr>
+              <w:pStyle w:val="Compact"/>
+              <w:jc w:val="left"/>
+            </w:pPr>
+            <w:r>
+              <w:t xml:space="preserve">10.10.1.126</w:t>
+            </w:r>
+          </w:p>
+        </w:tc>
+      </w:tr>
+      <w:tr>
+        <w:tc>
+          <w:tcPr/>
+          <w:p>
+            <w:pPr>
+              <w:pStyle w:val="Compact"/>
+              <w:jc w:val="left"/>
+            </w:pPr>
+            <w:r>
+              <w:t xml:space="preserve">Broadcast</w:t>
+            </w:r>
+          </w:p>
+        </w:tc>
+        <w:tc>
+          <w:tcPr/>
+          <w:p>
+            <w:pPr>
+              <w:pStyle w:val="Compact"/>
+              <w:jc w:val="left"/>
+            </w:pPr>
+            <w:r>
+              <w:t xml:space="preserve">10.10.1.127</w:t>
+            </w:r>
+          </w:p>
+        </w:tc>
+      </w:tr>
+      <w:tr>
+        <w:tc>
+          <w:tcPr/>
+          <w:p>
+            <w:pPr>
+              <w:pStyle w:val="Compact"/>
+              <w:jc w:val="left"/>
+            </w:pPr>
+            <w:r>
+              <w:t xml:space="preserve">Количество узлов</w:t>
+            </w:r>
+          </w:p>
+        </w:tc>
+        <w:tc>
+          <w:tcPr/>
+          <w:p>
+            <w:pPr>
+              <w:pStyle w:val="Compact"/>
+              <w:jc w:val="left"/>
+            </w:pPr>
+            <w:r>
+              <w:t xml:space="preserve">30</w:t>
+            </w:r>
+          </w:p>
+        </w:tc>
+      </w:tr>
+    </w:tbl>
+    <w:p>
+      <w:pPr>
+        <w:numPr>
+          <w:ilvl w:val="0"/>
+          <w:numId w:val="1024"/>
+        </w:numPr>
+        <w:pStyle w:val="Compact"/>
+      </w:pPr>
+      <w:r>
+        <w:t xml:space="preserve">IPv6: 2001:DB8:1:1::/64</w:t>
+      </w:r>
+    </w:p>
+    <w:tbl>
+      <w:tblPr>
+        <w:tblStyle w:val="Table"/>
+        <w:tblW w:type="auto" w:w="0"/>
+        <w:tblLook w:firstRow="1" w:lastRow="0" w:firstColumn="0" w:lastColumn="0" w:noHBand="0" w:noVBand="0" w:val="0020"/>
+        <w:jc w:val="start"/>
+      </w:tblPr>
+      <w:tblGrid>
+        <w:gridCol w:w="3960"/>
+        <w:gridCol w:w="3960"/>
+      </w:tblGrid>
+      <w:tr>
+        <w:trPr>
+          <w:tblHeader w:val="true"/>
+        </w:trPr>
+        <w:tc>
+          <w:tcPr/>
+          <w:p>
+            <w:pPr>
+              <w:pStyle w:val="Compact"/>
+              <w:jc w:val="left"/>
+            </w:pPr>
+            <w:r>
+              <w:t xml:space="preserve">Параметр</w:t>
+            </w:r>
+          </w:p>
+        </w:tc>
+        <w:tc>
+          <w:tcPr/>
+          <w:p>
+            <w:pPr>
+              <w:pStyle w:val="Compact"/>
+              <w:jc w:val="left"/>
+            </w:pPr>
+            <w:r>
+              <w:t xml:space="preserve">Значение</w:t>
+            </w:r>
+          </w:p>
+        </w:tc>
+      </w:tr>
+      <w:tr>
+        <w:tc>
+          <w:tcPr/>
+          <w:p>
+            <w:pPr>
+              <w:pStyle w:val="Compact"/>
+              <w:jc w:val="left"/>
+            </w:pPr>
+            <w:r>
+              <w:t xml:space="preserve">Адрес сети</w:t>
+            </w:r>
+          </w:p>
+        </w:tc>
+        <w:tc>
+          <w:tcPr/>
+          <w:p>
+            <w:pPr>
+              <w:pStyle w:val="Compact"/>
+              <w:jc w:val="left"/>
+            </w:pPr>
+            <w:r>
+              <w:t xml:space="preserve">2001:DB8:1:1::</w:t>
+            </w:r>
+          </w:p>
+        </w:tc>
+      </w:tr>
+      <w:tr>
+        <w:tc>
+          <w:tcPr/>
+          <w:p>
+            <w:pPr>
+              <w:pStyle w:val="Compact"/>
+              <w:jc w:val="left"/>
+            </w:pPr>
+            <w:r>
+              <w:t xml:space="preserve">Префикс</w:t>
+            </w:r>
+          </w:p>
+        </w:tc>
+        <w:tc>
+          <w:tcPr/>
+          <w:p>
+            <w:pPr>
+              <w:pStyle w:val="Compact"/>
+              <w:jc w:val="left"/>
+            </w:pPr>
+            <w:r>
+              <w:t xml:space="preserve">/64</w:t>
+            </w:r>
+          </w:p>
+        </w:tc>
+      </w:tr>
+      <w:tr>
+        <w:tc>
+          <w:tcPr/>
+          <w:p>
+            <w:pPr>
+              <w:pStyle w:val="Compact"/>
+              <w:jc w:val="left"/>
+            </w:pPr>
+            <w:r>
+              <w:t xml:space="preserve">Минимальный адрес</w:t>
+            </w:r>
+          </w:p>
+        </w:tc>
+        <w:tc>
+          <w:tcPr/>
+          <w:p>
+            <w:pPr>
+              <w:pStyle w:val="Compact"/>
+              <w:jc w:val="left"/>
+            </w:pPr>
+            <w:r>
+              <w:t xml:space="preserve">2001:DB8:1:1::</w:t>
+            </w:r>
+          </w:p>
+        </w:tc>
+      </w:tr>
+      <w:tr>
+        <w:tc>
+          <w:tcPr/>
+          <w:p>
+            <w:pPr>
+              <w:pStyle w:val="Compact"/>
+              <w:jc w:val="left"/>
+            </w:pPr>
+            <w:r>
+              <w:t xml:space="preserve">Максимальный адрес</w:t>
+            </w:r>
+          </w:p>
+        </w:tc>
+        <w:tc>
+          <w:tcPr/>
+          <w:p>
+            <w:pPr>
+              <w:pStyle w:val="Compact"/>
+              <w:jc w:val="left"/>
+            </w:pPr>
+            <w:r>
+              <w:t xml:space="preserve">2001:DB8:1:1:ffff:ffff:ffff:ffff</w:t>
+            </w:r>
+          </w:p>
+        </w:tc>
+      </w:tr>
+    </w:tbl>
+    <w:p>
+      <w:pPr>
+        <w:pStyle w:val="BodyText"/>
+      </w:pPr>
+      <w:r>
+        <w:rPr>
+          <w:iCs/>
+          <w:i/>
+        </w:rPr>
+        <w:t xml:space="preserve">Подсеть 2</w:t>
+      </w:r>
+    </w:p>
+    <w:p>
+      <w:pPr>
+        <w:numPr>
+          <w:ilvl w:val="0"/>
+          <w:numId w:val="1025"/>
+        </w:numPr>
+        <w:pStyle w:val="Compact"/>
+      </w:pPr>
+      <w:r>
+        <w:t xml:space="preserve">IPv4: 10.10.1.16/28</w:t>
+      </w:r>
+    </w:p>
+    <w:tbl>
+      <w:tblPr>
+        <w:tblStyle w:val="Table"/>
+        <w:tblW w:type="auto" w:w="0"/>
+        <w:tblLook w:firstRow="1" w:lastRow="0" w:firstColumn="0" w:lastColumn="0" w:noHBand="0" w:noVBand="0" w:val="0020"/>
+        <w:jc w:val="start"/>
+      </w:tblPr>
+      <w:tblGrid>
+        <w:gridCol w:w="3960"/>
+        <w:gridCol w:w="3960"/>
+      </w:tblGrid>
+      <w:tr>
+        <w:trPr>
+          <w:tblHeader w:val="true"/>
+        </w:trPr>
+        <w:tc>
+          <w:tcPr/>
+          <w:p>
+            <w:pPr>
+              <w:pStyle w:val="Compact"/>
+              <w:jc w:val="left"/>
+            </w:pPr>
+            <w:r>
+              <w:t xml:space="preserve">Параметр</w:t>
+            </w:r>
+          </w:p>
+        </w:tc>
+        <w:tc>
+          <w:tcPr/>
+          <w:p>
+            <w:pPr>
+              <w:pStyle w:val="Compact"/>
+              <w:jc w:val="left"/>
+            </w:pPr>
+            <w:r>
+              <w:t xml:space="preserve">Значение</w:t>
+            </w:r>
+          </w:p>
+        </w:tc>
+      </w:tr>
+      <w:tr>
+        <w:tc>
+          <w:tcPr/>
+          <w:p>
+            <w:pPr>
+              <w:pStyle w:val="Compact"/>
+              <w:jc w:val="left"/>
+            </w:pPr>
+            <w:r>
+              <w:t xml:space="preserve">Адрес сети</w:t>
+            </w:r>
+          </w:p>
+        </w:tc>
+        <w:tc>
+          <w:tcPr/>
+          <w:p>
+            <w:pPr>
+              <w:pStyle w:val="Compact"/>
+              <w:jc w:val="left"/>
+            </w:pPr>
+            <w:r>
+              <w:t xml:space="preserve">10.10.1.16</w:t>
+            </w:r>
+          </w:p>
+        </w:tc>
+      </w:tr>
+      <w:tr>
+        <w:tc>
+          <w:tcPr/>
+          <w:p>
+            <w:pPr>
+              <w:pStyle w:val="Compact"/>
+              <w:jc w:val="left"/>
+            </w:pPr>
+            <w:r>
+              <w:t xml:space="preserve">Маска</w:t>
+            </w:r>
+          </w:p>
+        </w:tc>
+        <w:tc>
+          <w:tcPr/>
+          <w:p>
+            <w:pPr>
+              <w:pStyle w:val="Compact"/>
+              <w:jc w:val="left"/>
+            </w:pPr>
+            <w:r>
+              <w:t xml:space="preserve">255.255.255.240</w:t>
+            </w:r>
+          </w:p>
+        </w:tc>
+      </w:tr>
+      <w:tr>
+        <w:tc>
+          <w:tcPr/>
+          <w:p>
+            <w:pPr>
+              <w:pStyle w:val="Compact"/>
+              <w:jc w:val="left"/>
+            </w:pPr>
+            <w:r>
+              <w:t xml:space="preserve">Префикс</w:t>
+            </w:r>
+          </w:p>
+        </w:tc>
+        <w:tc>
+          <w:tcPr/>
+          <w:p>
+            <w:pPr>
+              <w:pStyle w:val="Compact"/>
+              <w:jc w:val="left"/>
+            </w:pPr>
+            <w:r>
+              <w:t xml:space="preserve">/28</w:t>
+            </w:r>
+          </w:p>
+        </w:tc>
+      </w:tr>
+      <w:tr>
+        <w:tc>
+          <w:tcPr/>
+          <w:p>
+            <w:pPr>
+              <w:pStyle w:val="Compact"/>
+              <w:jc w:val="left"/>
+            </w:pPr>
+            <w:r>
+              <w:t xml:space="preserve">Первый адрес узла</w:t>
+            </w:r>
+          </w:p>
+        </w:tc>
+        <w:tc>
+          <w:tcPr/>
+          <w:p>
+            <w:pPr>
+              <w:pStyle w:val="Compact"/>
+              <w:jc w:val="left"/>
+            </w:pPr>
+            <w:r>
+              <w:t xml:space="preserve">10.10.1.17</w:t>
+            </w:r>
+          </w:p>
+        </w:tc>
+      </w:tr>
+      <w:tr>
+        <w:tc>
+          <w:tcPr/>
+          <w:p>
+            <w:pPr>
+              <w:pStyle w:val="Compact"/>
+              <w:jc w:val="left"/>
+            </w:pPr>
+            <w:r>
+              <w:t xml:space="preserve">Последний адрес узла</w:t>
+            </w:r>
+          </w:p>
+        </w:tc>
+        <w:tc>
+          <w:tcPr/>
+          <w:p>
+            <w:pPr>
+              <w:pStyle w:val="Compact"/>
+              <w:jc w:val="left"/>
+            </w:pPr>
+            <w:r>
+              <w:t xml:space="preserve">10.10.1.30</w:t>
+            </w:r>
+          </w:p>
+        </w:tc>
+      </w:tr>
+      <w:tr>
+        <w:tc>
+          <w:tcPr/>
+          <w:p>
+            <w:pPr>
+              <w:pStyle w:val="Compact"/>
+              <w:jc w:val="left"/>
+            </w:pPr>
+            <w:r>
+              <w:t xml:space="preserve">Broadcast</w:t>
+            </w:r>
+          </w:p>
+        </w:tc>
+        <w:tc>
+          <w:tcPr/>
+          <w:p>
+            <w:pPr>
+              <w:pStyle w:val="Compact"/>
+              <w:jc w:val="left"/>
+            </w:pPr>
+            <w:r>
+              <w:t xml:space="preserve">10.10.1.31</w:t>
+            </w:r>
+          </w:p>
+        </w:tc>
+      </w:tr>
+      <w:tr>
+        <w:tc>
+          <w:tcPr/>
+          <w:p>
+            <w:pPr>
+              <w:pStyle w:val="Compact"/>
+              <w:jc w:val="left"/>
+            </w:pPr>
+            <w:r>
+              <w:t xml:space="preserve">Количество узлов</w:t>
+            </w:r>
+          </w:p>
+        </w:tc>
+        <w:tc>
+          <w:tcPr/>
+          <w:p>
+            <w:pPr>
+              <w:pStyle w:val="Compact"/>
+              <w:jc w:val="left"/>
+            </w:pPr>
+            <w:r>
+              <w:t xml:space="preserve">14</w:t>
+            </w:r>
+          </w:p>
+        </w:tc>
+      </w:tr>
+    </w:tbl>
+    <w:p>
+      <w:pPr>
+        <w:numPr>
+          <w:ilvl w:val="0"/>
+          <w:numId w:val="1026"/>
+        </w:numPr>
+        <w:pStyle w:val="Compact"/>
+      </w:pPr>
+      <w:r>
+        <w:t xml:space="preserve">IPv6: 2001:DB8:1:4::/64</w:t>
+      </w:r>
+    </w:p>
+    <w:tbl>
+      <w:tblPr>
+        <w:tblStyle w:val="Table"/>
+        <w:tblW w:type="auto" w:w="0"/>
+        <w:tblLook w:firstRow="1" w:lastRow="0" w:firstColumn="0" w:lastColumn="0" w:noHBand="0" w:noVBand="0" w:val="0020"/>
+        <w:jc w:val="start"/>
+      </w:tblPr>
+      <w:tblGrid>
+        <w:gridCol w:w="3960"/>
+        <w:gridCol w:w="3960"/>
+      </w:tblGrid>
+      <w:tr>
+        <w:trPr>
+          <w:tblHeader w:val="true"/>
+        </w:trPr>
+        <w:tc>
+          <w:tcPr/>
+          <w:p>
+            <w:pPr>
+              <w:pStyle w:val="Compact"/>
+              <w:jc w:val="left"/>
+            </w:pPr>
+            <w:r>
+              <w:t xml:space="preserve">Параметр</w:t>
+            </w:r>
+          </w:p>
+        </w:tc>
+        <w:tc>
+          <w:tcPr/>
+          <w:p>
+            <w:pPr>
+              <w:pStyle w:val="Compact"/>
+              <w:jc w:val="left"/>
+            </w:pPr>
+            <w:r>
+              <w:t xml:space="preserve">Значение</w:t>
+            </w:r>
+          </w:p>
+        </w:tc>
+      </w:tr>
+      <w:tr>
+        <w:tc>
+          <w:tcPr/>
+          <w:p>
+            <w:pPr>
+              <w:pStyle w:val="Compact"/>
+              <w:jc w:val="left"/>
+            </w:pPr>
+            <w:r>
+              <w:t xml:space="preserve">Адрес сети</w:t>
+            </w:r>
+          </w:p>
+        </w:tc>
+        <w:tc>
+          <w:tcPr/>
+          <w:p>
+            <w:pPr>
+              <w:pStyle w:val="Compact"/>
+              <w:jc w:val="left"/>
+            </w:pPr>
+            <w:r>
+              <w:t xml:space="preserve">2001:DB8:1:4::</w:t>
+            </w:r>
+          </w:p>
+        </w:tc>
+      </w:tr>
+      <w:tr>
+        <w:tc>
+          <w:tcPr/>
+          <w:p>
+            <w:pPr>
+              <w:pStyle w:val="Compact"/>
+              <w:jc w:val="left"/>
+            </w:pPr>
+            <w:r>
+              <w:t xml:space="preserve">Префикс</w:t>
+            </w:r>
+          </w:p>
+        </w:tc>
+        <w:tc>
+          <w:tcPr/>
+          <w:p>
+            <w:pPr>
+              <w:pStyle w:val="Compact"/>
+              <w:jc w:val="left"/>
+            </w:pPr>
+            <w:r>
+              <w:t xml:space="preserve">/64</w:t>
+            </w:r>
+          </w:p>
+        </w:tc>
+      </w:tr>
+      <w:tr>
+        <w:tc>
+          <w:tcPr/>
+          <w:p>
+            <w:pPr>
+              <w:pStyle w:val="Compact"/>
+              <w:jc w:val="left"/>
+            </w:pPr>
+            <w:r>
+              <w:t xml:space="preserve">Минимальный адрес</w:t>
+            </w:r>
+          </w:p>
+        </w:tc>
+        <w:tc>
+          <w:tcPr/>
+          <w:p>
+            <w:pPr>
+              <w:pStyle w:val="Compact"/>
+              <w:jc w:val="left"/>
+            </w:pPr>
+            <w:r>
+              <w:t xml:space="preserve">2001:DB8:1:4::</w:t>
+            </w:r>
+          </w:p>
+        </w:tc>
+      </w:tr>
+      <w:tr>
+        <w:tc>
+          <w:tcPr/>
+          <w:p>
+            <w:pPr>
+              <w:pStyle w:val="Compact"/>
+              <w:jc w:val="left"/>
+            </w:pPr>
+            <w:r>
+              <w:t xml:space="preserve">Максимальный адрес</w:t>
+            </w:r>
+          </w:p>
+        </w:tc>
+        <w:tc>
+          <w:tcPr/>
+          <w:p>
+            <w:pPr>
+              <w:pStyle w:val="Compact"/>
+              <w:jc w:val="left"/>
+            </w:pPr>
+            <w:r>
+              <w:t xml:space="preserve">2001:DB8:1:4:ffff:ffff:ffff:ffff</w:t>
+            </w:r>
+          </w:p>
+        </w:tc>
+      </w:tr>
+    </w:tbl>
+    <w:p>
+      <w:pPr>
+        <w:numPr>
+          <w:ilvl w:val="0"/>
+          <w:numId w:val="1027"/>
+        </w:numPr>
+        <w:pStyle w:val="Compact"/>
+      </w:pPr>
+      <w:r>
+        <w:t xml:space="preserve">Предложить вариант таблицы адресации для заданной топологии и адресного пространства, причём для интерфейсов маршрутизатора выбрать наименьший адрес в подсети.</w:t>
+      </w:r>
+    </w:p>
+    <w:p>
+      <w:pPr>
+        <w:pStyle w:val="FirstParagraph"/>
+      </w:pPr>
+      <w:r>
+        <w:rPr>
+          <w:iCs/>
+          <w:i/>
+        </w:rPr>
+        <w:t xml:space="preserve">Таблица адресации</w:t>
+      </w:r>
+    </w:p>
+    <w:tbl>
+      <w:tblPr>
+        <w:tblStyle w:val="Table"/>
+        <w:tblW w:type="auto" w:w="0"/>
+        <w:tblLook w:firstRow="1" w:lastRow="0" w:firstColumn="0" w:lastColumn="0" w:noHBand="0" w:noVBand="0" w:val="0020"/>
+        <w:jc w:val="start"/>
+      </w:tblPr>
+      <w:tblGrid>
+        <w:gridCol w:w="1980"/>
+        <w:gridCol w:w="1980"/>
+        <w:gridCol w:w="1980"/>
+        <w:gridCol w:w="1980"/>
+      </w:tblGrid>
+      <w:tr>
+        <w:trPr>
+          <w:tblHeader w:val="true"/>
+        </w:trPr>
+        <w:tc>
+          <w:tcPr/>
+          <w:p>
+            <w:pPr>
+              <w:pStyle w:val="Compact"/>
+              <w:jc w:val="left"/>
+            </w:pPr>
+            <w:r>
+              <w:t xml:space="preserve">Устройство</w:t>
+            </w:r>
+          </w:p>
+        </w:tc>
+        <w:tc>
+          <w:tcPr/>
+          <w:p>
+            <w:pPr>
+              <w:pStyle w:val="Compact"/>
+              <w:jc w:val="left"/>
+            </w:pPr>
+            <w:r>
+              <w:t xml:space="preserve">Интерфейс</w:t>
+            </w:r>
+          </w:p>
+        </w:tc>
+        <w:tc>
+          <w:tcPr/>
+          <w:p>
+            <w:pPr>
+              <w:pStyle w:val="Compact"/>
+              <w:jc w:val="left"/>
+            </w:pPr>
+            <w:r>
+              <w:t xml:space="preserve">IPv4</w:t>
+            </w:r>
+          </w:p>
+        </w:tc>
+        <w:tc>
+          <w:tcPr/>
+          <w:p>
+            <w:pPr>
+              <w:pStyle w:val="Compact"/>
+              <w:jc w:val="left"/>
+            </w:pPr>
+            <w:r>
+              <w:t xml:space="preserve">IPv6</w:t>
+            </w:r>
+          </w:p>
+        </w:tc>
+      </w:tr>
+      <w:tr>
+        <w:tc>
+          <w:tcPr/>
+          <w:p>
+            <w:pPr>
+              <w:pStyle w:val="Compact"/>
+              <w:jc w:val="left"/>
+            </w:pPr>
+            <w:r>
+              <w:t xml:space="preserve">Router</w:t>
+            </w:r>
+          </w:p>
+        </w:tc>
+        <w:tc>
+          <w:tcPr/>
+          <w:p>
+            <w:pPr>
+              <w:pStyle w:val="Compact"/>
+              <w:jc w:val="left"/>
+            </w:pPr>
+            <w:r>
+              <w:t xml:space="preserve">eth0</w:t>
+            </w:r>
+          </w:p>
+        </w:tc>
+        <w:tc>
+          <w:tcPr/>
+          <w:p>
+            <w:pPr>
+              <w:pStyle w:val="Compact"/>
+              <w:jc w:val="left"/>
+            </w:pPr>
+            <w:r>
+              <w:t xml:space="preserve">10.10.1.97/27</w:t>
+            </w:r>
+          </w:p>
+        </w:tc>
+        <w:tc>
+          <w:tcPr/>
+          <w:p>
+            <w:pPr>
+              <w:pStyle w:val="Compact"/>
+              <w:jc w:val="left"/>
+            </w:pPr>
+            <w:r>
+              <w:t xml:space="preserve">2001:DB8:1:1::1/64</w:t>
+            </w:r>
+          </w:p>
+        </w:tc>
+      </w:tr>
+      <w:tr>
+        <w:tc>
+          <w:tcPr/>
+          <w:p>
+            <w:pPr>
+              <w:pStyle w:val="Compact"/>
+              <w:jc w:val="left"/>
+            </w:pPr>
+            <w:r>
+              <w:t xml:space="preserve">Router</w:t>
+            </w:r>
+          </w:p>
+        </w:tc>
+        <w:tc>
+          <w:tcPr/>
+          <w:p>
+            <w:pPr>
+              <w:pStyle w:val="Compact"/>
+              <w:jc w:val="left"/>
+            </w:pPr>
+            <w:r>
+              <w:t xml:space="preserve">eth1</w:t>
+            </w:r>
+          </w:p>
+        </w:tc>
+        <w:tc>
+          <w:tcPr/>
+          <w:p>
+            <w:pPr>
+              <w:pStyle w:val="Compact"/>
+              <w:jc w:val="left"/>
+            </w:pPr>
+            <w:r>
+              <w:t xml:space="preserve">10.10.1.17/28</w:t>
+            </w:r>
+          </w:p>
+        </w:tc>
+        <w:tc>
+          <w:tcPr/>
+          <w:p>
+            <w:pPr>
+              <w:pStyle w:val="Compact"/>
+              <w:jc w:val="left"/>
+            </w:pPr>
+            <w:r>
+              <w:t xml:space="preserve">2001:DB8:1:4::1/64</w:t>
+            </w:r>
+          </w:p>
+        </w:tc>
+      </w:tr>
+      <w:tr>
+        <w:tc>
+          <w:tcPr/>
+          <w:p>
+            <w:pPr>
+              <w:pStyle w:val="Compact"/>
+              <w:jc w:val="left"/>
+            </w:pPr>
+            <w:r>
+              <w:t xml:space="preserve">PC1</w:t>
+            </w:r>
+          </w:p>
+        </w:tc>
+        <w:tc>
+          <w:tcPr/>
+          <w:p>
+            <w:pPr>
+              <w:pStyle w:val="Compact"/>
+              <w:jc w:val="left"/>
+            </w:pPr>
+            <w:r>
+              <w:t xml:space="preserve">eth0</w:t>
+            </w:r>
+          </w:p>
+        </w:tc>
+        <w:tc>
+          <w:tcPr/>
+          <w:p>
+            <w:pPr>
+              <w:pStyle w:val="Compact"/>
+              <w:jc w:val="left"/>
+            </w:pPr>
+            <w:r>
+              <w:t xml:space="preserve">10.10.1.98/27</w:t>
+            </w:r>
+          </w:p>
+        </w:tc>
+        <w:tc>
+          <w:tcPr/>
+          <w:p>
+            <w:pPr>
+              <w:pStyle w:val="Compact"/>
+              <w:jc w:val="left"/>
+            </w:pPr>
+            <w:r>
+              <w:t xml:space="preserve">2001:DB8:1:1::10/64</w:t>
+            </w:r>
+          </w:p>
+        </w:tc>
+      </w:tr>
+      <w:tr>
+        <w:tc>
+          <w:tcPr/>
+          <w:p>
+            <w:pPr>
+              <w:pStyle w:val="Compact"/>
+              <w:jc w:val="left"/>
+            </w:pPr>
+            <w:r>
+              <w:t xml:space="preserve">PC2</w:t>
+            </w:r>
+          </w:p>
+        </w:tc>
+        <w:tc>
+          <w:tcPr/>
+          <w:p>
+            <w:pPr>
+              <w:pStyle w:val="Compact"/>
+              <w:jc w:val="left"/>
+            </w:pPr>
+            <w:r>
+              <w:t xml:space="preserve">eth0</w:t>
+            </w:r>
+          </w:p>
+        </w:tc>
+        <w:tc>
+          <w:tcPr/>
+          <w:p>
+            <w:pPr>
+              <w:pStyle w:val="Compact"/>
+              <w:jc w:val="left"/>
+            </w:pPr>
+            <w:r>
+              <w:t xml:space="preserve">10.10.1.18/28</w:t>
+            </w:r>
+          </w:p>
+        </w:tc>
+        <w:tc>
+          <w:tcPr/>
+          <w:p>
+            <w:pPr>
+              <w:pStyle w:val="Compact"/>
+              <w:jc w:val="left"/>
+            </w:pPr>
+            <w:r>
+              <w:t xml:space="preserve">2001:DB8:1:4::10/64</w:t>
+            </w:r>
+          </w:p>
+        </w:tc>
+      </w:tr>
+    </w:tbl>
+    <w:p>
+      <w:pPr>
+        <w:numPr>
+          <w:ilvl w:val="0"/>
+          <w:numId w:val="1028"/>
+        </w:numPr>
+      </w:pPr>
+      <w:r>
+        <w:t xml:space="preserve">Настроить IP-адресацию на маршрутизаторе VyOS и оконечных устройствах, причём на интерфейсах маршрутизатора установить наименьший адрес в подсети.</w:t>
+      </w:r>
+    </w:p>
+    <w:p>
+      <w:pPr>
+        <w:numPr>
+          <w:ilvl w:val="0"/>
+          <w:numId w:val="1028"/>
+        </w:numPr>
+      </w:pPr>
+      <w:r>
+        <w:t xml:space="preserve">Проверить подключение между устройствами подсети с помощью команд ping и trace.</w:t>
+      </w:r>
+    </w:p>
+    <w:bookmarkEnd w:id="111"/>
     <w:bookmarkEnd w:id="112"/>
-    <w:bookmarkEnd w:id="113"/>
-    <w:bookmarkStart w:id="114" w:name="выводы"/>
+    <w:bookmarkStart w:id="113" w:name="выводы"/>
     <w:p>
       <w:pPr>
         <w:pStyle w:val="Heading1"/>
@@ -2903,7 +6936,7 @@
         <w:rPr>
           <w:rStyle w:val="SectionNumber"/>
         </w:rPr>
-        <w:t xml:space="preserve">6</w:t>
+        <w:t xml:space="preserve">3</w:t>
       </w:r>
       <w:r>
         <w:tab/>
@@ -2917,22 +6950,22 @@
         <w:pStyle w:val="FirstParagraph"/>
       </w:pPr>
       <w:r>
-        <w:t xml:space="preserve">Изучили с помощью Wireshark кадры Ethernet, анализ PDU протоколов транспортного и прикладного уровней стека TCP/IP. Поработали с простейшими командами и фильтрами. Разобрались в выводимой информации Wireshark.</w:t>
-      </w:r>
-    </w:p>
+        <w:t xml:space="preserve">Изучили принципы распределения и настройки адресного пространства на устройствах сети.</w:t>
+      </w:r>
+    </w:p>
+    <w:bookmarkEnd w:id="113"/>
+    <w:bookmarkStart w:id="115" w:name="список-литературы"/>
+    <w:p>
+      <w:pPr>
+        <w:pStyle w:val="Heading1"/>
+      </w:pPr>
+      <w:r>
+        <w:t xml:space="preserve">Список литературы</w:t>
+      </w:r>
+    </w:p>
+    <w:bookmarkStart w:id="114" w:name="refs"/>
     <w:bookmarkEnd w:id="114"/>
-    <w:bookmarkStart w:id="116" w:name="список-литературы"/>
-    <w:p>
-      <w:pPr>
-        <w:pStyle w:val="Heading1"/>
-      </w:pPr>
-      <w:r>
-        <w:t xml:space="preserve">Список литературы</w:t>
-      </w:r>
-    </w:p>
-    <w:bookmarkStart w:id="115" w:name="refs"/>
     <w:bookmarkEnd w:id="115"/>
-    <w:bookmarkEnd w:id="116"/>
     <w:sectPr/>
   </w:body>
 </w:document>
@@ -3294,6 +7327,82 @@
       </w:pPr>
     </w:lvl>
   </w:abstractNum>
+  <w:abstractNum w:abstractNumId="991">
+    <w:nsid w:val="A991"/>
+    <w:multiLevelType w:val="multilevel"/>
+    <w:lvl w:ilvl="0">
+      <w:numFmt w:val="bullet"/>
+      <w:lvlText w:val="•"/>
+      <w:lvlJc w:val="left"/>
+      <w:pPr>
+        <w:ind w:left="720" w:hanging="480"/>
+      </w:pPr>
+    </w:lvl>
+    <w:lvl w:ilvl="1">
+      <w:numFmt w:val="bullet"/>
+      <w:lvlText w:val="–"/>
+      <w:lvlJc w:val="left"/>
+      <w:pPr>
+        <w:ind w:left="1440" w:hanging="480"/>
+      </w:pPr>
+    </w:lvl>
+    <w:lvl w:ilvl="2">
+      <w:numFmt w:val="bullet"/>
+      <w:lvlText w:val="•"/>
+      <w:lvlJc w:val="left"/>
+      <w:pPr>
+        <w:ind w:left="2160" w:hanging="480"/>
+      </w:pPr>
+    </w:lvl>
+    <w:lvl w:ilvl="3">
+      <w:numFmt w:val="bullet"/>
+      <w:lvlText w:val="–"/>
+      <w:lvlJc w:val="left"/>
+      <w:pPr>
+        <w:ind w:left="2880" w:hanging="480"/>
+      </w:pPr>
+    </w:lvl>
+    <w:lvl w:ilvl="4">
+      <w:numFmt w:val="bullet"/>
+      <w:lvlText w:val="•"/>
+      <w:lvlJc w:val="left"/>
+      <w:pPr>
+        <w:ind w:left="3600" w:hanging="480"/>
+      </w:pPr>
+    </w:lvl>
+    <w:lvl w:ilvl="5">
+      <w:numFmt w:val="bullet"/>
+      <w:lvlText w:val="–"/>
+      <w:lvlJc w:val="left"/>
+      <w:pPr>
+        <w:ind w:left="4320" w:hanging="480"/>
+      </w:pPr>
+    </w:lvl>
+    <w:lvl w:ilvl="6">
+      <w:numFmt w:val="bullet"/>
+      <w:lvlText w:val="•"/>
+      <w:lvlJc w:val="left"/>
+      <w:pPr>
+        <w:ind w:left="5040" w:hanging="480"/>
+      </w:pPr>
+    </w:lvl>
+    <w:lvl w:ilvl="7">
+      <w:numFmt w:val="bullet"/>
+      <w:lvlText w:val="–"/>
+      <w:lvlJc w:val="left"/>
+      <w:pPr>
+        <w:ind w:left="5760" w:hanging="480"/>
+      </w:pPr>
+    </w:lvl>
+    <w:lvl w:ilvl="8">
+      <w:numFmt w:val="bullet"/>
+      <w:lvlText w:val="•"/>
+      <w:lvlJc w:val="left"/>
+      <w:pPr>
+        <w:ind w:left="6480" w:hanging="480"/>
+      </w:pPr>
+    </w:lvl>
+  </w:abstractNum>
   <w:abstractNum w:abstractNumId="99414">
     <w:nsid w:val="A99414"/>
     <w:multiLevelType w:val="multilevel"/>
@@ -3371,91 +7480,6 @@
     </w:lvl>
     <w:lvl w:ilvl="8">
       <w:start w:val="4"/>
-      <w:numFmt w:val="decimal"/>
-      <w:lvlText w:val="%9."/>
-      <w:lvlJc w:val="left"/>
-      <w:pPr>
-        <w:ind w:left="6480" w:hanging="480"/>
-      </w:pPr>
-    </w:lvl>
-  </w:abstractNum>
-  <w:abstractNum w:abstractNumId="99415">
-    <w:nsid w:val="A99415"/>
-    <w:multiLevelType w:val="multilevel"/>
-    <w:lvl w:ilvl="0">
-      <w:start w:val="5"/>
-      <w:numFmt w:val="decimal"/>
-      <w:lvlText w:val="%1."/>
-      <w:lvlJc w:val="left"/>
-      <w:pPr>
-        <w:ind w:left="720" w:hanging="480"/>
-      </w:pPr>
-    </w:lvl>
-    <w:lvl w:ilvl="1">
-      <w:start w:val="5"/>
-      <w:numFmt w:val="decimal"/>
-      <w:lvlText w:val="%2."/>
-      <w:lvlJc w:val="left"/>
-      <w:pPr>
-        <w:ind w:left="1440" w:hanging="480"/>
-      </w:pPr>
-    </w:lvl>
-    <w:lvl w:ilvl="2">
-      <w:start w:val="5"/>
-      <w:numFmt w:val="decimal"/>
-      <w:lvlText w:val="%3."/>
-      <w:lvlJc w:val="left"/>
-      <w:pPr>
-        <w:ind w:left="2160" w:hanging="480"/>
-      </w:pPr>
-    </w:lvl>
-    <w:lvl w:ilvl="3">
-      <w:start w:val="5"/>
-      <w:numFmt w:val="decimal"/>
-      <w:lvlText w:val="%4."/>
-      <w:lvlJc w:val="left"/>
-      <w:pPr>
-        <w:ind w:left="2880" w:hanging="480"/>
-      </w:pPr>
-    </w:lvl>
-    <w:lvl w:ilvl="4">
-      <w:start w:val="5"/>
-      <w:numFmt w:val="decimal"/>
-      <w:lvlText w:val="%5."/>
-      <w:lvlJc w:val="left"/>
-      <w:pPr>
-        <w:ind w:left="3600" w:hanging="480"/>
-      </w:pPr>
-    </w:lvl>
-    <w:lvl w:ilvl="5">
-      <w:start w:val="5"/>
-      <w:numFmt w:val="decimal"/>
-      <w:lvlText w:val="%6."/>
-      <w:lvlJc w:val="left"/>
-      <w:pPr>
-        <w:ind w:left="4320" w:hanging="480"/>
-      </w:pPr>
-    </w:lvl>
-    <w:lvl w:ilvl="6">
-      <w:start w:val="5"/>
-      <w:numFmt w:val="decimal"/>
-      <w:lvlText w:val="%7."/>
-      <w:lvlJc w:val="left"/>
-      <w:pPr>
-        <w:ind w:left="5040" w:hanging="480"/>
-      </w:pPr>
-    </w:lvl>
-    <w:lvl w:ilvl="7">
-      <w:start w:val="5"/>
-      <w:numFmt w:val="decimal"/>
-      <w:lvlText w:val="%8."/>
-      <w:lvlJc w:val="left"/>
-      <w:pPr>
-        <w:ind w:left="5760" w:hanging="480"/>
-      </w:pPr>
-    </w:lvl>
-    <w:lvl w:ilvl="8">
-      <w:start w:val="5"/>
       <w:numFmt w:val="decimal"/>
       <w:lvlText w:val="%9."/>
       <w:lvlJc w:val="left"/>
@@ -3549,82 +7573,6 @@
       </w:pPr>
     </w:lvl>
   </w:abstractNum>
-  <w:abstractNum w:abstractNumId="991">
-    <w:nsid w:val="A991"/>
-    <w:multiLevelType w:val="multilevel"/>
-    <w:lvl w:ilvl="0">
-      <w:numFmt w:val="bullet"/>
-      <w:lvlText w:val="•"/>
-      <w:lvlJc w:val="left"/>
-      <w:pPr>
-        <w:ind w:left="720" w:hanging="480"/>
-      </w:pPr>
-    </w:lvl>
-    <w:lvl w:ilvl="1">
-      <w:numFmt w:val="bullet"/>
-      <w:lvlText w:val="–"/>
-      <w:lvlJc w:val="left"/>
-      <w:pPr>
-        <w:ind w:left="1440" w:hanging="480"/>
-      </w:pPr>
-    </w:lvl>
-    <w:lvl w:ilvl="2">
-      <w:numFmt w:val="bullet"/>
-      <w:lvlText w:val="•"/>
-      <w:lvlJc w:val="left"/>
-      <w:pPr>
-        <w:ind w:left="2160" w:hanging="480"/>
-      </w:pPr>
-    </w:lvl>
-    <w:lvl w:ilvl="3">
-      <w:numFmt w:val="bullet"/>
-      <w:lvlText w:val="–"/>
-      <w:lvlJc w:val="left"/>
-      <w:pPr>
-        <w:ind w:left="2880" w:hanging="480"/>
-      </w:pPr>
-    </w:lvl>
-    <w:lvl w:ilvl="4">
-      <w:numFmt w:val="bullet"/>
-      <w:lvlText w:val="•"/>
-      <w:lvlJc w:val="left"/>
-      <w:pPr>
-        <w:ind w:left="3600" w:hanging="480"/>
-      </w:pPr>
-    </w:lvl>
-    <w:lvl w:ilvl="5">
-      <w:numFmt w:val="bullet"/>
-      <w:lvlText w:val="–"/>
-      <w:lvlJc w:val="left"/>
-      <w:pPr>
-        <w:ind w:left="4320" w:hanging="480"/>
-      </w:pPr>
-    </w:lvl>
-    <w:lvl w:ilvl="6">
-      <w:numFmt w:val="bullet"/>
-      <w:lvlText w:val="•"/>
-      <w:lvlJc w:val="left"/>
-      <w:pPr>
-        <w:ind w:left="5040" w:hanging="480"/>
-      </w:pPr>
-    </w:lvl>
-    <w:lvl w:ilvl="7">
-      <w:numFmt w:val="bullet"/>
-      <w:lvlText w:val="–"/>
-      <w:lvlJc w:val="left"/>
-      <w:pPr>
-        <w:ind w:left="5760" w:hanging="480"/>
-      </w:pPr>
-    </w:lvl>
-    <w:lvl w:ilvl="8">
-      <w:numFmt w:val="bullet"/>
-      <w:lvlText w:val="•"/>
-      <w:lvlJc w:val="left"/>
-      <w:pPr>
-        <w:ind w:left="6480" w:hanging="480"/>
-      </w:pPr>
-    </w:lvl>
-  </w:abstractNum>
   <w:abstractNum w:abstractNumId="99417">
     <w:nsid w:val="A99417"/>
     <w:multiLevelType w:val="multilevel"/>
@@ -3872,6 +7820,431 @@
     </w:lvl>
     <w:lvl w:ilvl="8">
       <w:start w:val="9"/>
+      <w:numFmt w:val="decimal"/>
+      <w:lvlText w:val="%9."/>
+      <w:lvlJc w:val="left"/>
+      <w:pPr>
+        <w:ind w:left="6480" w:hanging="480"/>
+      </w:pPr>
+    </w:lvl>
+  </w:abstractNum>
+  <w:abstractNum w:abstractNumId="994110">
+    <w:nsid w:val="A994110"/>
+    <w:multiLevelType w:val="multilevel"/>
+    <w:lvl w:ilvl="0">
+      <w:start w:val="10"/>
+      <w:numFmt w:val="decimal"/>
+      <w:lvlText w:val="%1."/>
+      <w:lvlJc w:val="left"/>
+      <w:pPr>
+        <w:ind w:left="720" w:hanging="480"/>
+      </w:pPr>
+    </w:lvl>
+    <w:lvl w:ilvl="1">
+      <w:start w:val="10"/>
+      <w:numFmt w:val="decimal"/>
+      <w:lvlText w:val="%2."/>
+      <w:lvlJc w:val="left"/>
+      <w:pPr>
+        <w:ind w:left="1440" w:hanging="480"/>
+      </w:pPr>
+    </w:lvl>
+    <w:lvl w:ilvl="2">
+      <w:start w:val="10"/>
+      <w:numFmt w:val="decimal"/>
+      <w:lvlText w:val="%3."/>
+      <w:lvlJc w:val="left"/>
+      <w:pPr>
+        <w:ind w:left="2160" w:hanging="480"/>
+      </w:pPr>
+    </w:lvl>
+    <w:lvl w:ilvl="3">
+      <w:start w:val="10"/>
+      <w:numFmt w:val="decimal"/>
+      <w:lvlText w:val="%4."/>
+      <w:lvlJc w:val="left"/>
+      <w:pPr>
+        <w:ind w:left="2880" w:hanging="480"/>
+      </w:pPr>
+    </w:lvl>
+    <w:lvl w:ilvl="4">
+      <w:start w:val="10"/>
+      <w:numFmt w:val="decimal"/>
+      <w:lvlText w:val="%5."/>
+      <w:lvlJc w:val="left"/>
+      <w:pPr>
+        <w:ind w:left="3600" w:hanging="480"/>
+      </w:pPr>
+    </w:lvl>
+    <w:lvl w:ilvl="5">
+      <w:start w:val="10"/>
+      <w:numFmt w:val="decimal"/>
+      <w:lvlText w:val="%6."/>
+      <w:lvlJc w:val="left"/>
+      <w:pPr>
+        <w:ind w:left="4320" w:hanging="480"/>
+      </w:pPr>
+    </w:lvl>
+    <w:lvl w:ilvl="6">
+      <w:start w:val="10"/>
+      <w:numFmt w:val="decimal"/>
+      <w:lvlText w:val="%7."/>
+      <w:lvlJc w:val="left"/>
+      <w:pPr>
+        <w:ind w:left="5040" w:hanging="480"/>
+      </w:pPr>
+    </w:lvl>
+    <w:lvl w:ilvl="7">
+      <w:start w:val="10"/>
+      <w:numFmt w:val="decimal"/>
+      <w:lvlText w:val="%8."/>
+      <w:lvlJc w:val="left"/>
+      <w:pPr>
+        <w:ind w:left="5760" w:hanging="480"/>
+      </w:pPr>
+    </w:lvl>
+    <w:lvl w:ilvl="8">
+      <w:start w:val="10"/>
+      <w:numFmt w:val="decimal"/>
+      <w:lvlText w:val="%9."/>
+      <w:lvlJc w:val="left"/>
+      <w:pPr>
+        <w:ind w:left="6480" w:hanging="480"/>
+      </w:pPr>
+    </w:lvl>
+  </w:abstractNum>
+  <w:abstractNum w:abstractNumId="994111">
+    <w:nsid w:val="A994111"/>
+    <w:multiLevelType w:val="multilevel"/>
+    <w:lvl w:ilvl="0">
+      <w:start w:val="11"/>
+      <w:numFmt w:val="decimal"/>
+      <w:lvlText w:val="%1."/>
+      <w:lvlJc w:val="left"/>
+      <w:pPr>
+        <w:ind w:left="720" w:hanging="480"/>
+      </w:pPr>
+    </w:lvl>
+    <w:lvl w:ilvl="1">
+      <w:start w:val="11"/>
+      <w:numFmt w:val="decimal"/>
+      <w:lvlText w:val="%2."/>
+      <w:lvlJc w:val="left"/>
+      <w:pPr>
+        <w:ind w:left="1440" w:hanging="480"/>
+      </w:pPr>
+    </w:lvl>
+    <w:lvl w:ilvl="2">
+      <w:start w:val="11"/>
+      <w:numFmt w:val="decimal"/>
+      <w:lvlText w:val="%3."/>
+      <w:lvlJc w:val="left"/>
+      <w:pPr>
+        <w:ind w:left="2160" w:hanging="480"/>
+      </w:pPr>
+    </w:lvl>
+    <w:lvl w:ilvl="3">
+      <w:start w:val="11"/>
+      <w:numFmt w:val="decimal"/>
+      <w:lvlText w:val="%4."/>
+      <w:lvlJc w:val="left"/>
+      <w:pPr>
+        <w:ind w:left="2880" w:hanging="480"/>
+      </w:pPr>
+    </w:lvl>
+    <w:lvl w:ilvl="4">
+      <w:start w:val="11"/>
+      <w:numFmt w:val="decimal"/>
+      <w:lvlText w:val="%5."/>
+      <w:lvlJc w:val="left"/>
+      <w:pPr>
+        <w:ind w:left="3600" w:hanging="480"/>
+      </w:pPr>
+    </w:lvl>
+    <w:lvl w:ilvl="5">
+      <w:start w:val="11"/>
+      <w:numFmt w:val="decimal"/>
+      <w:lvlText w:val="%6."/>
+      <w:lvlJc w:val="left"/>
+      <w:pPr>
+        <w:ind w:left="4320" w:hanging="480"/>
+      </w:pPr>
+    </w:lvl>
+    <w:lvl w:ilvl="6">
+      <w:start w:val="11"/>
+      <w:numFmt w:val="decimal"/>
+      <w:lvlText w:val="%7."/>
+      <w:lvlJc w:val="left"/>
+      <w:pPr>
+        <w:ind w:left="5040" w:hanging="480"/>
+      </w:pPr>
+    </w:lvl>
+    <w:lvl w:ilvl="7">
+      <w:start w:val="11"/>
+      <w:numFmt w:val="decimal"/>
+      <w:lvlText w:val="%8."/>
+      <w:lvlJc w:val="left"/>
+      <w:pPr>
+        <w:ind w:left="5760" w:hanging="480"/>
+      </w:pPr>
+    </w:lvl>
+    <w:lvl w:ilvl="8">
+      <w:start w:val="11"/>
+      <w:numFmt w:val="decimal"/>
+      <w:lvlText w:val="%9."/>
+      <w:lvlJc w:val="left"/>
+      <w:pPr>
+        <w:ind w:left="6480" w:hanging="480"/>
+      </w:pPr>
+    </w:lvl>
+  </w:abstractNum>
+  <w:abstractNum w:abstractNumId="994112">
+    <w:nsid w:val="A994112"/>
+    <w:multiLevelType w:val="multilevel"/>
+    <w:lvl w:ilvl="0">
+      <w:start w:val="12"/>
+      <w:numFmt w:val="decimal"/>
+      <w:lvlText w:val="%1."/>
+      <w:lvlJc w:val="left"/>
+      <w:pPr>
+        <w:ind w:left="720" w:hanging="480"/>
+      </w:pPr>
+    </w:lvl>
+    <w:lvl w:ilvl="1">
+      <w:start w:val="12"/>
+      <w:numFmt w:val="decimal"/>
+      <w:lvlText w:val="%2."/>
+      <w:lvlJc w:val="left"/>
+      <w:pPr>
+        <w:ind w:left="1440" w:hanging="480"/>
+      </w:pPr>
+    </w:lvl>
+    <w:lvl w:ilvl="2">
+      <w:start w:val="12"/>
+      <w:numFmt w:val="decimal"/>
+      <w:lvlText w:val="%3."/>
+      <w:lvlJc w:val="left"/>
+      <w:pPr>
+        <w:ind w:left="2160" w:hanging="480"/>
+      </w:pPr>
+    </w:lvl>
+    <w:lvl w:ilvl="3">
+      <w:start w:val="12"/>
+      <w:numFmt w:val="decimal"/>
+      <w:lvlText w:val="%4."/>
+      <w:lvlJc w:val="left"/>
+      <w:pPr>
+        <w:ind w:left="2880" w:hanging="480"/>
+      </w:pPr>
+    </w:lvl>
+    <w:lvl w:ilvl="4">
+      <w:start w:val="12"/>
+      <w:numFmt w:val="decimal"/>
+      <w:lvlText w:val="%5."/>
+      <w:lvlJc w:val="left"/>
+      <w:pPr>
+        <w:ind w:left="3600" w:hanging="480"/>
+      </w:pPr>
+    </w:lvl>
+    <w:lvl w:ilvl="5">
+      <w:start w:val="12"/>
+      <w:numFmt w:val="decimal"/>
+      <w:lvlText w:val="%6."/>
+      <w:lvlJc w:val="left"/>
+      <w:pPr>
+        <w:ind w:left="4320" w:hanging="480"/>
+      </w:pPr>
+    </w:lvl>
+    <w:lvl w:ilvl="6">
+      <w:start w:val="12"/>
+      <w:numFmt w:val="decimal"/>
+      <w:lvlText w:val="%7."/>
+      <w:lvlJc w:val="left"/>
+      <w:pPr>
+        <w:ind w:left="5040" w:hanging="480"/>
+      </w:pPr>
+    </w:lvl>
+    <w:lvl w:ilvl="7">
+      <w:start w:val="12"/>
+      <w:numFmt w:val="decimal"/>
+      <w:lvlText w:val="%8."/>
+      <w:lvlJc w:val="left"/>
+      <w:pPr>
+        <w:ind w:left="5760" w:hanging="480"/>
+      </w:pPr>
+    </w:lvl>
+    <w:lvl w:ilvl="8">
+      <w:start w:val="12"/>
+      <w:numFmt w:val="decimal"/>
+      <w:lvlText w:val="%9."/>
+      <w:lvlJc w:val="left"/>
+      <w:pPr>
+        <w:ind w:left="6480" w:hanging="480"/>
+      </w:pPr>
+    </w:lvl>
+  </w:abstractNum>
+  <w:abstractNum w:abstractNumId="994113">
+    <w:nsid w:val="A994113"/>
+    <w:multiLevelType w:val="multilevel"/>
+    <w:lvl w:ilvl="0">
+      <w:start w:val="13"/>
+      <w:numFmt w:val="decimal"/>
+      <w:lvlText w:val="%1."/>
+      <w:lvlJc w:val="left"/>
+      <w:pPr>
+        <w:ind w:left="720" w:hanging="480"/>
+      </w:pPr>
+    </w:lvl>
+    <w:lvl w:ilvl="1">
+      <w:start w:val="13"/>
+      <w:numFmt w:val="decimal"/>
+      <w:lvlText w:val="%2."/>
+      <w:lvlJc w:val="left"/>
+      <w:pPr>
+        <w:ind w:left="1440" w:hanging="480"/>
+      </w:pPr>
+    </w:lvl>
+    <w:lvl w:ilvl="2">
+      <w:start w:val="13"/>
+      <w:numFmt w:val="decimal"/>
+      <w:lvlText w:val="%3."/>
+      <w:lvlJc w:val="left"/>
+      <w:pPr>
+        <w:ind w:left="2160" w:hanging="480"/>
+      </w:pPr>
+    </w:lvl>
+    <w:lvl w:ilvl="3">
+      <w:start w:val="13"/>
+      <w:numFmt w:val="decimal"/>
+      <w:lvlText w:val="%4."/>
+      <w:lvlJc w:val="left"/>
+      <w:pPr>
+        <w:ind w:left="2880" w:hanging="480"/>
+      </w:pPr>
+    </w:lvl>
+    <w:lvl w:ilvl="4">
+      <w:start w:val="13"/>
+      <w:numFmt w:val="decimal"/>
+      <w:lvlText w:val="%5."/>
+      <w:lvlJc w:val="left"/>
+      <w:pPr>
+        <w:ind w:left="3600" w:hanging="480"/>
+      </w:pPr>
+    </w:lvl>
+    <w:lvl w:ilvl="5">
+      <w:start w:val="13"/>
+      <w:numFmt w:val="decimal"/>
+      <w:lvlText w:val="%6."/>
+      <w:lvlJc w:val="left"/>
+      <w:pPr>
+        <w:ind w:left="4320" w:hanging="480"/>
+      </w:pPr>
+    </w:lvl>
+    <w:lvl w:ilvl="6">
+      <w:start w:val="13"/>
+      <w:numFmt w:val="decimal"/>
+      <w:lvlText w:val="%7."/>
+      <w:lvlJc w:val="left"/>
+      <w:pPr>
+        <w:ind w:left="5040" w:hanging="480"/>
+      </w:pPr>
+    </w:lvl>
+    <w:lvl w:ilvl="7">
+      <w:start w:val="13"/>
+      <w:numFmt w:val="decimal"/>
+      <w:lvlText w:val="%8."/>
+      <w:lvlJc w:val="left"/>
+      <w:pPr>
+        <w:ind w:left="5760" w:hanging="480"/>
+      </w:pPr>
+    </w:lvl>
+    <w:lvl w:ilvl="8">
+      <w:start w:val="13"/>
+      <w:numFmt w:val="decimal"/>
+      <w:lvlText w:val="%9."/>
+      <w:lvlJc w:val="left"/>
+      <w:pPr>
+        <w:ind w:left="6480" w:hanging="480"/>
+      </w:pPr>
+    </w:lvl>
+  </w:abstractNum>
+  <w:abstractNum w:abstractNumId="994114">
+    <w:nsid w:val="A994114"/>
+    <w:multiLevelType w:val="multilevel"/>
+    <w:lvl w:ilvl="0">
+      <w:start w:val="14"/>
+      <w:numFmt w:val="decimal"/>
+      <w:lvlText w:val="%1."/>
+      <w:lvlJc w:val="left"/>
+      <w:pPr>
+        <w:ind w:left="720" w:hanging="480"/>
+      </w:pPr>
+    </w:lvl>
+    <w:lvl w:ilvl="1">
+      <w:start w:val="14"/>
+      <w:numFmt w:val="decimal"/>
+      <w:lvlText w:val="%2."/>
+      <w:lvlJc w:val="left"/>
+      <w:pPr>
+        <w:ind w:left="1440" w:hanging="480"/>
+      </w:pPr>
+    </w:lvl>
+    <w:lvl w:ilvl="2">
+      <w:start w:val="14"/>
+      <w:numFmt w:val="decimal"/>
+      <w:lvlText w:val="%3."/>
+      <w:lvlJc w:val="left"/>
+      <w:pPr>
+        <w:ind w:left="2160" w:hanging="480"/>
+      </w:pPr>
+    </w:lvl>
+    <w:lvl w:ilvl="3">
+      <w:start w:val="14"/>
+      <w:numFmt w:val="decimal"/>
+      <w:lvlText w:val="%4."/>
+      <w:lvlJc w:val="left"/>
+      <w:pPr>
+        <w:ind w:left="2880" w:hanging="480"/>
+      </w:pPr>
+    </w:lvl>
+    <w:lvl w:ilvl="4">
+      <w:start w:val="14"/>
+      <w:numFmt w:val="decimal"/>
+      <w:lvlText w:val="%5."/>
+      <w:lvlJc w:val="left"/>
+      <w:pPr>
+        <w:ind w:left="3600" w:hanging="480"/>
+      </w:pPr>
+    </w:lvl>
+    <w:lvl w:ilvl="5">
+      <w:start w:val="14"/>
+      <w:numFmt w:val="decimal"/>
+      <w:lvlText w:val="%6."/>
+      <w:lvlJc w:val="left"/>
+      <w:pPr>
+        <w:ind w:left="4320" w:hanging="480"/>
+      </w:pPr>
+    </w:lvl>
+    <w:lvl w:ilvl="6">
+      <w:start w:val="14"/>
+      <w:numFmt w:val="decimal"/>
+      <w:lvlText w:val="%7."/>
+      <w:lvlJc w:val="left"/>
+      <w:pPr>
+        <w:ind w:left="5040" w:hanging="480"/>
+      </w:pPr>
+    </w:lvl>
+    <w:lvl w:ilvl="7">
+      <w:start w:val="14"/>
+      <w:numFmt w:val="decimal"/>
+      <w:lvlText w:val="%8."/>
+      <w:lvlJc w:val="left"/>
+      <w:pPr>
+        <w:ind w:left="5760" w:hanging="480"/>
+      </w:pPr>
+    </w:lvl>
+    <w:lvl w:ilvl="8">
+      <w:start w:val="14"/>
       <w:numFmt w:val="decimal"/>
       <w:lvlText w:val="%9."/>
       <w:lvlJc w:val="left"/>
@@ -3914,6 +8287,66 @@
     </w:lvlOverride>
   </w:num>
   <w:num w:numId="1002">
+    <w:abstractNumId w:val="99412"/>
+    <w:lvlOverride w:ilvl="0">
+      <w:startOverride w:val="2"/>
+    </w:lvlOverride>
+    <w:lvlOverride w:ilvl="1">
+      <w:startOverride w:val="2"/>
+    </w:lvlOverride>
+    <w:lvlOverride w:ilvl="2">
+      <w:startOverride w:val="2"/>
+    </w:lvlOverride>
+    <w:lvlOverride w:ilvl="3">
+      <w:startOverride w:val="2"/>
+    </w:lvlOverride>
+    <w:lvlOverride w:ilvl="4">
+      <w:startOverride w:val="2"/>
+    </w:lvlOverride>
+    <w:lvlOverride w:ilvl="5">
+      <w:startOverride w:val="2"/>
+    </w:lvlOverride>
+    <w:lvlOverride w:ilvl="6">
+      <w:startOverride w:val="2"/>
+    </w:lvlOverride>
+    <w:lvlOverride w:ilvl="7">
+      <w:startOverride w:val="2"/>
+    </w:lvlOverride>
+    <w:lvlOverride w:ilvl="8">
+      <w:startOverride w:val="2"/>
+    </w:lvlOverride>
+  </w:num>
+  <w:num w:numId="1003">
+    <w:abstractNumId w:val="99413"/>
+    <w:lvlOverride w:ilvl="0">
+      <w:startOverride w:val="3"/>
+    </w:lvlOverride>
+    <w:lvlOverride w:ilvl="1">
+      <w:startOverride w:val="3"/>
+    </w:lvlOverride>
+    <w:lvlOverride w:ilvl="2">
+      <w:startOverride w:val="3"/>
+    </w:lvlOverride>
+    <w:lvlOverride w:ilvl="3">
+      <w:startOverride w:val="3"/>
+    </w:lvlOverride>
+    <w:lvlOverride w:ilvl="4">
+      <w:startOverride w:val="3"/>
+    </w:lvlOverride>
+    <w:lvlOverride w:ilvl="5">
+      <w:startOverride w:val="3"/>
+    </w:lvlOverride>
+    <w:lvlOverride w:ilvl="6">
+      <w:startOverride w:val="3"/>
+    </w:lvlOverride>
+    <w:lvlOverride w:ilvl="7">
+      <w:startOverride w:val="3"/>
+    </w:lvlOverride>
+    <w:lvlOverride w:ilvl="8">
+      <w:startOverride w:val="3"/>
+    </w:lvlOverride>
+  </w:num>
+  <w:num w:numId="1004">
     <w:abstractNumId w:val="99411"/>
     <w:lvlOverride w:ilvl="0">
       <w:startOverride w:val="1"/>
@@ -3943,7 +8376,7 @@
       <w:startOverride w:val="1"/>
     </w:lvlOverride>
   </w:num>
-  <w:num w:numId="1003">
+  <w:num w:numId="1005">
     <w:abstractNumId w:val="99412"/>
     <w:lvlOverride w:ilvl="0">
       <w:startOverride w:val="2"/>
@@ -3973,7 +8406,7 @@
       <w:startOverride w:val="2"/>
     </w:lvlOverride>
   </w:num>
-  <w:num w:numId="1004">
+  <w:num w:numId="1006">
     <w:abstractNumId w:val="99413"/>
     <w:lvlOverride w:ilvl="0">
       <w:startOverride w:val="3"/>
@@ -4003,7 +8436,7 @@
       <w:startOverride w:val="3"/>
     </w:lvlOverride>
   </w:num>
-  <w:num w:numId="1005">
+  <w:num w:numId="1007">
     <w:abstractNumId w:val="99411"/>
     <w:lvlOverride w:ilvl="0">
       <w:startOverride w:val="1"/>
@@ -4033,7 +8466,70 @@
       <w:startOverride w:val="1"/>
     </w:lvlOverride>
   </w:num>
-  <w:num w:numId="1006">
+  <w:num w:numId="1008">
+    <w:abstractNumId w:val="99412"/>
+    <w:lvlOverride w:ilvl="0">
+      <w:startOverride w:val="2"/>
+    </w:lvlOverride>
+    <w:lvlOverride w:ilvl="1">
+      <w:startOverride w:val="2"/>
+    </w:lvlOverride>
+    <w:lvlOverride w:ilvl="2">
+      <w:startOverride w:val="2"/>
+    </w:lvlOverride>
+    <w:lvlOverride w:ilvl="3">
+      <w:startOverride w:val="2"/>
+    </w:lvlOverride>
+    <w:lvlOverride w:ilvl="4">
+      <w:startOverride w:val="2"/>
+    </w:lvlOverride>
+    <w:lvlOverride w:ilvl="5">
+      <w:startOverride w:val="2"/>
+    </w:lvlOverride>
+    <w:lvlOverride w:ilvl="6">
+      <w:startOverride w:val="2"/>
+    </w:lvlOverride>
+    <w:lvlOverride w:ilvl="7">
+      <w:startOverride w:val="2"/>
+    </w:lvlOverride>
+    <w:lvlOverride w:ilvl="8">
+      <w:startOverride w:val="2"/>
+    </w:lvlOverride>
+  </w:num>
+  <w:num w:numId="1009">
+    <w:abstractNumId w:val="99413"/>
+    <w:lvlOverride w:ilvl="0">
+      <w:startOverride w:val="3"/>
+    </w:lvlOverride>
+    <w:lvlOverride w:ilvl="1">
+      <w:startOverride w:val="3"/>
+    </w:lvlOverride>
+    <w:lvlOverride w:ilvl="2">
+      <w:startOverride w:val="3"/>
+    </w:lvlOverride>
+    <w:lvlOverride w:ilvl="3">
+      <w:startOverride w:val="3"/>
+    </w:lvlOverride>
+    <w:lvlOverride w:ilvl="4">
+      <w:startOverride w:val="3"/>
+    </w:lvlOverride>
+    <w:lvlOverride w:ilvl="5">
+      <w:startOverride w:val="3"/>
+    </w:lvlOverride>
+    <w:lvlOverride w:ilvl="6">
+      <w:startOverride w:val="3"/>
+    </w:lvlOverride>
+    <w:lvlOverride w:ilvl="7">
+      <w:startOverride w:val="3"/>
+    </w:lvlOverride>
+    <w:lvlOverride w:ilvl="8">
+      <w:startOverride w:val="3"/>
+    </w:lvlOverride>
+  </w:num>
+  <w:num w:numId="1010">
+    <w:abstractNumId w:val="991"/>
+  </w:num>
+  <w:num w:numId="1011">
     <w:abstractNumId w:val="99411"/>
     <w:lvlOverride w:ilvl="0">
       <w:startOverride w:val="1"/>
@@ -4063,37 +8559,37 @@
       <w:startOverride w:val="1"/>
     </w:lvlOverride>
   </w:num>
-  <w:num w:numId="1007">
-    <w:abstractNumId w:val="99413"/>
+  <w:num w:numId="1012">
+    <w:abstractNumId w:val="99412"/>
     <w:lvlOverride w:ilvl="0">
-      <w:startOverride w:val="3"/>
+      <w:startOverride w:val="2"/>
     </w:lvlOverride>
     <w:lvlOverride w:ilvl="1">
-      <w:startOverride w:val="3"/>
+      <w:startOverride w:val="2"/>
     </w:lvlOverride>
     <w:lvlOverride w:ilvl="2">
-      <w:startOverride w:val="3"/>
+      <w:startOverride w:val="2"/>
     </w:lvlOverride>
     <w:lvlOverride w:ilvl="3">
-      <w:startOverride w:val="3"/>
+      <w:startOverride w:val="2"/>
     </w:lvlOverride>
     <w:lvlOverride w:ilvl="4">
-      <w:startOverride w:val="3"/>
+      <w:startOverride w:val="2"/>
     </w:lvlOverride>
     <w:lvlOverride w:ilvl="5">
-      <w:startOverride w:val="3"/>
+      <w:startOverride w:val="2"/>
     </w:lvlOverride>
     <w:lvlOverride w:ilvl="6">
-      <w:startOverride w:val="3"/>
+      <w:startOverride w:val="2"/>
     </w:lvlOverride>
     <w:lvlOverride w:ilvl="7">
-      <w:startOverride w:val="3"/>
+      <w:startOverride w:val="2"/>
     </w:lvlOverride>
     <w:lvlOverride w:ilvl="8">
-      <w:startOverride w:val="3"/>
+      <w:startOverride w:val="2"/>
     </w:lvlOverride>
   </w:num>
-  <w:num w:numId="1008">
+  <w:num w:numId="1013">
     <w:abstractNumId w:val="99414"/>
     <w:lvlOverride w:ilvl="0">
       <w:startOverride w:val="4"/>
@@ -4123,37 +8619,7 @@
       <w:startOverride w:val="4"/>
     </w:lvlOverride>
   </w:num>
-  <w:num w:numId="1009">
-    <w:abstractNumId w:val="99415"/>
-    <w:lvlOverride w:ilvl="0">
-      <w:startOverride w:val="5"/>
-    </w:lvlOverride>
-    <w:lvlOverride w:ilvl="1">
-      <w:startOverride w:val="5"/>
-    </w:lvlOverride>
-    <w:lvlOverride w:ilvl="2">
-      <w:startOverride w:val="5"/>
-    </w:lvlOverride>
-    <w:lvlOverride w:ilvl="3">
-      <w:startOverride w:val="5"/>
-    </w:lvlOverride>
-    <w:lvlOverride w:ilvl="4">
-      <w:startOverride w:val="5"/>
-    </w:lvlOverride>
-    <w:lvlOverride w:ilvl="5">
-      <w:startOverride w:val="5"/>
-    </w:lvlOverride>
-    <w:lvlOverride w:ilvl="6">
-      <w:startOverride w:val="5"/>
-    </w:lvlOverride>
-    <w:lvlOverride w:ilvl="7">
-      <w:startOverride w:val="5"/>
-    </w:lvlOverride>
-    <w:lvlOverride w:ilvl="8">
-      <w:startOverride w:val="5"/>
-    </w:lvlOverride>
-  </w:num>
-  <w:num w:numId="1010">
+  <w:num w:numId="1014">
     <w:abstractNumId w:val="99416"/>
     <w:lvlOverride w:ilvl="0">
       <w:startOverride w:val="6"/>
@@ -4183,13 +8649,7 @@
       <w:startOverride w:val="6"/>
     </w:lvlOverride>
   </w:num>
-  <w:num w:numId="1011">
-    <w:abstractNumId w:val="991"/>
-  </w:num>
-  <w:num w:numId="1012">
-    <w:abstractNumId w:val="991"/>
-  </w:num>
-  <w:num w:numId="1013">
+  <w:num w:numId="1015">
     <w:abstractNumId w:val="99417"/>
     <w:lvlOverride w:ilvl="0">
       <w:startOverride w:val="7"/>
@@ -4219,7 +8679,7 @@
       <w:startOverride w:val="7"/>
     </w:lvlOverride>
   </w:num>
-  <w:num w:numId="1014">
+  <w:num w:numId="1016">
     <w:abstractNumId w:val="99418"/>
     <w:lvlOverride w:ilvl="0">
       <w:startOverride w:val="8"/>
@@ -4249,7 +8709,7 @@
       <w:startOverride w:val="8"/>
     </w:lvlOverride>
   </w:num>
-  <w:num w:numId="1015">
+  <w:num w:numId="1017">
     <w:abstractNumId w:val="99419"/>
     <w:lvlOverride w:ilvl="0">
       <w:startOverride w:val="9"/>
@@ -4279,19 +8739,157 @@
       <w:startOverride w:val="9"/>
     </w:lvlOverride>
   </w:num>
-  <w:num w:numId="1016">
-    <w:abstractNumId w:val="991"/>
-  </w:num>
-  <w:num w:numId="1017">
-    <w:abstractNumId w:val="991"/>
-  </w:num>
   <w:num w:numId="1018">
-    <w:abstractNumId w:val="991"/>
+    <w:abstractNumId w:val="994110"/>
+    <w:lvlOverride w:ilvl="0">
+      <w:startOverride w:val="10"/>
+    </w:lvlOverride>
+    <w:lvlOverride w:ilvl="1">
+      <w:startOverride w:val="10"/>
+    </w:lvlOverride>
+    <w:lvlOverride w:ilvl="2">
+      <w:startOverride w:val="10"/>
+    </w:lvlOverride>
+    <w:lvlOverride w:ilvl="3">
+      <w:startOverride w:val="10"/>
+    </w:lvlOverride>
+    <w:lvlOverride w:ilvl="4">
+      <w:startOverride w:val="10"/>
+    </w:lvlOverride>
+    <w:lvlOverride w:ilvl="5">
+      <w:startOverride w:val="10"/>
+    </w:lvlOverride>
+    <w:lvlOverride w:ilvl="6">
+      <w:startOverride w:val="10"/>
+    </w:lvlOverride>
+    <w:lvlOverride w:ilvl="7">
+      <w:startOverride w:val="10"/>
+    </w:lvlOverride>
+    <w:lvlOverride w:ilvl="8">
+      <w:startOverride w:val="10"/>
+    </w:lvlOverride>
   </w:num>
   <w:num w:numId="1019">
-    <w:abstractNumId w:val="991"/>
+    <w:abstractNumId w:val="994111"/>
+    <w:lvlOverride w:ilvl="0">
+      <w:startOverride w:val="11"/>
+    </w:lvlOverride>
+    <w:lvlOverride w:ilvl="1">
+      <w:startOverride w:val="11"/>
+    </w:lvlOverride>
+    <w:lvlOverride w:ilvl="2">
+      <w:startOverride w:val="11"/>
+    </w:lvlOverride>
+    <w:lvlOverride w:ilvl="3">
+      <w:startOverride w:val="11"/>
+    </w:lvlOverride>
+    <w:lvlOverride w:ilvl="4">
+      <w:startOverride w:val="11"/>
+    </w:lvlOverride>
+    <w:lvlOverride w:ilvl="5">
+      <w:startOverride w:val="11"/>
+    </w:lvlOverride>
+    <w:lvlOverride w:ilvl="6">
+      <w:startOverride w:val="11"/>
+    </w:lvlOverride>
+    <w:lvlOverride w:ilvl="7">
+      <w:startOverride w:val="11"/>
+    </w:lvlOverride>
+    <w:lvlOverride w:ilvl="8">
+      <w:startOverride w:val="11"/>
+    </w:lvlOverride>
   </w:num>
   <w:num w:numId="1020">
+    <w:abstractNumId w:val="994112"/>
+    <w:lvlOverride w:ilvl="0">
+      <w:startOverride w:val="12"/>
+    </w:lvlOverride>
+    <w:lvlOverride w:ilvl="1">
+      <w:startOverride w:val="12"/>
+    </w:lvlOverride>
+    <w:lvlOverride w:ilvl="2">
+      <w:startOverride w:val="12"/>
+    </w:lvlOverride>
+    <w:lvlOverride w:ilvl="3">
+      <w:startOverride w:val="12"/>
+    </w:lvlOverride>
+    <w:lvlOverride w:ilvl="4">
+      <w:startOverride w:val="12"/>
+    </w:lvlOverride>
+    <w:lvlOverride w:ilvl="5">
+      <w:startOverride w:val="12"/>
+    </w:lvlOverride>
+    <w:lvlOverride w:ilvl="6">
+      <w:startOverride w:val="12"/>
+    </w:lvlOverride>
+    <w:lvlOverride w:ilvl="7">
+      <w:startOverride w:val="12"/>
+    </w:lvlOverride>
+    <w:lvlOverride w:ilvl="8">
+      <w:startOverride w:val="12"/>
+    </w:lvlOverride>
+  </w:num>
+  <w:num w:numId="1021">
+    <w:abstractNumId w:val="994113"/>
+    <w:lvlOverride w:ilvl="0">
+      <w:startOverride w:val="13"/>
+    </w:lvlOverride>
+    <w:lvlOverride w:ilvl="1">
+      <w:startOverride w:val="13"/>
+    </w:lvlOverride>
+    <w:lvlOverride w:ilvl="2">
+      <w:startOverride w:val="13"/>
+    </w:lvlOverride>
+    <w:lvlOverride w:ilvl="3">
+      <w:startOverride w:val="13"/>
+    </w:lvlOverride>
+    <w:lvlOverride w:ilvl="4">
+      <w:startOverride w:val="13"/>
+    </w:lvlOverride>
+    <w:lvlOverride w:ilvl="5">
+      <w:startOverride w:val="13"/>
+    </w:lvlOverride>
+    <w:lvlOverride w:ilvl="6">
+      <w:startOverride w:val="13"/>
+    </w:lvlOverride>
+    <w:lvlOverride w:ilvl="7">
+      <w:startOverride w:val="13"/>
+    </w:lvlOverride>
+    <w:lvlOverride w:ilvl="8">
+      <w:startOverride w:val="13"/>
+    </w:lvlOverride>
+  </w:num>
+  <w:num w:numId="1022">
+    <w:abstractNumId w:val="994114"/>
+    <w:lvlOverride w:ilvl="0">
+      <w:startOverride w:val="14"/>
+    </w:lvlOverride>
+    <w:lvlOverride w:ilvl="1">
+      <w:startOverride w:val="14"/>
+    </w:lvlOverride>
+    <w:lvlOverride w:ilvl="2">
+      <w:startOverride w:val="14"/>
+    </w:lvlOverride>
+    <w:lvlOverride w:ilvl="3">
+      <w:startOverride w:val="14"/>
+    </w:lvlOverride>
+    <w:lvlOverride w:ilvl="4">
+      <w:startOverride w:val="14"/>
+    </w:lvlOverride>
+    <w:lvlOverride w:ilvl="5">
+      <w:startOverride w:val="14"/>
+    </w:lvlOverride>
+    <w:lvlOverride w:ilvl="6">
+      <w:startOverride w:val="14"/>
+    </w:lvlOverride>
+    <w:lvlOverride w:ilvl="7">
+      <w:startOverride w:val="14"/>
+    </w:lvlOverride>
+    <w:lvlOverride w:ilvl="8">
+      <w:startOverride w:val="14"/>
+    </w:lvlOverride>
+  </w:num>
+  <w:num w:numId="1023">
     <w:abstractNumId w:val="99411"/>
     <w:lvlOverride w:ilvl="0">
       <w:startOverride w:val="1"/>
@@ -4321,133 +8919,37 @@
       <w:startOverride w:val="1"/>
     </w:lvlOverride>
   </w:num>
-  <w:num w:numId="1021">
-    <w:abstractNumId w:val="99413"/>
+  <w:num w:numId="1024">
+    <w:abstractNumId w:val="99412"/>
     <w:lvlOverride w:ilvl="0">
-      <w:startOverride w:val="3"/>
+      <w:startOverride w:val="2"/>
     </w:lvlOverride>
     <w:lvlOverride w:ilvl="1">
-      <w:startOverride w:val="3"/>
+      <w:startOverride w:val="2"/>
     </w:lvlOverride>
     <w:lvlOverride w:ilvl="2">
-      <w:startOverride w:val="3"/>
+      <w:startOverride w:val="2"/>
     </w:lvlOverride>
     <w:lvlOverride w:ilvl="3">
-      <w:startOverride w:val="3"/>
+      <w:startOverride w:val="2"/>
     </w:lvlOverride>
     <w:lvlOverride w:ilvl="4">
-      <w:startOverride w:val="3"/>
+      <w:startOverride w:val="2"/>
     </w:lvlOverride>
     <w:lvlOverride w:ilvl="5">
-      <w:startOverride w:val="3"/>
+      <w:startOverride w:val="2"/>
     </w:lvlOverride>
     <w:lvlOverride w:ilvl="6">
-      <w:startOverride w:val="3"/>
+      <w:startOverride w:val="2"/>
     </w:lvlOverride>
     <w:lvlOverride w:ilvl="7">
-      <w:startOverride w:val="3"/>
+      <w:startOverride w:val="2"/>
     </w:lvlOverride>
     <w:lvlOverride w:ilvl="8">
-      <w:startOverride w:val="3"/>
-    </w:lvlOverride>
-  </w:num>
-  <w:num w:numId="1022">
-    <w:abstractNumId w:val="99414"/>
-    <w:lvlOverride w:ilvl="0">
-      <w:startOverride w:val="4"/>
-    </w:lvlOverride>
-    <w:lvlOverride w:ilvl="1">
-      <w:startOverride w:val="4"/>
-    </w:lvlOverride>
-    <w:lvlOverride w:ilvl="2">
-      <w:startOverride w:val="4"/>
-    </w:lvlOverride>
-    <w:lvlOverride w:ilvl="3">
-      <w:startOverride w:val="4"/>
-    </w:lvlOverride>
-    <w:lvlOverride w:ilvl="4">
-      <w:startOverride w:val="4"/>
-    </w:lvlOverride>
-    <w:lvlOverride w:ilvl="5">
-      <w:startOverride w:val="4"/>
-    </w:lvlOverride>
-    <w:lvlOverride w:ilvl="6">
-      <w:startOverride w:val="4"/>
-    </w:lvlOverride>
-    <w:lvlOverride w:ilvl="7">
-      <w:startOverride w:val="4"/>
-    </w:lvlOverride>
-    <w:lvlOverride w:ilvl="8">
-      <w:startOverride w:val="4"/>
-    </w:lvlOverride>
-  </w:num>
-  <w:num w:numId="1023">
-    <w:abstractNumId w:val="991"/>
-  </w:num>
-  <w:num w:numId="1024">
-    <w:abstractNumId w:val="99415"/>
-    <w:lvlOverride w:ilvl="0">
-      <w:startOverride w:val="5"/>
-    </w:lvlOverride>
-    <w:lvlOverride w:ilvl="1">
-      <w:startOverride w:val="5"/>
-    </w:lvlOverride>
-    <w:lvlOverride w:ilvl="2">
-      <w:startOverride w:val="5"/>
-    </w:lvlOverride>
-    <w:lvlOverride w:ilvl="3">
-      <w:startOverride w:val="5"/>
-    </w:lvlOverride>
-    <w:lvlOverride w:ilvl="4">
-      <w:startOverride w:val="5"/>
-    </w:lvlOverride>
-    <w:lvlOverride w:ilvl="5">
-      <w:startOverride w:val="5"/>
-    </w:lvlOverride>
-    <w:lvlOverride w:ilvl="6">
-      <w:startOverride w:val="5"/>
-    </w:lvlOverride>
-    <w:lvlOverride w:ilvl="7">
-      <w:startOverride w:val="5"/>
-    </w:lvlOverride>
-    <w:lvlOverride w:ilvl="8">
-      <w:startOverride w:val="5"/>
+      <w:startOverride w:val="2"/>
     </w:lvlOverride>
   </w:num>
   <w:num w:numId="1025">
-    <w:abstractNumId w:val="991"/>
-  </w:num>
-  <w:num w:numId="1026">
-    <w:abstractNumId w:val="99416"/>
-    <w:lvlOverride w:ilvl="0">
-      <w:startOverride w:val="6"/>
-    </w:lvlOverride>
-    <w:lvlOverride w:ilvl="1">
-      <w:startOverride w:val="6"/>
-    </w:lvlOverride>
-    <w:lvlOverride w:ilvl="2">
-      <w:startOverride w:val="6"/>
-    </w:lvlOverride>
-    <w:lvlOverride w:ilvl="3">
-      <w:startOverride w:val="6"/>
-    </w:lvlOverride>
-    <w:lvlOverride w:ilvl="4">
-      <w:startOverride w:val="6"/>
-    </w:lvlOverride>
-    <w:lvlOverride w:ilvl="5">
-      <w:startOverride w:val="6"/>
-    </w:lvlOverride>
-    <w:lvlOverride w:ilvl="6">
-      <w:startOverride w:val="6"/>
-    </w:lvlOverride>
-    <w:lvlOverride w:ilvl="7">
-      <w:startOverride w:val="6"/>
-    </w:lvlOverride>
-    <w:lvlOverride w:ilvl="8">
-      <w:startOverride w:val="6"/>
-    </w:lvlOverride>
-  </w:num>
-  <w:num w:numId="1027">
     <w:abstractNumId w:val="99411"/>
     <w:lvlOverride w:ilvl="0">
       <w:startOverride w:val="1"/>
@@ -4475,6 +8977,66 @@
     </w:lvlOverride>
     <w:lvlOverride w:ilvl="8">
       <w:startOverride w:val="1"/>
+    </w:lvlOverride>
+  </w:num>
+  <w:num w:numId="1026">
+    <w:abstractNumId w:val="99412"/>
+    <w:lvlOverride w:ilvl="0">
+      <w:startOverride w:val="2"/>
+    </w:lvlOverride>
+    <w:lvlOverride w:ilvl="1">
+      <w:startOverride w:val="2"/>
+    </w:lvlOverride>
+    <w:lvlOverride w:ilvl="2">
+      <w:startOverride w:val="2"/>
+    </w:lvlOverride>
+    <w:lvlOverride w:ilvl="3">
+      <w:startOverride w:val="2"/>
+    </w:lvlOverride>
+    <w:lvlOverride w:ilvl="4">
+      <w:startOverride w:val="2"/>
+    </w:lvlOverride>
+    <w:lvlOverride w:ilvl="5">
+      <w:startOverride w:val="2"/>
+    </w:lvlOverride>
+    <w:lvlOverride w:ilvl="6">
+      <w:startOverride w:val="2"/>
+    </w:lvlOverride>
+    <w:lvlOverride w:ilvl="7">
+      <w:startOverride w:val="2"/>
+    </w:lvlOverride>
+    <w:lvlOverride w:ilvl="8">
+      <w:startOverride w:val="2"/>
+    </w:lvlOverride>
+  </w:num>
+  <w:num w:numId="1027">
+    <w:abstractNumId w:val="99412"/>
+    <w:lvlOverride w:ilvl="0">
+      <w:startOverride w:val="2"/>
+    </w:lvlOverride>
+    <w:lvlOverride w:ilvl="1">
+      <w:startOverride w:val="2"/>
+    </w:lvlOverride>
+    <w:lvlOverride w:ilvl="2">
+      <w:startOverride w:val="2"/>
+    </w:lvlOverride>
+    <w:lvlOverride w:ilvl="3">
+      <w:startOverride w:val="2"/>
+    </w:lvlOverride>
+    <w:lvlOverride w:ilvl="4">
+      <w:startOverride w:val="2"/>
+    </w:lvlOverride>
+    <w:lvlOverride w:ilvl="5">
+      <w:startOverride w:val="2"/>
+    </w:lvlOverride>
+    <w:lvlOverride w:ilvl="6">
+      <w:startOverride w:val="2"/>
+    </w:lvlOverride>
+    <w:lvlOverride w:ilvl="7">
+      <w:startOverride w:val="2"/>
+    </w:lvlOverride>
+    <w:lvlOverride w:ilvl="8">
+      <w:startOverride w:val="2"/>
     </w:lvlOverride>
   </w:num>
   <w:num w:numId="1028">
@@ -4505,66 +9067,6 @@
     </w:lvlOverride>
     <w:lvlOverride w:ilvl="8">
       <w:startOverride w:val="3"/>
-    </w:lvlOverride>
-  </w:num>
-  <w:num w:numId="1029">
-    <w:abstractNumId w:val="99414"/>
-    <w:lvlOverride w:ilvl="0">
-      <w:startOverride w:val="4"/>
-    </w:lvlOverride>
-    <w:lvlOverride w:ilvl="1">
-      <w:startOverride w:val="4"/>
-    </w:lvlOverride>
-    <w:lvlOverride w:ilvl="2">
-      <w:startOverride w:val="4"/>
-    </w:lvlOverride>
-    <w:lvlOverride w:ilvl="3">
-      <w:startOverride w:val="4"/>
-    </w:lvlOverride>
-    <w:lvlOverride w:ilvl="4">
-      <w:startOverride w:val="4"/>
-    </w:lvlOverride>
-    <w:lvlOverride w:ilvl="5">
-      <w:startOverride w:val="4"/>
-    </w:lvlOverride>
-    <w:lvlOverride w:ilvl="6">
-      <w:startOverride w:val="4"/>
-    </w:lvlOverride>
-    <w:lvlOverride w:ilvl="7">
-      <w:startOverride w:val="4"/>
-    </w:lvlOverride>
-    <w:lvlOverride w:ilvl="8">
-      <w:startOverride w:val="4"/>
-    </w:lvlOverride>
-  </w:num>
-  <w:num w:numId="1030">
-    <w:abstractNumId w:val="99415"/>
-    <w:lvlOverride w:ilvl="0">
-      <w:startOverride w:val="5"/>
-    </w:lvlOverride>
-    <w:lvlOverride w:ilvl="1">
-      <w:startOverride w:val="5"/>
-    </w:lvlOverride>
-    <w:lvlOverride w:ilvl="2">
-      <w:startOverride w:val="5"/>
-    </w:lvlOverride>
-    <w:lvlOverride w:ilvl="3">
-      <w:startOverride w:val="5"/>
-    </w:lvlOverride>
-    <w:lvlOverride w:ilvl="4">
-      <w:startOverride w:val="5"/>
-    </w:lvlOverride>
-    <w:lvlOverride w:ilvl="5">
-      <w:startOverride w:val="5"/>
-    </w:lvlOverride>
-    <w:lvlOverride w:ilvl="6">
-      <w:startOverride w:val="5"/>
-    </w:lvlOverride>
-    <w:lvlOverride w:ilvl="7">
-      <w:startOverride w:val="5"/>
-    </w:lvlOverride>
-    <w:lvlOverride w:ilvl="8">
-      <w:startOverride w:val="5"/>
     </w:lvlOverride>
   </w:num>
 </w:numbering>
